--- a/docs/manuale_proprietario.docx
+++ b/docs/manuale_proprietario.docx
@@ -81,7 +81,7 @@
                 <w:color w:val="E94560"/>
                 <w:sz w:val="104"/>
               </w:rPr>
-              <w:t>BSR</w:t>
+              <w:t>QuickLunch</w:t>
             </w:r>
           </w:p>
           <w:p>
@@ -245,7 +245,7 @@
                 <w:color w:val="405570"/>
                 <w:sz w:val="18"/>
               </w:rPr>
-              <w:t>Manuale del Proprietario  ·  Versione 2.0  ·  Giugno 2026</w:t>
+              <w:t>Manuale del Proprietario  ·  Versione 2.0  ·  Giugno 2026  ·  © 2024–26 DS Consulting</w:t>
             </w:r>
           </w:p>
         </w:tc>
@@ -373,7 +373,7 @@
                 <w:color w:val="0F3460"/>
                 <w:sz w:val="22"/>
               </w:rPr>
-              <w:t>Cos'è BSR Pranzo</w:t>
+              <w:t>Cos'è QuickLunch</w:t>
             </w:r>
           </w:p>
         </w:tc>
@@ -1298,6 +1298,72 @@
                 <w:sz w:val="22"/>
               </w:rPr>
               <w:t>Credenziali di accesso</w:t>
+            </w:r>
+          </w:p>
+        </w:tc>
+      </w:tr>
+      <w:tr>
+        <w:tc>
+          <w:tcPr>
+            <w:tcW w:w="393" w:type="dxa"/>
+            <w:shd w:val="clear" w:color="auto" w:fill="E94560"/>
+            <w:tcMar>
+              <w:top w:w="50" w:type="dxa"/>
+              <w:bottom w:w="50" w:type="dxa"/>
+              <w:left w:w="60" w:type="dxa"/>
+              <w:right w:w="60" w:type="dxa"/>
+            </w:tcMar>
+          </w:tcPr>
+          <w:p>
+            <w:pPr>
+              <w:spacing w:before="0" w:after="0"/>
+              <w:jc w:val="center"/>
+            </w:pPr>
+            <w:r>
+              <w:rPr>
+                <w:rFonts w:ascii="PT Sans Narrow" w:hAnsi="PT Sans Narrow" w:cs="PT Sans Narrow" w:eastAsia="PT Sans Narrow"/>
+                <w:b/>
+                <w:i w:val="0"/>
+                <w:color w:val="FFFFFF"/>
+                <w:sz w:val="20"/>
+              </w:rPr>
+              <w:t>A</w:t>
+            </w:r>
+          </w:p>
+        </w:tc>
+        <w:tc>
+          <w:tcPr>
+            <w:tcW w:w="6102" w:type="dxa"/>
+            <w:shd w:val="clear" w:color="auto" w:fill="F0F4F8"/>
+            <w:tcMar>
+              <w:top w:w="50" w:type="dxa"/>
+              <w:bottom w:w="50" w:type="dxa"/>
+              <w:left w:w="100" w:type="dxa"/>
+              <w:right w:w="60" w:type="dxa"/>
+            </w:tcMar>
+          </w:tcPr>
+          <w:p>
+            <w:pPr>
+              <w:spacing w:before="0" w:after="0"/>
+            </w:pPr>
+            <w:r>
+              <w:rPr>
+                <w:rFonts w:ascii="PT Sans Narrow" w:hAnsi="PT Sans Narrow" w:cs="PT Sans Narrow" w:eastAsia="PT Sans Narrow"/>
+                <w:b w:val="0"/>
+                <w:i w:val="0"/>
+                <w:sz w:val="20"/>
+              </w:rPr>
+              <w:t xml:space="preserve">🖥️  </w:t>
+            </w:r>
+            <w:r>
+              <w:rPr>
+                <w:rFonts w:ascii="PT Sans Narrow" w:hAnsi="PT Sans Narrow" w:cs="PT Sans Narrow" w:eastAsia="PT Sans Narrow"/>
+                <w:b w:val="0"/>
+                <w:i w:val="0"/>
+                <w:color w:val="0F3460"/>
+                <w:sz w:val="22"/>
+              </w:rPr>
+              <w:t>Pagine principali del sito (mockup)</w:t>
             </w:r>
           </w:p>
         </w:tc>
@@ -1356,7 +1422,7 @@
           <w:color w:val="0F3460"/>
           <w:sz w:val="38"/>
         </w:rPr>
-        <w:t>Cos'è BSR Pranzo</w:t>
+        <w:t>Cos'è QuickLunch</w:t>
       </w:r>
     </w:p>
     <w:p>
@@ -1372,7 +1438,7 @@
           <w:color w:val="343A40"/>
           <w:sz w:val="22"/>
         </w:rPr>
-        <w:t>BSR Pranzo è una piattaforma web completa progettata per semplificare la gestione quotidiana di bar, mense aziendali e caffetterie. Funziona direttamente dal browser — senza installazioni, senza app da aggiornare — ed è accessibile da qualsiasi dispositivo: computer, tablet o smartphone.</w:t>
+        <w:t>QuickLunch è una piattaforma web completa progettata per semplificare la gestione quotidiana di bar, mense aziendali e caffetterie. Funziona direttamente dal browser — senza installazioni, senza app da aggiornare — ed è accessibile da qualsiasi dispositivo: computer, tablet o smartphone.</w:t>
       </w:r>
     </w:p>
     <w:p>
@@ -11260,6 +11326,4726 @@
     </w:p>
     <w:p>
       <w:pPr>
+        <w:spacing w:after="0" w:before="0"/>
+      </w:pPr>
+      <w:r>
+        <w:br w:type="page"/>
+      </w:r>
+    </w:p>
+    <w:p>
+      <w:pPr>
+        <w:spacing w:before="0" w:after="40"/>
+      </w:pPr>
+    </w:p>
+    <w:p>
+      <w:pPr>
+        <w:spacing w:before="200" w:after="80"/>
+        <w:jc w:val="left"/>
+        <w:pBdr>
+          <w:bottom w:val="single" w:sz="8" w:color="E94560"/>
+        </w:pBdr>
+      </w:pPr>
+      <w:r>
+        <w:rPr>
+          <w:rFonts w:ascii="PT Sans Narrow" w:hAnsi="PT Sans Narrow" w:cs="PT Sans Narrow" w:eastAsia="PT Sans Narrow"/>
+          <w:b/>
+          <w:i w:val="0"/>
+          <w:color w:val="E94560"/>
+          <w:sz w:val="16"/>
+        </w:rPr>
+        <w:t xml:space="preserve">SEZIONE A   </w:t>
+      </w:r>
+      <w:r>
+        <w:rPr>
+          <w:rFonts w:ascii="PT Sans Narrow" w:hAnsi="PT Sans Narrow" w:cs="PT Sans Narrow" w:eastAsia="PT Sans Narrow"/>
+          <w:b w:val="0"/>
+          <w:i w:val="0"/>
+          <w:sz w:val="36"/>
+        </w:rPr>
+        <w:t xml:space="preserve">🖥️  </w:t>
+      </w:r>
+      <w:r>
+        <w:rPr>
+          <w:rFonts w:ascii="PT Sans Narrow" w:hAnsi="PT Sans Narrow" w:cs="PT Sans Narrow" w:eastAsia="PT Sans Narrow"/>
+          <w:b/>
+          <w:i w:val="0"/>
+          <w:color w:val="0F3460"/>
+          <w:sz w:val="38"/>
+        </w:rPr>
+        <w:t>Pagine principali del sito</w:t>
+      </w:r>
+    </w:p>
+    <w:p>
+      <w:pPr>
+        <w:spacing w:before="0" w:after="120"/>
+        <w:jc w:val="left"/>
+      </w:pPr>
+      <w:r>
+        <w:rPr>
+          <w:rFonts w:ascii="PT Sans Narrow" w:hAnsi="PT Sans Narrow" w:cs="PT Sans Narrow" w:eastAsia="PT Sans Narrow"/>
+          <w:b w:val="0"/>
+          <w:i w:val="0"/>
+          <w:color w:val="343A40"/>
+          <w:sz w:val="22"/>
+        </w:rPr>
+        <w:t>Le rappresentazioni seguenti mostrano le schermate chiave che clienti e personale utilizzano ogni giorno. L'interfaccia è accessibile da qualsiasi browser, senza installare alcuna app. La versione mobile adatta automaticamente tutti i layout.</w:t>
+      </w:r>
+    </w:p>
+    <w:p>
+      <w:pPr>
+        <w:spacing w:before="240" w:after="80"/>
+      </w:pPr>
+      <w:r>
+        <w:rPr>
+          <w:rFonts w:ascii="PT Sans Narrow" w:hAnsi="PT Sans Narrow" w:cs="PT Sans Narrow" w:eastAsia="PT Sans Narrow"/>
+          <w:b/>
+          <w:i w:val="0"/>
+          <w:color w:val="16213E"/>
+          <w:sz w:val="26"/>
+        </w:rPr>
+        <w:t>1 · Menu di oggi  —  /t/{slug}/menu</w:t>
+      </w:r>
+    </w:p>
+    <w:p>
+      <w:pPr>
+        <w:spacing w:before="0" w:after="120"/>
+        <w:jc w:val="left"/>
+      </w:pPr>
+      <w:r>
+        <w:rPr>
+          <w:rFonts w:ascii="PT Sans Narrow" w:hAnsi="PT Sans Narrow" w:cs="PT Sans Narrow" w:eastAsia="PT Sans Narrow"/>
+          <w:b w:val="0"/>
+          <w:i w:val="0"/>
+          <w:color w:val="343A40"/>
+          <w:sz w:val="22"/>
+        </w:rPr>
+        <w:t>I clienti sfogliano i prodotti disponibili oggi, filtrano per categoria con le pillole di scelta rapida e aggiungono al carrello con la quantità desiderata.</w:t>
+      </w:r>
+    </w:p>
+    <w:tbl>
+      <w:tblPr>
+        <w:tblLook w:firstColumn="1" w:firstRow="1" w:lastColumn="0" w:lastRow="0" w:noHBand="0" w:noVBand="1" w:val="04A0"/>
+        <w:tblBorders>
+          <w:top w:val="nil"/>
+          <w:left w:val="nil"/>
+          <w:bottom w:val="nil"/>
+          <w:right w:val="nil"/>
+          <w:insideH w:val="nil"/>
+          <w:insideV w:val="nil"/>
+        </w:tblBorders>
+        <w:tblW w:w="6496" w:type="dxa"/>
+      </w:tblPr>
+      <w:tblGrid>
+        <w:gridCol w:w="9406"/>
+      </w:tblGrid>
+      <w:tr>
+        <w:tc>
+          <w:tcPr>
+            <w:tcW w:type="dxa" w:w="9406"/>
+            <w:shd w:val="clear" w:color="auto" w:fill="1E2A38"/>
+            <w:tcMar>
+              <w:top w:w="45" w:type="dxa"/>
+              <w:bottom w:w="45" w:type="dxa"/>
+              <w:left w:w="80" w:type="dxa"/>
+              <w:right w:w="80" w:type="dxa"/>
+            </w:tcMar>
+          </w:tcPr>
+          <w:p>
+            <w:pPr>
+              <w:spacing w:before="0" w:after="0"/>
+            </w:pPr>
+            <w:r>
+              <w:rPr>
+                <w:rFonts w:ascii="PT Sans Narrow" w:hAnsi="PT Sans Narrow" w:cs="PT Sans Narrow" w:eastAsia="PT Sans Narrow"/>
+                <w:b w:val="0"/>
+                <w:i w:val="0"/>
+                <w:color w:val="6C8296"/>
+                <w:sz w:val="16"/>
+              </w:rPr>
+              <w:t xml:space="preserve">● ● ●   </w:t>
+            </w:r>
+            <w:r>
+              <w:rPr>
+                <w:rFonts w:ascii="PT Sans Narrow" w:hAnsi="PT Sans Narrow" w:cs="PT Sans Narrow" w:eastAsia="PT Sans Narrow"/>
+                <w:b w:val="0"/>
+                <w:i w:val="0"/>
+                <w:color w:val="90B8D8"/>
+                <w:sz w:val="16"/>
+              </w:rPr>
+              <w:t>app.bsrpranzo.it/t/bar-centrale/menu</w:t>
+            </w:r>
+          </w:p>
+        </w:tc>
+      </w:tr>
+      <w:tr>
+        <w:tc>
+          <w:tcPr>
+            <w:tcW w:type="dxa" w:w="9406"/>
+            <w:shd w:val="clear" w:color="auto" w:fill="F0F4F8"/>
+            <w:tcMar>
+              <w:top w:w="40" w:type="dxa"/>
+              <w:bottom w:w="40" w:type="dxa"/>
+              <w:left w:w="80" w:type="dxa"/>
+              <w:right w:w="80" w:type="dxa"/>
+            </w:tcMar>
+          </w:tcPr>
+          <w:p>
+            <w:pPr>
+              <w:spacing w:before="0" w:after="0"/>
+            </w:pPr>
+            <w:r>
+              <w:rPr>
+                <w:rFonts w:ascii="PT Sans Narrow" w:hAnsi="PT Sans Narrow" w:cs="PT Sans Narrow" w:eastAsia="PT Sans Narrow"/>
+                <w:b w:val="0"/>
+                <w:i w:val="0"/>
+                <w:color w:val="16213E"/>
+                <w:sz w:val="18"/>
+              </w:rPr>
+              <w:t>🔵 Tutto   🔴 Panini   🟢 Primi   🟠 Dolci   🔵 Bevande   🟣 Insalate</w:t>
+            </w:r>
+          </w:p>
+        </w:tc>
+      </w:tr>
+      <w:tr>
+        <w:tc>
+          <w:tcPr>
+            <w:tcW w:type="dxa" w:w="9406"/>
+            <w:shd w:val="clear" w:color="auto" w:fill="FFFFFF"/>
+            <w:tcMar>
+              <w:top w:w="40" w:type="dxa"/>
+              <w:bottom w:w="40" w:type="dxa"/>
+              <w:left w:w="80" w:type="dxa"/>
+              <w:right w:w="80" w:type="dxa"/>
+            </w:tcMar>
+          </w:tcPr>
+          <w:p>
+            <w:pPr>
+              <w:spacing w:before="0" w:after="0"/>
+            </w:pPr>
+            <w:r>
+              <w:rPr>
+                <w:rFonts w:ascii="PT Sans Narrow" w:hAnsi="PT Sans Narrow" w:cs="PT Sans Narrow" w:eastAsia="PT Sans Narrow"/>
+                <w:b w:val="0"/>
+                <w:i w:val="0"/>
+                <w:color w:val="DEE2E6"/>
+                <w:sz w:val="12"/>
+              </w:rPr>
+              <w:t>─ ─ ─ ─ ─ ─ ─ ─ ─ ─ ─ ─ ─ ─ ─ ─ ─ ─ ─ ─ ─ ─ ─ ─ ─ ─ ─ ─ ─ ─</w:t>
+            </w:r>
+          </w:p>
+        </w:tc>
+      </w:tr>
+      <w:tr>
+        <w:tc>
+          <w:tcPr>
+            <w:tcW w:type="dxa" w:w="9406"/>
+            <w:shd w:val="clear" w:color="auto" w:fill="F8F9FA"/>
+            <w:tcMar>
+              <w:top w:w="50" w:type="dxa"/>
+              <w:bottom w:w="50" w:type="dxa"/>
+              <w:left w:w="80" w:type="dxa"/>
+              <w:right w:w="80" w:type="dxa"/>
+            </w:tcMar>
+          </w:tcPr>
+          <w:p>
+            <w:pPr>
+              <w:spacing w:before="0" w:after="0"/>
+            </w:pPr>
+            <w:r>
+              <w:rPr>
+                <w:rFonts w:ascii="PT Sans Narrow" w:hAnsi="PT Sans Narrow" w:cs="PT Sans Narrow" w:eastAsia="PT Sans Narrow"/>
+                <w:b w:val="0"/>
+                <w:i w:val="0"/>
+                <w:sz w:val="22"/>
+              </w:rPr>
+              <w:t xml:space="preserve">🥪  </w:t>
+            </w:r>
+            <w:r>
+              <w:rPr>
+                <w:rFonts w:ascii="PT Sans Narrow" w:hAnsi="PT Sans Narrow" w:cs="PT Sans Narrow" w:eastAsia="PT Sans Narrow"/>
+                <w:b w:val="0"/>
+                <w:i w:val="0"/>
+                <w:color w:val="16213E"/>
+                <w:sz w:val="18"/>
+              </w:rPr>
+              <w:t xml:space="preserve">Panino Classico                 </w:t>
+            </w:r>
+            <w:r>
+              <w:rPr>
+                <w:rFonts w:ascii="PT Sans Narrow" w:hAnsi="PT Sans Narrow" w:cs="PT Sans Narrow" w:eastAsia="PT Sans Narrow"/>
+                <w:b/>
+                <w:i w:val="0"/>
+                <w:color w:val="E94560"/>
+                <w:sz w:val="18"/>
+              </w:rPr>
+              <w:t>4.50 €</w:t>
+            </w:r>
+            <w:r>
+              <w:rPr>
+                <w:rFonts w:ascii="PT Sans Narrow" w:hAnsi="PT Sans Narrow" w:cs="PT Sans Narrow" w:eastAsia="PT Sans Narrow"/>
+                <w:b w:val="0"/>
+                <w:i w:val="0"/>
+                <w:color w:val="6C757D"/>
+                <w:sz w:val="16"/>
+              </w:rPr>
+              <w:t xml:space="preserve">   [+ Aggiungi]</w:t>
+            </w:r>
+          </w:p>
+        </w:tc>
+      </w:tr>
+      <w:tr>
+        <w:tc>
+          <w:tcPr>
+            <w:tcW w:type="dxa" w:w="9406"/>
+            <w:shd w:val="clear" w:color="auto" w:fill="FFFFFF"/>
+            <w:tcMar>
+              <w:top w:w="50" w:type="dxa"/>
+              <w:bottom w:w="50" w:type="dxa"/>
+              <w:left w:w="80" w:type="dxa"/>
+              <w:right w:w="80" w:type="dxa"/>
+            </w:tcMar>
+          </w:tcPr>
+          <w:p>
+            <w:pPr>
+              <w:spacing w:before="0" w:after="0"/>
+            </w:pPr>
+            <w:r>
+              <w:rPr>
+                <w:rFonts w:ascii="PT Sans Narrow" w:hAnsi="PT Sans Narrow" w:cs="PT Sans Narrow" w:eastAsia="PT Sans Narrow"/>
+                <w:b w:val="0"/>
+                <w:i w:val="0"/>
+                <w:sz w:val="22"/>
+              </w:rPr>
+              <w:t xml:space="preserve">🍝  </w:t>
+            </w:r>
+            <w:r>
+              <w:rPr>
+                <w:rFonts w:ascii="PT Sans Narrow" w:hAnsi="PT Sans Narrow" w:cs="PT Sans Narrow" w:eastAsia="PT Sans Narrow"/>
+                <w:b w:val="0"/>
+                <w:i w:val="0"/>
+                <w:color w:val="16213E"/>
+                <w:sz w:val="18"/>
+              </w:rPr>
+              <w:t xml:space="preserve">Spaghetti al Pomodoro           </w:t>
+            </w:r>
+            <w:r>
+              <w:rPr>
+                <w:rFonts w:ascii="PT Sans Narrow" w:hAnsi="PT Sans Narrow" w:cs="PT Sans Narrow" w:eastAsia="PT Sans Narrow"/>
+                <w:b/>
+                <w:i w:val="0"/>
+                <w:color w:val="E94560"/>
+                <w:sz w:val="18"/>
+              </w:rPr>
+              <w:t>5.00 €</w:t>
+            </w:r>
+            <w:r>
+              <w:rPr>
+                <w:rFonts w:ascii="PT Sans Narrow" w:hAnsi="PT Sans Narrow" w:cs="PT Sans Narrow" w:eastAsia="PT Sans Narrow"/>
+                <w:b w:val="0"/>
+                <w:i w:val="0"/>
+                <w:color w:val="6C757D"/>
+                <w:sz w:val="16"/>
+              </w:rPr>
+              <w:t xml:space="preserve">   [+ Aggiungi]</w:t>
+            </w:r>
+          </w:p>
+        </w:tc>
+      </w:tr>
+      <w:tr>
+        <w:tc>
+          <w:tcPr>
+            <w:tcW w:type="dxa" w:w="9406"/>
+            <w:shd w:val="clear" w:color="auto" w:fill="F8F9FA"/>
+            <w:tcMar>
+              <w:top w:w="50" w:type="dxa"/>
+              <w:bottom w:w="50" w:type="dxa"/>
+              <w:left w:w="80" w:type="dxa"/>
+              <w:right w:w="80" w:type="dxa"/>
+            </w:tcMar>
+          </w:tcPr>
+          <w:p>
+            <w:pPr>
+              <w:spacing w:before="0" w:after="0"/>
+            </w:pPr>
+            <w:r>
+              <w:rPr>
+                <w:rFonts w:ascii="PT Sans Narrow" w:hAnsi="PT Sans Narrow" w:cs="PT Sans Narrow" w:eastAsia="PT Sans Narrow"/>
+                <w:b w:val="0"/>
+                <w:i w:val="0"/>
+                <w:sz w:val="22"/>
+              </w:rPr>
+              <w:t xml:space="preserve">🧁  </w:t>
+            </w:r>
+            <w:r>
+              <w:rPr>
+                <w:rFonts w:ascii="PT Sans Narrow" w:hAnsi="PT Sans Narrow" w:cs="PT Sans Narrow" w:eastAsia="PT Sans Narrow"/>
+                <w:b w:val="0"/>
+                <w:i w:val="0"/>
+                <w:color w:val="16213E"/>
+                <w:sz w:val="18"/>
+              </w:rPr>
+              <w:t xml:space="preserve">Tiramisù                        </w:t>
+            </w:r>
+            <w:r>
+              <w:rPr>
+                <w:rFonts w:ascii="PT Sans Narrow" w:hAnsi="PT Sans Narrow" w:cs="PT Sans Narrow" w:eastAsia="PT Sans Narrow"/>
+                <w:b/>
+                <w:i w:val="0"/>
+                <w:color w:val="E94560"/>
+                <w:sz w:val="18"/>
+              </w:rPr>
+              <w:t>2.50 €</w:t>
+            </w:r>
+            <w:r>
+              <w:rPr>
+                <w:rFonts w:ascii="PT Sans Narrow" w:hAnsi="PT Sans Narrow" w:cs="PT Sans Narrow" w:eastAsia="PT Sans Narrow"/>
+                <w:b w:val="0"/>
+                <w:i w:val="0"/>
+                <w:color w:val="6C757D"/>
+                <w:sz w:val="16"/>
+              </w:rPr>
+              <w:t xml:space="preserve">   [+ Aggiungi]</w:t>
+            </w:r>
+          </w:p>
+        </w:tc>
+      </w:tr>
+      <w:tr>
+        <w:tc>
+          <w:tcPr>
+            <w:tcW w:type="dxa" w:w="9406"/>
+            <w:shd w:val="clear" w:color="auto" w:fill="1E2A38"/>
+            <w:tcMar>
+              <w:top w:w="40" w:type="dxa"/>
+              <w:bottom w:w="40" w:type="dxa"/>
+              <w:left w:w="80" w:type="dxa"/>
+              <w:right w:w="80" w:type="dxa"/>
+            </w:tcMar>
+          </w:tcPr>
+          <w:p>
+            <w:pPr>
+              <w:spacing w:before="0" w:after="0"/>
+            </w:pPr>
+            <w:r>
+              <w:rPr>
+                <w:rFonts w:ascii="PT Sans Narrow" w:hAnsi="PT Sans Narrow" w:cs="PT Sans Narrow" w:eastAsia="PT Sans Narrow"/>
+                <w:b w:val="0"/>
+                <w:i w:val="0"/>
+                <w:color w:val="90B8D8"/>
+                <w:sz w:val="16"/>
+              </w:rPr>
+              <w:t>🛒 Carrello (2 prodotti)   |   💳 Wallet: 12.50 €   |   ⭐ 145 punti</w:t>
+            </w:r>
+          </w:p>
+        </w:tc>
+      </w:tr>
+    </w:tbl>
+    <w:p>
+      <w:pPr>
+        <w:spacing w:after="200"/>
+      </w:pPr>
+    </w:p>
+    <w:tbl>
+      <w:tblPr>
+        <w:tblLook w:firstColumn="1" w:firstRow="1" w:lastColumn="0" w:lastRow="0" w:noHBand="0" w:noVBand="1" w:val="04A0"/>
+        <w:tblBorders>
+          <w:top w:val="nil"/>
+          <w:left w:val="nil"/>
+          <w:bottom w:val="nil"/>
+          <w:right w:val="nil"/>
+          <w:insideH w:val="nil"/>
+          <w:insideV w:val="nil"/>
+        </w:tblBorders>
+        <w:tblW w:w="6496" w:type="dxa"/>
+      </w:tblPr>
+      <w:tblGrid>
+        <w:gridCol w:w="9406"/>
+      </w:tblGrid>
+      <w:tr>
+        <w:tc>
+          <w:tcPr>
+            <w:tcW w:type="dxa" w:w="9406"/>
+            <w:shd w:val="clear" w:color="auto" w:fill="EBF5FB"/>
+            <w:tcBorders>
+              <w:top w:val="single" w:sz="8" w:color="FFFFFF" w:space="0"/>
+              <w:bottom w:val="single" w:sz="8" w:color="FFFFFF" w:space="0"/>
+              <w:left w:val="single" w:sz="8" w:color="0F3460" w:space="0"/>
+              <w:right w:val="single" w:sz="8" w:color="FFFFFF" w:space="0"/>
+            </w:tcBorders>
+            <w:tcMar>
+              <w:top w:w="80" w:type="dxa"/>
+              <w:bottom w:w="80" w:type="dxa"/>
+              <w:left w:w="120" w:type="dxa"/>
+              <w:right w:w="80" w:type="dxa"/>
+            </w:tcMar>
+          </w:tcPr>
+          <w:p>
+            <w:pPr>
+              <w:spacing w:before="0" w:after="0"/>
+            </w:pPr>
+            <w:r>
+              <w:rPr>
+                <w:rFonts w:ascii="PT Sans Narrow" w:hAnsi="PT Sans Narrow" w:cs="PT Sans Narrow" w:eastAsia="PT Sans Narrow"/>
+                <w:b w:val="0"/>
+                <w:i w:val="0"/>
+                <w:color w:val="0F3460"/>
+                <w:sz w:val="20"/>
+              </w:rPr>
+              <w:t xml:space="preserve">💡  </w:t>
+            </w:r>
+            <w:r>
+              <w:rPr>
+                <w:rFonts w:ascii="PT Sans Narrow" w:hAnsi="PT Sans Narrow" w:cs="PT Sans Narrow" w:eastAsia="PT Sans Narrow"/>
+                <w:b w:val="0"/>
+                <w:i w:val="0"/>
+                <w:color w:val="16213E"/>
+                <w:sz w:val="20"/>
+              </w:rPr>
+              <w:t>Il menu mostra solo i prodotti attivi con quantità &gt; 0 aggiornate dal pannello admin. I prodotti esauriti scompaiono automaticamente.</w:t>
+            </w:r>
+          </w:p>
+        </w:tc>
+      </w:tr>
+    </w:tbl>
+    <w:p>
+      <w:pPr>
+        <w:spacing w:after="160"/>
+      </w:pPr>
+    </w:p>
+    <w:p>
+      <w:pPr>
+        <w:spacing w:before="240" w:after="80"/>
+      </w:pPr>
+      <w:r>
+        <w:rPr>
+          <w:rFonts w:ascii="PT Sans Narrow" w:hAnsi="PT Sans Narrow" w:cs="PT Sans Narrow" w:eastAsia="PT Sans Narrow"/>
+          <w:b/>
+          <w:i w:val="0"/>
+          <w:color w:val="16213E"/>
+          <w:sz w:val="26"/>
+        </w:rPr>
+        <w:t>2 · Builder — scelta tipo piatto  —  /t/{slug}/builder/visual</w:t>
+      </w:r>
+    </w:p>
+    <w:p>
+      <w:pPr>
+        <w:spacing w:before="0" w:after="120"/>
+        <w:jc w:val="left"/>
+      </w:pPr>
+      <w:r>
+        <w:rPr>
+          <w:rFonts w:ascii="PT Sans Narrow" w:hAnsi="PT Sans Narrow" w:cs="PT Sans Narrow" w:eastAsia="PT Sans Narrow"/>
+          <w:b w:val="0"/>
+          <w:i w:val="0"/>
+          <w:color w:val="343A40"/>
+          <w:sz w:val="22"/>
+        </w:rPr>
+        <w:t>Il cliente sceglie tra Panino o Insalata. Ogni opzione mostra il prezzo di partenza e una breve descrizione degli ingredienti che potrà personalizzare nei passi successivi.</w:t>
+      </w:r>
+    </w:p>
+    <w:tbl>
+      <w:tblPr>
+        <w:tblLook w:firstColumn="1" w:firstRow="1" w:lastColumn="0" w:lastRow="0" w:noHBand="0" w:noVBand="1" w:val="04A0"/>
+        <w:tblBorders>
+          <w:top w:val="nil"/>
+          <w:left w:val="nil"/>
+          <w:bottom w:val="nil"/>
+          <w:right w:val="nil"/>
+          <w:insideH w:val="nil"/>
+          <w:insideV w:val="nil"/>
+        </w:tblBorders>
+        <w:tblW w:w="6496" w:type="dxa"/>
+      </w:tblPr>
+      <w:tblGrid>
+        <w:gridCol w:w="9406"/>
+      </w:tblGrid>
+      <w:tr>
+        <w:tc>
+          <w:tcPr>
+            <w:tcW w:type="dxa" w:w="9406"/>
+            <w:shd w:val="clear" w:color="auto" w:fill="1E2A38"/>
+            <w:tcMar>
+              <w:top w:w="45" w:type="dxa"/>
+              <w:bottom w:w="45" w:type="dxa"/>
+              <w:left w:w="80" w:type="dxa"/>
+              <w:right w:w="80" w:type="dxa"/>
+            </w:tcMar>
+          </w:tcPr>
+          <w:p>
+            <w:pPr>
+              <w:spacing w:before="0" w:after="0"/>
+            </w:pPr>
+            <w:r>
+              <w:rPr>
+                <w:rFonts w:ascii="PT Sans Narrow" w:hAnsi="PT Sans Narrow" w:cs="PT Sans Narrow" w:eastAsia="PT Sans Narrow"/>
+                <w:b w:val="0"/>
+                <w:i w:val="0"/>
+                <w:color w:val="6C8296"/>
+                <w:sz w:val="16"/>
+              </w:rPr>
+              <w:t xml:space="preserve">● ● ●   </w:t>
+            </w:r>
+            <w:r>
+              <w:rPr>
+                <w:rFonts w:ascii="PT Sans Narrow" w:hAnsi="PT Sans Narrow" w:cs="PT Sans Narrow" w:eastAsia="PT Sans Narrow"/>
+                <w:b w:val="0"/>
+                <w:i w:val="0"/>
+                <w:color w:val="90B8D8"/>
+                <w:sz w:val="16"/>
+              </w:rPr>
+              <w:t>app.bsrpranzo.it/t/bar-centrale/builder/visual</w:t>
+            </w:r>
+          </w:p>
+        </w:tc>
+      </w:tr>
+      <w:tr>
+        <w:tc>
+          <w:tcPr>
+            <w:tcW w:type="dxa" w:w="9406"/>
+            <w:shd w:val="clear" w:color="auto" w:fill="F8F9FA"/>
+            <w:tcMar>
+              <w:top w:w="80" w:type="dxa"/>
+              <w:bottom w:w="80" w:type="dxa"/>
+              <w:left w:w="80" w:type="dxa"/>
+              <w:right w:w="80" w:type="dxa"/>
+            </w:tcMar>
+          </w:tcPr>
+          <w:p>
+            <w:pPr>
+              <w:spacing w:before="0" w:after="200"/>
+              <w:jc w:val="center"/>
+            </w:pPr>
+            <w:r>
+              <w:rPr>
+                <w:rFonts w:ascii="PT Sans Narrow" w:hAnsi="PT Sans Narrow" w:cs="PT Sans Narrow" w:eastAsia="PT Sans Narrow"/>
+                <w:b/>
+                <w:i w:val="0"/>
+                <w:color w:val="0F3460"/>
+                <w:sz w:val="28"/>
+              </w:rPr>
+              <w:t>🍴  Componi il tuo piatto</w:t>
+            </w:r>
+            <w:r>
+              <w:rPr>
+                <w:rFonts w:ascii="PT Sans Narrow" w:hAnsi="PT Sans Narrow" w:cs="PT Sans Narrow" w:eastAsia="PT Sans Narrow"/>
+                <w:b w:val="0"/>
+                <w:i w:val="0"/>
+                <w:color w:val="6C757D"/>
+                <w:sz w:val="18"/>
+              </w:rPr>
+              <w:br/>
+              <w:t>Scegli e personalizza passo per passo</w:t>
+            </w:r>
+          </w:p>
+          <w:tbl>
+            <w:tblPr>
+              <w:tblW w:type="auto" w:w="0"/>
+              <w:tblLook w:firstColumn="1" w:firstRow="1" w:lastColumn="0" w:lastRow="0" w:noHBand="0" w:noVBand="1" w:val="04A0"/>
+              <w:tblBorders>
+                <w:top w:val="nil"/>
+                <w:left w:val="nil"/>
+                <w:bottom w:val="nil"/>
+                <w:right w:val="nil"/>
+                <w:insideH w:val="nil"/>
+                <w:insideV w:val="nil"/>
+              </w:tblBorders>
+            </w:tblPr>
+            <w:tblGrid>
+              <w:gridCol w:w="4703"/>
+              <w:gridCol w:w="4703"/>
+            </w:tblGrid>
+            <w:tr>
+              <w:tc>
+                <w:tcPr>
+                  <w:tcW w:type="dxa" w:w="4703"/>
+                  <w:shd w:val="clear" w:color="auto" w:fill="FFF5F7"/>
+                  <w:tcBorders>
+                    <w:top w:val="single" w:sz="12" w:color="E94560" w:space="0"/>
+                    <w:bottom w:val="single" w:sz="12" w:color="E94560" w:space="0"/>
+                    <w:left w:val="single" w:sz="12" w:color="E94560" w:space="0"/>
+                    <w:right w:val="single" w:sz="12" w:color="E94560" w:space="0"/>
+                  </w:tcBorders>
+                  <w:tcMar>
+                    <w:top w:w="100" w:type="dxa"/>
+                    <w:bottom w:w="100" w:type="dxa"/>
+                    <w:left w:w="80" w:type="dxa"/>
+                    <w:right w:w="80" w:type="dxa"/>
+                  </w:tcMar>
+                </w:tcPr>
+                <w:p>
+                  <w:pPr>
+                    <w:spacing w:before="0" w:after="120"/>
+                    <w:jc w:val="center"/>
+                  </w:pPr>
+                  <w:r>
+                    <w:rPr>
+                      <w:rFonts w:ascii="PT Sans Narrow" w:hAnsi="PT Sans Narrow" w:cs="PT Sans Narrow" w:eastAsia="PT Sans Narrow"/>
+                      <w:b w:val="0"/>
+                      <w:i w:val="0"/>
+                      <w:sz w:val="48"/>
+                    </w:rPr>
+                    <w:t>🥪</w:t>
+                    <w:br/>
+                  </w:r>
+                  <w:r>
+                    <w:rPr>
+                      <w:rFonts w:ascii="PT Sans Narrow" w:hAnsi="PT Sans Narrow" w:cs="PT Sans Narrow" w:eastAsia="PT Sans Narrow"/>
+                      <w:b/>
+                      <w:i w:val="0"/>
+                      <w:color w:val="16213E"/>
+                      <w:sz w:val="26"/>
+                    </w:rPr>
+                    <w:t>PANINO</w:t>
+                    <w:br/>
+                  </w:r>
+                  <w:r>
+                    <w:rPr>
+                      <w:rFonts w:ascii="PT Sans Narrow" w:hAnsi="PT Sans Narrow" w:cs="PT Sans Narrow" w:eastAsia="PT Sans Narrow"/>
+                      <w:b w:val="0"/>
+                      <w:i w:val="0"/>
+                      <w:color w:val="6C757D"/>
+                      <w:sz w:val="16"/>
+                    </w:rPr>
+                    <w:t>Pane · Proteina · Verdure · Salse</w:t>
+                    <w:br/>
+                  </w:r>
+                  <w:r>
+                    <w:rPr>
+                      <w:rFonts w:ascii="PT Sans Narrow" w:hAnsi="PT Sans Narrow" w:cs="PT Sans Narrow" w:eastAsia="PT Sans Narrow"/>
+                      <w:b/>
+                      <w:i w:val="0"/>
+                      <w:color w:val="E94560"/>
+                      <w:sz w:val="18"/>
+                    </w:rPr>
+                    <w:t>da 3.50 €</w:t>
+                  </w:r>
+                </w:p>
+              </w:tc>
+              <w:tc>
+                <w:tcPr>
+                  <w:tcW w:type="dxa" w:w="4703"/>
+                  <w:shd w:val="clear" w:color="auto" w:fill="F0FFF4"/>
+                  <w:tcBorders>
+                    <w:top w:val="single" w:sz="12" w:color="28A745" w:space="0"/>
+                    <w:bottom w:val="single" w:sz="12" w:color="28A745" w:space="0"/>
+                    <w:left w:val="single" w:sz="12" w:color="28A745" w:space="0"/>
+                    <w:right w:val="single" w:sz="12" w:color="28A745" w:space="0"/>
+                  </w:tcBorders>
+                  <w:tcMar>
+                    <w:top w:w="100" w:type="dxa"/>
+                    <w:bottom w:w="100" w:type="dxa"/>
+                    <w:left w:w="80" w:type="dxa"/>
+                    <w:right w:w="80" w:type="dxa"/>
+                  </w:tcMar>
+                </w:tcPr>
+                <w:p>
+                  <w:pPr>
+                    <w:spacing w:before="0" w:after="120"/>
+                    <w:jc w:val="center"/>
+                  </w:pPr>
+                  <w:r>
+                    <w:rPr>
+                      <w:rFonts w:ascii="PT Sans Narrow" w:hAnsi="PT Sans Narrow" w:cs="PT Sans Narrow" w:eastAsia="PT Sans Narrow"/>
+                      <w:b w:val="0"/>
+                      <w:i w:val="0"/>
+                      <w:sz w:val="48"/>
+                    </w:rPr>
+                    <w:t>🥗</w:t>
+                    <w:br/>
+                  </w:r>
+                  <w:r>
+                    <w:rPr>
+                      <w:rFonts w:ascii="PT Sans Narrow" w:hAnsi="PT Sans Narrow" w:cs="PT Sans Narrow" w:eastAsia="PT Sans Narrow"/>
+                      <w:b/>
+                      <w:i w:val="0"/>
+                      <w:color w:val="16213E"/>
+                      <w:sz w:val="26"/>
+                    </w:rPr>
+                    <w:t>INSALATA</w:t>
+                    <w:br/>
+                  </w:r>
+                  <w:r>
+                    <w:rPr>
+                      <w:rFonts w:ascii="PT Sans Narrow" w:hAnsi="PT Sans Narrow" w:cs="PT Sans Narrow" w:eastAsia="PT Sans Narrow"/>
+                      <w:b w:val="0"/>
+                      <w:i w:val="0"/>
+                      <w:color w:val="6C757D"/>
+                      <w:sz w:val="16"/>
+                    </w:rPr>
+                    <w:t>Base · Proteina · Verdure · Condimento</w:t>
+                    <w:br/>
+                  </w:r>
+                  <w:r>
+                    <w:rPr>
+                      <w:rFonts w:ascii="PT Sans Narrow" w:hAnsi="PT Sans Narrow" w:cs="PT Sans Narrow" w:eastAsia="PT Sans Narrow"/>
+                      <w:b/>
+                      <w:i w:val="0"/>
+                      <w:color w:val="28A745"/>
+                      <w:sz w:val="18"/>
+                    </w:rPr>
+                    <w:t>da 3.00 €</w:t>
+                  </w:r>
+                </w:p>
+              </w:tc>
+            </w:tr>
+          </w:tbl>
+          <w:p/>
+        </w:tc>
+      </w:tr>
+    </w:tbl>
+    <w:p>
+      <w:pPr>
+        <w:spacing w:after="200"/>
+      </w:pPr>
+    </w:p>
+    <w:p>
+      <w:pPr>
+        <w:spacing w:before="240" w:after="80"/>
+      </w:pPr>
+      <w:r>
+        <w:rPr>
+          <w:rFonts w:ascii="PT Sans Narrow" w:hAnsi="PT Sans Narrow" w:cs="PT Sans Narrow" w:eastAsia="PT Sans Narrow"/>
+          <w:b/>
+          <w:i w:val="0"/>
+          <w:color w:val="16213E"/>
+          <w:sz w:val="26"/>
+        </w:rPr>
+        <w:t>3 · Builder — step ingredienti (stile kiosk McDonald's)</w:t>
+      </w:r>
+    </w:p>
+    <w:p>
+      <w:pPr>
+        <w:spacing w:before="0" w:after="120"/>
+        <w:jc w:val="left"/>
+      </w:pPr>
+      <w:r>
+        <w:rPr>
+          <w:rFonts w:ascii="PT Sans Narrow" w:hAnsi="PT Sans Narrow" w:cs="PT Sans Narrow" w:eastAsia="PT Sans Narrow"/>
+          <w:b w:val="0"/>
+          <w:i w:val="0"/>
+          <w:color w:val="343A40"/>
+          <w:sz w:val="22"/>
+        </w:rPr>
+        <w:t>Il cliente è guidato passo per passo. Ogni categoria di ingredienti occupa uno step distinto. Le carte sono grandi e touch-friendly. La carta selezionata si evidenzia in rosso. L'utente non può passare allo step successivo senza aver scelto in uno step obbligatorio.</w:t>
+      </w:r>
+    </w:p>
+    <w:tbl>
+      <w:tblPr>
+        <w:tblLook w:firstColumn="1" w:firstRow="1" w:lastColumn="0" w:lastRow="0" w:noHBand="0" w:noVBand="1" w:val="04A0"/>
+        <w:tblBorders>
+          <w:top w:val="nil"/>
+          <w:left w:val="nil"/>
+          <w:bottom w:val="nil"/>
+          <w:right w:val="nil"/>
+          <w:insideH w:val="nil"/>
+          <w:insideV w:val="nil"/>
+        </w:tblBorders>
+        <w:tblW w:w="6496" w:type="dxa"/>
+      </w:tblPr>
+      <w:tblGrid>
+        <w:gridCol w:w="9406"/>
+      </w:tblGrid>
+      <w:tr>
+        <w:tc>
+          <w:tcPr>
+            <w:tcW w:type="dxa" w:w="9406"/>
+            <w:shd w:val="clear" w:color="auto" w:fill="1E2A38"/>
+            <w:tcMar>
+              <w:top w:w="45" w:type="dxa"/>
+              <w:bottom w:w="45" w:type="dxa"/>
+              <w:left w:w="80" w:type="dxa"/>
+              <w:right w:w="80" w:type="dxa"/>
+            </w:tcMar>
+          </w:tcPr>
+          <w:p>
+            <w:pPr>
+              <w:spacing w:before="0" w:after="0"/>
+            </w:pPr>
+            <w:r>
+              <w:rPr>
+                <w:rFonts w:ascii="PT Sans Narrow" w:hAnsi="PT Sans Narrow" w:cs="PT Sans Narrow" w:eastAsia="PT Sans Narrow"/>
+                <w:b w:val="0"/>
+                <w:i w:val="0"/>
+                <w:color w:val="6C8296"/>
+                <w:sz w:val="16"/>
+              </w:rPr>
+              <w:t xml:space="preserve">● ● ●   </w:t>
+            </w:r>
+            <w:r>
+              <w:rPr>
+                <w:rFonts w:ascii="PT Sans Narrow" w:hAnsi="PT Sans Narrow" w:cs="PT Sans Narrow" w:eastAsia="PT Sans Narrow"/>
+                <w:b w:val="0"/>
+                <w:i w:val="0"/>
+                <w:color w:val="90B8D8"/>
+                <w:sz w:val="16"/>
+              </w:rPr>
+              <w:t>app.bsrpranzo.it/t/bar-centrale/builder/visual?type=panino</w:t>
+            </w:r>
+          </w:p>
+        </w:tc>
+      </w:tr>
+    </w:tbl>
+    <w:tbl>
+      <w:tblPr>
+        <w:tblLook w:firstColumn="1" w:firstRow="1" w:lastColumn="0" w:lastRow="0" w:noHBand="0" w:noVBand="1" w:val="04A0"/>
+        <w:tblBorders>
+          <w:top w:val="nil"/>
+          <w:left w:val="nil"/>
+          <w:bottom w:val="nil"/>
+          <w:right w:val="nil"/>
+          <w:insideH w:val="nil"/>
+          <w:insideV w:val="nil"/>
+        </w:tblBorders>
+        <w:tblW w:w="6496" w:type="dxa"/>
+      </w:tblPr>
+      <w:tblGrid>
+        <w:gridCol w:w="1881"/>
+        <w:gridCol w:w="1881"/>
+        <w:gridCol w:w="1881"/>
+        <w:gridCol w:w="1881"/>
+        <w:gridCol w:w="1881"/>
+      </w:tblGrid>
+      <w:tr>
+        <w:tc>
+          <w:tcPr>
+            <w:tcW w:type="dxa" w:w="1881"/>
+            <w:shd w:val="clear" w:color="auto" w:fill="E94560"/>
+            <w:tcMar>
+              <w:top w:w="45" w:type="dxa"/>
+              <w:bottom w:w="45" w:type="dxa"/>
+              <w:left w:w="10" w:type="dxa"/>
+              <w:right w:w="10" w:type="dxa"/>
+            </w:tcMar>
+          </w:tcPr>
+          <w:p>
+            <w:pPr>
+              <w:spacing w:before="0" w:after="40"/>
+              <w:jc w:val="center"/>
+            </w:pPr>
+            <w:r>
+              <w:rPr>
+                <w:rFonts w:ascii="PT Sans Narrow" w:hAnsi="PT Sans Narrow" w:cs="PT Sans Narrow" w:eastAsia="PT Sans Narrow"/>
+                <w:b/>
+                <w:i w:val="0"/>
+                <w:color w:val="FFFFFF"/>
+                <w:sz w:val="18"/>
+              </w:rPr>
+              <w:t>1</w:t>
+              <w:br/>
+            </w:r>
+            <w:r>
+              <w:rPr>
+                <w:rFonts w:ascii="PT Sans Narrow" w:hAnsi="PT Sans Narrow" w:cs="PT Sans Narrow" w:eastAsia="PT Sans Narrow"/>
+                <w:b w:val="0"/>
+                <w:i w:val="0"/>
+                <w:color w:val="FFFFFF"/>
+                <w:sz w:val="13"/>
+              </w:rPr>
+              <w:t>Pane</w:t>
+            </w:r>
+          </w:p>
+        </w:tc>
+        <w:tc>
+          <w:tcPr>
+            <w:tcW w:type="dxa" w:w="1881"/>
+            <w:shd w:val="clear" w:color="auto" w:fill="DEE2E6"/>
+            <w:tcMar>
+              <w:top w:w="45" w:type="dxa"/>
+              <w:bottom w:w="45" w:type="dxa"/>
+              <w:left w:w="10" w:type="dxa"/>
+              <w:right w:w="10" w:type="dxa"/>
+            </w:tcMar>
+          </w:tcPr>
+          <w:p>
+            <w:pPr>
+              <w:spacing w:before="0" w:after="40"/>
+              <w:jc w:val="center"/>
+            </w:pPr>
+            <w:r>
+              <w:rPr>
+                <w:rFonts w:ascii="PT Sans Narrow" w:hAnsi="PT Sans Narrow" w:cs="PT Sans Narrow" w:eastAsia="PT Sans Narrow"/>
+                <w:b/>
+                <w:i w:val="0"/>
+                <w:color w:val="6C757D"/>
+                <w:sz w:val="18"/>
+              </w:rPr>
+              <w:t>2</w:t>
+              <w:br/>
+            </w:r>
+            <w:r>
+              <w:rPr>
+                <w:rFonts w:ascii="PT Sans Narrow" w:hAnsi="PT Sans Narrow" w:cs="PT Sans Narrow" w:eastAsia="PT Sans Narrow"/>
+                <w:b w:val="0"/>
+                <w:i w:val="0"/>
+                <w:color w:val="6C757D"/>
+                <w:sz w:val="13"/>
+              </w:rPr>
+              <w:t>Proteina</w:t>
+            </w:r>
+          </w:p>
+        </w:tc>
+        <w:tc>
+          <w:tcPr>
+            <w:tcW w:type="dxa" w:w="1881"/>
+            <w:shd w:val="clear" w:color="auto" w:fill="DEE2E6"/>
+            <w:tcMar>
+              <w:top w:w="45" w:type="dxa"/>
+              <w:bottom w:w="45" w:type="dxa"/>
+              <w:left w:w="10" w:type="dxa"/>
+              <w:right w:w="10" w:type="dxa"/>
+            </w:tcMar>
+          </w:tcPr>
+          <w:p>
+            <w:pPr>
+              <w:spacing w:before="0" w:after="40"/>
+              <w:jc w:val="center"/>
+            </w:pPr>
+            <w:r>
+              <w:rPr>
+                <w:rFonts w:ascii="PT Sans Narrow" w:hAnsi="PT Sans Narrow" w:cs="PT Sans Narrow" w:eastAsia="PT Sans Narrow"/>
+                <w:b/>
+                <w:i w:val="0"/>
+                <w:color w:val="6C757D"/>
+                <w:sz w:val="18"/>
+              </w:rPr>
+              <w:t>3</w:t>
+              <w:br/>
+            </w:r>
+            <w:r>
+              <w:rPr>
+                <w:rFonts w:ascii="PT Sans Narrow" w:hAnsi="PT Sans Narrow" w:cs="PT Sans Narrow" w:eastAsia="PT Sans Narrow"/>
+                <w:b w:val="0"/>
+                <w:i w:val="0"/>
+                <w:color w:val="6C757D"/>
+                <w:sz w:val="13"/>
+              </w:rPr>
+              <w:t>Verdure</w:t>
+            </w:r>
+          </w:p>
+        </w:tc>
+        <w:tc>
+          <w:tcPr>
+            <w:tcW w:type="dxa" w:w="1881"/>
+            <w:shd w:val="clear" w:color="auto" w:fill="DEE2E6"/>
+            <w:tcMar>
+              <w:top w:w="45" w:type="dxa"/>
+              <w:bottom w:w="45" w:type="dxa"/>
+              <w:left w:w="10" w:type="dxa"/>
+              <w:right w:w="10" w:type="dxa"/>
+            </w:tcMar>
+          </w:tcPr>
+          <w:p>
+            <w:pPr>
+              <w:spacing w:before="0" w:after="40"/>
+              <w:jc w:val="center"/>
+            </w:pPr>
+            <w:r>
+              <w:rPr>
+                <w:rFonts w:ascii="PT Sans Narrow" w:hAnsi="PT Sans Narrow" w:cs="PT Sans Narrow" w:eastAsia="PT Sans Narrow"/>
+                <w:b/>
+                <w:i w:val="0"/>
+                <w:color w:val="6C757D"/>
+                <w:sz w:val="18"/>
+              </w:rPr>
+              <w:t>4</w:t>
+              <w:br/>
+            </w:r>
+            <w:r>
+              <w:rPr>
+                <w:rFonts w:ascii="PT Sans Narrow" w:hAnsi="PT Sans Narrow" w:cs="PT Sans Narrow" w:eastAsia="PT Sans Narrow"/>
+                <w:b w:val="0"/>
+                <w:i w:val="0"/>
+                <w:color w:val="6C757D"/>
+                <w:sz w:val="13"/>
+              </w:rPr>
+              <w:t>Salse</w:t>
+            </w:r>
+          </w:p>
+        </w:tc>
+        <w:tc>
+          <w:tcPr>
+            <w:tcW w:type="dxa" w:w="1881"/>
+            <w:shd w:val="clear" w:color="auto" w:fill="DEE2E6"/>
+            <w:tcMar>
+              <w:top w:w="45" w:type="dxa"/>
+              <w:bottom w:w="45" w:type="dxa"/>
+              <w:left w:w="10" w:type="dxa"/>
+              <w:right w:w="10" w:type="dxa"/>
+            </w:tcMar>
+          </w:tcPr>
+          <w:p>
+            <w:pPr>
+              <w:spacing w:before="0" w:after="40"/>
+              <w:jc w:val="center"/>
+            </w:pPr>
+            <w:r>
+              <w:rPr>
+                <w:rFonts w:ascii="PT Sans Narrow" w:hAnsi="PT Sans Narrow" w:cs="PT Sans Narrow" w:eastAsia="PT Sans Narrow"/>
+                <w:b/>
+                <w:i w:val="0"/>
+                <w:color w:val="6C757D"/>
+                <w:sz w:val="18"/>
+              </w:rPr>
+              <w:t>⊙</w:t>
+              <w:br/>
+            </w:r>
+            <w:r>
+              <w:rPr>
+                <w:rFonts w:ascii="PT Sans Narrow" w:hAnsi="PT Sans Narrow" w:cs="PT Sans Narrow" w:eastAsia="PT Sans Narrow"/>
+                <w:b w:val="0"/>
+                <w:i w:val="0"/>
+                <w:color w:val="6C757D"/>
+                <w:sz w:val="13"/>
+              </w:rPr>
+              <w:t>Fine</w:t>
+            </w:r>
+          </w:p>
+        </w:tc>
+      </w:tr>
+    </w:tbl>
+    <w:p>
+      <w:pPr>
+        <w:spacing w:after="40"/>
+      </w:pPr>
+    </w:p>
+    <w:tbl>
+      <w:tblPr>
+        <w:tblLook w:firstColumn="1" w:firstRow="1" w:lastColumn="0" w:lastRow="0" w:noHBand="0" w:noVBand="1" w:val="04A0"/>
+        <w:tblBorders>
+          <w:top w:val="nil"/>
+          <w:left w:val="nil"/>
+          <w:bottom w:val="nil"/>
+          <w:right w:val="nil"/>
+          <w:insideH w:val="nil"/>
+          <w:insideV w:val="nil"/>
+        </w:tblBorders>
+        <w:tblW w:w="6496" w:type="dxa"/>
+      </w:tblPr>
+      <w:tblGrid>
+        <w:gridCol w:w="9406"/>
+      </w:tblGrid>
+      <w:tr>
+        <w:tc>
+          <w:tcPr>
+            <w:tcW w:type="dxa" w:w="9406"/>
+            <w:shd w:val="clear" w:color="auto" w:fill="FFFFFF"/>
+            <w:tcMar>
+              <w:top w:w="100" w:type="dxa"/>
+              <w:bottom w:w="80" w:type="dxa"/>
+              <w:left w:w="80" w:type="dxa"/>
+              <w:right w:w="80" w:type="dxa"/>
+            </w:tcMar>
+          </w:tcPr>
+          <w:p>
+            <w:pPr>
+              <w:spacing w:before="0" w:after="80"/>
+              <w:jc w:val="center"/>
+            </w:pPr>
+            <w:r>
+              <w:rPr>
+                <w:rFonts w:ascii="PT Sans Narrow" w:hAnsi="PT Sans Narrow" w:cs="PT Sans Narrow" w:eastAsia="PT Sans Narrow"/>
+                <w:b/>
+                <w:i w:val="0"/>
+                <w:color w:val="6C757D"/>
+                <w:sz w:val="14"/>
+              </w:rPr>
+              <w:t xml:space="preserve">STEP 1 DI 4  </w:t>
+            </w:r>
+            <w:r>
+              <w:rPr>
+                <w:rFonts w:ascii="PT Sans Narrow" w:hAnsi="PT Sans Narrow" w:cs="PT Sans Narrow" w:eastAsia="PT Sans Narrow"/>
+                <w:b/>
+                <w:i w:val="0"/>
+                <w:color w:val="E94560"/>
+                <w:sz w:val="14"/>
+              </w:rPr>
+              <w:t>★ OBBLIGATORIO</w:t>
+            </w:r>
+          </w:p>
+          <w:p>
+            <w:pPr>
+              <w:spacing w:before="80" w:after="80"/>
+              <w:jc w:val="center"/>
+            </w:pPr>
+            <w:r>
+              <w:rPr>
+                <w:rFonts w:ascii="PT Sans Narrow" w:hAnsi="PT Sans Narrow" w:cs="PT Sans Narrow" w:eastAsia="PT Sans Narrow"/>
+                <w:b w:val="0"/>
+                <w:i w:val="0"/>
+                <w:sz w:val="40"/>
+              </w:rPr>
+              <w:t xml:space="preserve">🍞  </w:t>
+            </w:r>
+            <w:r>
+              <w:rPr>
+                <w:rFonts w:ascii="PT Sans Narrow" w:hAnsi="PT Sans Narrow" w:cs="PT Sans Narrow" w:eastAsia="PT Sans Narrow"/>
+                <w:b/>
+                <w:i w:val="0"/>
+                <w:color w:val="0F3460"/>
+                <w:sz w:val="32"/>
+              </w:rPr>
+              <w:t>Scegli il Pane</w:t>
+            </w:r>
+          </w:p>
+          <w:p>
+            <w:pPr>
+              <w:spacing w:before="0" w:after="0"/>
+              <w:jc w:val="center"/>
+            </w:pPr>
+            <w:r>
+              <w:rPr>
+                <w:rFonts w:ascii="PT Sans Narrow" w:hAnsi="PT Sans Narrow" w:cs="PT Sans Narrow" w:eastAsia="PT Sans Narrow"/>
+                <w:b w:val="0"/>
+                <w:i w:val="0"/>
+                <w:color w:val="6C757D"/>
+                <w:sz w:val="18"/>
+              </w:rPr>
+              <w:t>Scegli 1 opzione</w:t>
+            </w:r>
+          </w:p>
+        </w:tc>
+      </w:tr>
+    </w:tbl>
+    <w:p>
+      <w:pPr>
+        <w:spacing w:after="40"/>
+      </w:pPr>
+    </w:p>
+    <w:tbl>
+      <w:tblPr>
+        <w:tblLook w:firstColumn="1" w:firstRow="1" w:lastColumn="0" w:lastRow="0" w:noHBand="0" w:noVBand="1" w:val="04A0"/>
+        <w:tblBorders>
+          <w:top w:val="nil"/>
+          <w:left w:val="nil"/>
+          <w:bottom w:val="nil"/>
+          <w:right w:val="nil"/>
+          <w:insideH w:val="nil"/>
+          <w:insideV w:val="nil"/>
+        </w:tblBorders>
+        <w:tblW w:w="6496" w:type="dxa"/>
+      </w:tblPr>
+      <w:tblGrid>
+        <w:gridCol w:w="1881"/>
+        <w:gridCol w:w="1881"/>
+        <w:gridCol w:w="1881"/>
+        <w:gridCol w:w="1881"/>
+        <w:gridCol w:w="1881"/>
+      </w:tblGrid>
+      <w:tr>
+        <w:tc>
+          <w:tcPr>
+            <w:tcW w:type="dxa" w:w="1881"/>
+            <w:shd w:val="clear" w:color="auto" w:fill="FFFFFF"/>
+            <w:tcMar>
+              <w:top w:w="70" w:type="dxa"/>
+              <w:bottom w:w="70" w:type="dxa"/>
+              <w:left w:w="30" w:type="dxa"/>
+              <w:right w:w="30" w:type="dxa"/>
+            </w:tcMar>
+            <w:tcBorders>
+              <w:top w:val="single" w:sz="8" w:color="DEE2E6" w:space="0"/>
+              <w:bottom w:val="single" w:sz="8" w:color="DEE2E6" w:space="0"/>
+              <w:left w:val="single" w:sz="8" w:color="DEE2E6" w:space="0"/>
+              <w:right w:val="single" w:sz="8" w:color="DEE2E6" w:space="0"/>
+            </w:tcBorders>
+          </w:tcPr>
+          <w:p>
+            <w:pPr>
+              <w:spacing w:before="0" w:after="60"/>
+              <w:jc w:val="center"/>
+            </w:pPr>
+            <w:r>
+              <w:rPr>
+                <w:rFonts w:ascii="PT Sans Narrow" w:hAnsi="PT Sans Narrow" w:cs="PT Sans Narrow" w:eastAsia="PT Sans Narrow"/>
+                <w:b w:val="0"/>
+                <w:i w:val="0"/>
+                <w:sz w:val="28"/>
+              </w:rPr>
+              <w:t>🍞</w:t>
+              <w:br/>
+            </w:r>
+            <w:r>
+              <w:rPr>
+                <w:rFonts w:ascii="PT Sans Narrow" w:hAnsi="PT Sans Narrow" w:cs="PT Sans Narrow" w:eastAsia="PT Sans Narrow"/>
+                <w:b/>
+                <w:i w:val="0"/>
+                <w:color w:val="16213E"/>
+                <w:sz w:val="14"/>
+              </w:rPr>
+              <w:t>Bianco</w:t>
+            </w:r>
+          </w:p>
+        </w:tc>
+        <w:tc>
+          <w:tcPr>
+            <w:tcW w:type="dxa" w:w="1881"/>
+            <w:shd w:val="clear" w:color="auto" w:fill="FFFFFF"/>
+            <w:tcMar>
+              <w:top w:w="70" w:type="dxa"/>
+              <w:bottom w:w="70" w:type="dxa"/>
+              <w:left w:w="30" w:type="dxa"/>
+              <w:right w:w="30" w:type="dxa"/>
+            </w:tcMar>
+            <w:tcBorders>
+              <w:top w:val="single" w:sz="8" w:color="DEE2E6" w:space="0"/>
+              <w:bottom w:val="single" w:sz="8" w:color="DEE2E6" w:space="0"/>
+              <w:left w:val="single" w:sz="8" w:color="DEE2E6" w:space="0"/>
+              <w:right w:val="single" w:sz="8" w:color="DEE2E6" w:space="0"/>
+            </w:tcBorders>
+          </w:tcPr>
+          <w:p>
+            <w:pPr>
+              <w:spacing w:before="0" w:after="60"/>
+              <w:jc w:val="center"/>
+            </w:pPr>
+            <w:r>
+              <w:rPr>
+                <w:rFonts w:ascii="PT Sans Narrow" w:hAnsi="PT Sans Narrow" w:cs="PT Sans Narrow" w:eastAsia="PT Sans Narrow"/>
+                <w:b w:val="0"/>
+                <w:i w:val="0"/>
+                <w:sz w:val="28"/>
+              </w:rPr>
+              <w:t>🌾</w:t>
+              <w:br/>
+            </w:r>
+            <w:r>
+              <w:rPr>
+                <w:rFonts w:ascii="PT Sans Narrow" w:hAnsi="PT Sans Narrow" w:cs="PT Sans Narrow" w:eastAsia="PT Sans Narrow"/>
+                <w:b/>
+                <w:i w:val="0"/>
+                <w:color w:val="16213E"/>
+                <w:sz w:val="14"/>
+              </w:rPr>
+              <w:t>Integrale</w:t>
+            </w:r>
+          </w:p>
+        </w:tc>
+        <w:tc>
+          <w:tcPr>
+            <w:tcW w:type="dxa" w:w="1881"/>
+            <w:shd w:val="clear" w:color="auto" w:fill="FFFFFF"/>
+            <w:tcMar>
+              <w:top w:w="70" w:type="dxa"/>
+              <w:bottom w:w="70" w:type="dxa"/>
+              <w:left w:w="30" w:type="dxa"/>
+              <w:right w:w="30" w:type="dxa"/>
+            </w:tcMar>
+            <w:tcBorders>
+              <w:top w:val="single" w:sz="8" w:color="DEE2E6" w:space="0"/>
+              <w:bottom w:val="single" w:sz="8" w:color="DEE2E6" w:space="0"/>
+              <w:left w:val="single" w:sz="8" w:color="DEE2E6" w:space="0"/>
+              <w:right w:val="single" w:sz="8" w:color="DEE2E6" w:space="0"/>
+            </w:tcBorders>
+          </w:tcPr>
+          <w:p>
+            <w:pPr>
+              <w:spacing w:before="0" w:after="60"/>
+              <w:jc w:val="center"/>
+            </w:pPr>
+            <w:r>
+              <w:rPr>
+                <w:rFonts w:ascii="PT Sans Narrow" w:hAnsi="PT Sans Narrow" w:cs="PT Sans Narrow" w:eastAsia="PT Sans Narrow"/>
+                <w:b w:val="0"/>
+                <w:i w:val="0"/>
+                <w:sz w:val="28"/>
+              </w:rPr>
+              <w:t>🥖</w:t>
+              <w:br/>
+            </w:r>
+            <w:r>
+              <w:rPr>
+                <w:rFonts w:ascii="PT Sans Narrow" w:hAnsi="PT Sans Narrow" w:cs="PT Sans Narrow" w:eastAsia="PT Sans Narrow"/>
+                <w:b/>
+                <w:i w:val="0"/>
+                <w:color w:val="16213E"/>
+                <w:sz w:val="14"/>
+              </w:rPr>
+              <w:t>Ciabatta</w:t>
+            </w:r>
+          </w:p>
+        </w:tc>
+        <w:tc>
+          <w:tcPr>
+            <w:tcW w:type="dxa" w:w="1881"/>
+            <w:shd w:val="clear" w:color="auto" w:fill="FFFFFF"/>
+            <w:tcMar>
+              <w:top w:w="70" w:type="dxa"/>
+              <w:bottom w:w="70" w:type="dxa"/>
+              <w:left w:w="30" w:type="dxa"/>
+              <w:right w:w="30" w:type="dxa"/>
+            </w:tcMar>
+            <w:tcBorders>
+              <w:top w:val="single" w:sz="8" w:color="DEE2E6" w:space="0"/>
+              <w:bottom w:val="single" w:sz="8" w:color="DEE2E6" w:space="0"/>
+              <w:left w:val="single" w:sz="8" w:color="DEE2E6" w:space="0"/>
+              <w:right w:val="single" w:sz="8" w:color="DEE2E6" w:space="0"/>
+            </w:tcBorders>
+          </w:tcPr>
+          <w:p>
+            <w:pPr>
+              <w:spacing w:before="0" w:after="60"/>
+              <w:jc w:val="center"/>
+            </w:pPr>
+            <w:r>
+              <w:rPr>
+                <w:rFonts w:ascii="PT Sans Narrow" w:hAnsi="PT Sans Narrow" w:cs="PT Sans Narrow" w:eastAsia="PT Sans Narrow"/>
+                <w:b w:val="0"/>
+                <w:i w:val="0"/>
+                <w:sz w:val="28"/>
+              </w:rPr>
+              <w:t>🫓</w:t>
+              <w:br/>
+            </w:r>
+            <w:r>
+              <w:rPr>
+                <w:rFonts w:ascii="PT Sans Narrow" w:hAnsi="PT Sans Narrow" w:cs="PT Sans Narrow" w:eastAsia="PT Sans Narrow"/>
+                <w:b/>
+                <w:i w:val="0"/>
+                <w:color w:val="16213E"/>
+                <w:sz w:val="14"/>
+              </w:rPr>
+              <w:t>Rosetta</w:t>
+            </w:r>
+          </w:p>
+        </w:tc>
+        <w:tc>
+          <w:tcPr>
+            <w:tcW w:type="dxa" w:w="1881"/>
+            <w:shd w:val="clear" w:color="auto" w:fill="FFFFFF"/>
+            <w:tcMar>
+              <w:top w:w="70" w:type="dxa"/>
+              <w:bottom w:w="70" w:type="dxa"/>
+              <w:left w:w="30" w:type="dxa"/>
+              <w:right w:w="30" w:type="dxa"/>
+            </w:tcMar>
+            <w:tcBorders>
+              <w:top w:val="single" w:sz="8" w:color="DEE2E6" w:space="0"/>
+              <w:bottom w:val="single" w:sz="8" w:color="DEE2E6" w:space="0"/>
+              <w:left w:val="single" w:sz="8" w:color="DEE2E6" w:space="0"/>
+              <w:right w:val="single" w:sz="8" w:color="DEE2E6" w:space="0"/>
+            </w:tcBorders>
+          </w:tcPr>
+          <w:p>
+            <w:pPr>
+              <w:spacing w:before="0" w:after="60"/>
+              <w:jc w:val="center"/>
+            </w:pPr>
+            <w:r>
+              <w:rPr>
+                <w:rFonts w:ascii="PT Sans Narrow" w:hAnsi="PT Sans Narrow" w:cs="PT Sans Narrow" w:eastAsia="PT Sans Narrow"/>
+                <w:b w:val="0"/>
+                <w:i w:val="0"/>
+                <w:sz w:val="28"/>
+              </w:rPr>
+              <w:t>✨</w:t>
+              <w:br/>
+            </w:r>
+            <w:r>
+              <w:rPr>
+                <w:rFonts w:ascii="PT Sans Narrow" w:hAnsi="PT Sans Narrow" w:cs="PT Sans Narrow" w:eastAsia="PT Sans Narrow"/>
+                <w:b/>
+                <w:i w:val="0"/>
+                <w:color w:val="16213E"/>
+                <w:sz w:val="14"/>
+              </w:rPr>
+              <w:t>S. Glutine</w:t>
+            </w:r>
+          </w:p>
+        </w:tc>
+      </w:tr>
+    </w:tbl>
+    <w:p>
+      <w:pPr>
+        <w:spacing w:after="40"/>
+      </w:pPr>
+    </w:p>
+    <w:tbl>
+      <w:tblPr>
+        <w:tblLook w:firstColumn="1" w:firstRow="1" w:lastColumn="0" w:lastRow="0" w:noHBand="0" w:noVBand="1" w:val="04A0"/>
+        <w:tblBorders>
+          <w:top w:val="nil"/>
+          <w:left w:val="nil"/>
+          <w:bottom w:val="nil"/>
+          <w:right w:val="nil"/>
+          <w:insideH w:val="nil"/>
+          <w:insideV w:val="nil"/>
+        </w:tblBorders>
+        <w:tblW w:w="6496" w:type="dxa"/>
+      </w:tblPr>
+      <w:tblGrid>
+        <w:gridCol w:w="3135"/>
+        <w:gridCol w:w="3135"/>
+        <w:gridCol w:w="3135"/>
+      </w:tblGrid>
+      <w:tr>
+        <w:tc>
+          <w:tcPr>
+            <w:tcW w:w="1377" w:type="dxa"/>
+            <w:shd w:val="clear" w:color="auto" w:fill="FFFFFF"/>
+            <w:tcBorders>
+              <w:top w:val="single" w:sz="8" w:color="DEE2E6" w:space="0"/>
+              <w:bottom w:val="nil"/>
+              <w:left w:val="nil"/>
+              <w:right w:val="nil"/>
+            </w:tcBorders>
+            <w:tcMar>
+              <w:top w:w="70" w:type="dxa"/>
+              <w:bottom w:w="70" w:type="dxa"/>
+              <w:left w:w="80" w:type="dxa"/>
+              <w:right w:w="80" w:type="dxa"/>
+            </w:tcMar>
+          </w:tcPr>
+          <w:p>
+            <w:pPr>
+              <w:spacing w:before="0" w:after="0"/>
+            </w:pPr>
+            <w:r>
+              <w:rPr>
+                <w:rFonts w:ascii="PT Sans Narrow" w:hAnsi="PT Sans Narrow" w:cs="PT Sans Narrow" w:eastAsia="PT Sans Narrow"/>
+                <w:b w:val="0"/>
+                <w:i w:val="0"/>
+                <w:color w:val="6C757D"/>
+                <w:sz w:val="14"/>
+              </w:rPr>
+              <w:t>Totale</w:t>
+              <w:br/>
+            </w:r>
+            <w:r>
+              <w:rPr>
+                <w:rFonts w:ascii="PT Sans Narrow" w:hAnsi="PT Sans Narrow" w:cs="PT Sans Narrow" w:eastAsia="PT Sans Narrow"/>
+                <w:b/>
+                <w:i w:val="0"/>
+                <w:color w:val="E94560"/>
+                <w:sz w:val="26"/>
+              </w:rPr>
+              <w:t>3.50 €</w:t>
+            </w:r>
+          </w:p>
+        </w:tc>
+        <w:tc>
+          <w:tcPr>
+            <w:tcW w:w="3543" w:type="dxa"/>
+            <w:shd w:val="clear" w:color="auto" w:fill="FFFFFF"/>
+            <w:tcBorders>
+              <w:top w:val="single" w:sz="8" w:color="DEE2E6" w:space="0"/>
+              <w:bottom w:val="nil"/>
+              <w:left w:val="nil"/>
+              <w:right w:val="nil"/>
+            </w:tcBorders>
+            <w:tcMar>
+              <w:top w:w="70" w:type="dxa"/>
+              <w:bottom w:w="70" w:type="dxa"/>
+              <w:left w:w="80" w:type="dxa"/>
+              <w:right w:w="80" w:type="dxa"/>
+            </w:tcMar>
+          </w:tcPr>
+          <w:p>
+            <w:pPr>
+              <w:spacing w:before="0" w:after="0"/>
+            </w:pPr>
+          </w:p>
+        </w:tc>
+        <w:tc>
+          <w:tcPr>
+            <w:tcW w:w="1574" w:type="dxa"/>
+            <w:shd w:val="clear" w:color="auto" w:fill="FFFFFF"/>
+            <w:tcBorders>
+              <w:top w:val="single" w:sz="8" w:color="DEE2E6" w:space="0"/>
+              <w:bottom w:val="nil"/>
+              <w:left w:val="nil"/>
+              <w:right w:val="nil"/>
+            </w:tcBorders>
+            <w:tcMar>
+              <w:top w:w="70" w:type="dxa"/>
+              <w:bottom w:w="70" w:type="dxa"/>
+              <w:left w:w="80" w:type="dxa"/>
+              <w:right w:w="80" w:type="dxa"/>
+            </w:tcMar>
+          </w:tcPr>
+          <w:p>
+            <w:pPr>
+              <w:spacing w:before="0" w:after="0"/>
+              <w:jc w:val="right"/>
+            </w:pPr>
+            <w:r>
+              <w:rPr>
+                <w:rFonts w:ascii="PT Sans Narrow" w:hAnsi="PT Sans Narrow" w:cs="PT Sans Narrow" w:eastAsia="PT Sans Narrow"/>
+                <w:b/>
+                <w:i w:val="0"/>
+                <w:color w:val="FFFFFF"/>
+                <w:sz w:val="18"/>
+              </w:rPr>
+              <w:t>AVANTI →</w:t>
+            </w:r>
+          </w:p>
+        </w:tc>
+      </w:tr>
+    </w:tbl>
+    <w:p>
+      <w:pPr>
+        <w:spacing w:after="200"/>
+      </w:pPr>
+    </w:p>
+    <w:tbl>
+      <w:tblPr>
+        <w:tblLook w:firstColumn="1" w:firstRow="1" w:lastColumn="0" w:lastRow="0" w:noHBand="0" w:noVBand="1" w:val="04A0"/>
+        <w:tblBorders>
+          <w:top w:val="nil"/>
+          <w:left w:val="nil"/>
+          <w:bottom w:val="nil"/>
+          <w:right w:val="nil"/>
+          <w:insideH w:val="nil"/>
+          <w:insideV w:val="nil"/>
+        </w:tblBorders>
+        <w:tblW w:w="6496" w:type="dxa"/>
+      </w:tblPr>
+      <w:tblGrid>
+        <w:gridCol w:w="9406"/>
+      </w:tblGrid>
+      <w:tr>
+        <w:tc>
+          <w:tcPr>
+            <w:tcW w:type="dxa" w:w="9406"/>
+            <w:shd w:val="clear" w:color="auto" w:fill="FEF0F0"/>
+            <w:tcBorders>
+              <w:top w:val="single" w:sz="8" w:color="FFFFFF" w:space="0"/>
+              <w:bottom w:val="single" w:sz="8" w:color="FFFFFF" w:space="0"/>
+              <w:left w:val="single" w:sz="8" w:color="E94560" w:space="0"/>
+              <w:right w:val="single" w:sz="8" w:color="FFFFFF" w:space="0"/>
+            </w:tcBorders>
+            <w:tcMar>
+              <w:top w:w="80" w:type="dxa"/>
+              <w:bottom w:w="80" w:type="dxa"/>
+              <w:left w:w="120" w:type="dxa"/>
+              <w:right w:w="80" w:type="dxa"/>
+            </w:tcMar>
+          </w:tcPr>
+          <w:p>
+            <w:pPr>
+              <w:spacing w:before="0" w:after="0"/>
+            </w:pPr>
+            <w:r>
+              <w:rPr>
+                <w:rFonts w:ascii="PT Sans Narrow" w:hAnsi="PT Sans Narrow" w:cs="PT Sans Narrow" w:eastAsia="PT Sans Narrow"/>
+                <w:b/>
+                <w:i w:val="0"/>
+                <w:color w:val="E94560"/>
+                <w:sz w:val="20"/>
+              </w:rPr>
+              <w:t xml:space="preserve">⚠️  Validazione:  </w:t>
+            </w:r>
+            <w:r>
+              <w:rPr>
+                <w:rFonts w:ascii="PT Sans Narrow" w:hAnsi="PT Sans Narrow" w:cs="PT Sans Narrow" w:eastAsia="PT Sans Narrow"/>
+                <w:b w:val="0"/>
+                <w:i w:val="0"/>
+                <w:color w:val="16213E"/>
+                <w:sz w:val="20"/>
+              </w:rPr>
+              <w:t>Se lo step è obbligatorio e il cliente preme «Avanti» senza scegliere, il pannello si agita (animazione shake) e il titolo diventa rosso.</w:t>
+            </w:r>
+          </w:p>
+        </w:tc>
+      </w:tr>
+    </w:tbl>
+    <w:p>
+      <w:pPr>
+        <w:spacing w:after="160"/>
+      </w:pPr>
+    </w:p>
+    <w:p>
+      <w:pPr>
+        <w:spacing w:before="0" w:after="120"/>
+        <w:jc w:val="left"/>
+      </w:pPr>
+      <w:r>
+        <w:rPr>
+          <w:rFonts w:ascii="PT Sans Narrow" w:hAnsi="PT Sans Narrow" w:cs="PT Sans Narrow" w:eastAsia="PT Sans Narrow"/>
+          <w:b w:val="0"/>
+          <w:i w:val="0"/>
+          <w:color w:val="343A40"/>
+          <w:sz w:val="22"/>
+        </w:rPr>
+        <w:t>Dopo aver selezionato un ingrediente, la carta si evidenzia e compare il segno di spunta. Il totale nella barra inferiore si aggiorna in tempo reale.</w:t>
+      </w:r>
+    </w:p>
+    <w:tbl>
+      <w:tblPr>
+        <w:tblLook w:firstColumn="1" w:firstRow="1" w:lastColumn="0" w:lastRow="0" w:noHBand="0" w:noVBand="1" w:val="04A0"/>
+        <w:tblBorders>
+          <w:top w:val="nil"/>
+          <w:left w:val="nil"/>
+          <w:bottom w:val="nil"/>
+          <w:right w:val="nil"/>
+          <w:insideH w:val="nil"/>
+          <w:insideV w:val="nil"/>
+        </w:tblBorders>
+        <w:tblW w:w="6496" w:type="dxa"/>
+      </w:tblPr>
+      <w:tblGrid>
+        <w:gridCol w:w="9406"/>
+      </w:tblGrid>
+      <w:tr>
+        <w:tc>
+          <w:tcPr>
+            <w:tcW w:type="dxa" w:w="9406"/>
+            <w:shd w:val="clear" w:color="auto" w:fill="1E2A38"/>
+            <w:tcMar>
+              <w:top w:w="45" w:type="dxa"/>
+              <w:bottom w:w="45" w:type="dxa"/>
+              <w:left w:w="80" w:type="dxa"/>
+              <w:right w:w="80" w:type="dxa"/>
+            </w:tcMar>
+          </w:tcPr>
+          <w:p>
+            <w:pPr>
+              <w:spacing w:before="0" w:after="0"/>
+            </w:pPr>
+            <w:r>
+              <w:rPr>
+                <w:rFonts w:ascii="PT Sans Narrow" w:hAnsi="PT Sans Narrow" w:cs="PT Sans Narrow" w:eastAsia="PT Sans Narrow"/>
+                <w:b w:val="0"/>
+                <w:i w:val="0"/>
+                <w:color w:val="6C8296"/>
+                <w:sz w:val="16"/>
+              </w:rPr>
+              <w:t xml:space="preserve">● ● ●   </w:t>
+            </w:r>
+            <w:r>
+              <w:rPr>
+                <w:rFonts w:ascii="PT Sans Narrow" w:hAnsi="PT Sans Narrow" w:cs="PT Sans Narrow" w:eastAsia="PT Sans Narrow"/>
+                <w:b w:val="0"/>
+                <w:i w:val="0"/>
+                <w:color w:val="90B8D8"/>
+                <w:sz w:val="16"/>
+              </w:rPr>
+              <w:t>app.bsrpranzo.it/t/bar-centrale/builder/visual?type=panino</w:t>
+            </w:r>
+          </w:p>
+        </w:tc>
+      </w:tr>
+    </w:tbl>
+    <w:tbl>
+      <w:tblPr>
+        <w:tblLook w:firstColumn="1" w:firstRow="1" w:lastColumn="0" w:lastRow="0" w:noHBand="0" w:noVBand="1" w:val="04A0"/>
+        <w:tblBorders>
+          <w:top w:val="nil"/>
+          <w:left w:val="nil"/>
+          <w:bottom w:val="nil"/>
+          <w:right w:val="nil"/>
+          <w:insideH w:val="nil"/>
+          <w:insideV w:val="nil"/>
+        </w:tblBorders>
+        <w:tblW w:w="6496" w:type="dxa"/>
+      </w:tblPr>
+      <w:tblGrid>
+        <w:gridCol w:w="1881"/>
+        <w:gridCol w:w="1881"/>
+        <w:gridCol w:w="1881"/>
+        <w:gridCol w:w="1881"/>
+        <w:gridCol w:w="1881"/>
+      </w:tblGrid>
+      <w:tr>
+        <w:tc>
+          <w:tcPr>
+            <w:tcW w:type="dxa" w:w="1881"/>
+            <w:shd w:val="clear" w:color="auto" w:fill="28A745"/>
+            <w:tcMar>
+              <w:top w:w="45" w:type="dxa"/>
+              <w:bottom w:w="45" w:type="dxa"/>
+              <w:left w:w="10" w:type="dxa"/>
+              <w:right w:w="10" w:type="dxa"/>
+            </w:tcMar>
+          </w:tcPr>
+          <w:p>
+            <w:pPr>
+              <w:spacing w:before="0" w:after="40"/>
+              <w:jc w:val="center"/>
+            </w:pPr>
+            <w:r>
+              <w:rPr>
+                <w:rFonts w:ascii="PT Sans Narrow" w:hAnsi="PT Sans Narrow" w:cs="PT Sans Narrow" w:eastAsia="PT Sans Narrow"/>
+                <w:b/>
+                <w:i w:val="0"/>
+                <w:color w:val="FFFFFF"/>
+                <w:sz w:val="18"/>
+              </w:rPr>
+              <w:t>✓</w:t>
+              <w:br/>
+            </w:r>
+            <w:r>
+              <w:rPr>
+                <w:rFonts w:ascii="PT Sans Narrow" w:hAnsi="PT Sans Narrow" w:cs="PT Sans Narrow" w:eastAsia="PT Sans Narrow"/>
+                <w:b w:val="0"/>
+                <w:i w:val="0"/>
+                <w:color w:val="FFFFFF"/>
+                <w:sz w:val="13"/>
+              </w:rPr>
+              <w:t>Pane</w:t>
+            </w:r>
+          </w:p>
+        </w:tc>
+        <w:tc>
+          <w:tcPr>
+            <w:tcW w:type="dxa" w:w="1881"/>
+            <w:shd w:val="clear" w:color="auto" w:fill="E94560"/>
+            <w:tcMar>
+              <w:top w:w="45" w:type="dxa"/>
+              <w:bottom w:w="45" w:type="dxa"/>
+              <w:left w:w="10" w:type="dxa"/>
+              <w:right w:w="10" w:type="dxa"/>
+            </w:tcMar>
+          </w:tcPr>
+          <w:p>
+            <w:pPr>
+              <w:spacing w:before="0" w:after="40"/>
+              <w:jc w:val="center"/>
+            </w:pPr>
+            <w:r>
+              <w:rPr>
+                <w:rFonts w:ascii="PT Sans Narrow" w:hAnsi="PT Sans Narrow" w:cs="PT Sans Narrow" w:eastAsia="PT Sans Narrow"/>
+                <w:b/>
+                <w:i w:val="0"/>
+                <w:color w:val="FFFFFF"/>
+                <w:sz w:val="18"/>
+              </w:rPr>
+              <w:t>2</w:t>
+              <w:br/>
+            </w:r>
+            <w:r>
+              <w:rPr>
+                <w:rFonts w:ascii="PT Sans Narrow" w:hAnsi="PT Sans Narrow" w:cs="PT Sans Narrow" w:eastAsia="PT Sans Narrow"/>
+                <w:b w:val="0"/>
+                <w:i w:val="0"/>
+                <w:color w:val="FFFFFF"/>
+                <w:sz w:val="13"/>
+              </w:rPr>
+              <w:t>Proteina</w:t>
+            </w:r>
+          </w:p>
+        </w:tc>
+        <w:tc>
+          <w:tcPr>
+            <w:tcW w:type="dxa" w:w="1881"/>
+            <w:shd w:val="clear" w:color="auto" w:fill="DEE2E6"/>
+            <w:tcMar>
+              <w:top w:w="45" w:type="dxa"/>
+              <w:bottom w:w="45" w:type="dxa"/>
+              <w:left w:w="10" w:type="dxa"/>
+              <w:right w:w="10" w:type="dxa"/>
+            </w:tcMar>
+          </w:tcPr>
+          <w:p>
+            <w:pPr>
+              <w:spacing w:before="0" w:after="40"/>
+              <w:jc w:val="center"/>
+            </w:pPr>
+            <w:r>
+              <w:rPr>
+                <w:rFonts w:ascii="PT Sans Narrow" w:hAnsi="PT Sans Narrow" w:cs="PT Sans Narrow" w:eastAsia="PT Sans Narrow"/>
+                <w:b/>
+                <w:i w:val="0"/>
+                <w:color w:val="6C757D"/>
+                <w:sz w:val="18"/>
+              </w:rPr>
+              <w:t>3</w:t>
+              <w:br/>
+            </w:r>
+            <w:r>
+              <w:rPr>
+                <w:rFonts w:ascii="PT Sans Narrow" w:hAnsi="PT Sans Narrow" w:cs="PT Sans Narrow" w:eastAsia="PT Sans Narrow"/>
+                <w:b w:val="0"/>
+                <w:i w:val="0"/>
+                <w:color w:val="6C757D"/>
+                <w:sz w:val="13"/>
+              </w:rPr>
+              <w:t>Verdure</w:t>
+            </w:r>
+          </w:p>
+        </w:tc>
+        <w:tc>
+          <w:tcPr>
+            <w:tcW w:type="dxa" w:w="1881"/>
+            <w:shd w:val="clear" w:color="auto" w:fill="DEE2E6"/>
+            <w:tcMar>
+              <w:top w:w="45" w:type="dxa"/>
+              <w:bottom w:w="45" w:type="dxa"/>
+              <w:left w:w="10" w:type="dxa"/>
+              <w:right w:w="10" w:type="dxa"/>
+            </w:tcMar>
+          </w:tcPr>
+          <w:p>
+            <w:pPr>
+              <w:spacing w:before="0" w:after="40"/>
+              <w:jc w:val="center"/>
+            </w:pPr>
+            <w:r>
+              <w:rPr>
+                <w:rFonts w:ascii="PT Sans Narrow" w:hAnsi="PT Sans Narrow" w:cs="PT Sans Narrow" w:eastAsia="PT Sans Narrow"/>
+                <w:b/>
+                <w:i w:val="0"/>
+                <w:color w:val="6C757D"/>
+                <w:sz w:val="18"/>
+              </w:rPr>
+              <w:t>4</w:t>
+              <w:br/>
+            </w:r>
+            <w:r>
+              <w:rPr>
+                <w:rFonts w:ascii="PT Sans Narrow" w:hAnsi="PT Sans Narrow" w:cs="PT Sans Narrow" w:eastAsia="PT Sans Narrow"/>
+                <w:b w:val="0"/>
+                <w:i w:val="0"/>
+                <w:color w:val="6C757D"/>
+                <w:sz w:val="13"/>
+              </w:rPr>
+              <w:t>Salse</w:t>
+            </w:r>
+          </w:p>
+        </w:tc>
+        <w:tc>
+          <w:tcPr>
+            <w:tcW w:type="dxa" w:w="1881"/>
+            <w:shd w:val="clear" w:color="auto" w:fill="DEE2E6"/>
+            <w:tcMar>
+              <w:top w:w="45" w:type="dxa"/>
+              <w:bottom w:w="45" w:type="dxa"/>
+              <w:left w:w="10" w:type="dxa"/>
+              <w:right w:w="10" w:type="dxa"/>
+            </w:tcMar>
+          </w:tcPr>
+          <w:p>
+            <w:pPr>
+              <w:spacing w:before="0" w:after="40"/>
+              <w:jc w:val="center"/>
+            </w:pPr>
+            <w:r>
+              <w:rPr>
+                <w:rFonts w:ascii="PT Sans Narrow" w:hAnsi="PT Sans Narrow" w:cs="PT Sans Narrow" w:eastAsia="PT Sans Narrow"/>
+                <w:b/>
+                <w:i w:val="0"/>
+                <w:color w:val="6C757D"/>
+                <w:sz w:val="18"/>
+              </w:rPr>
+              <w:t>⊙</w:t>
+              <w:br/>
+            </w:r>
+            <w:r>
+              <w:rPr>
+                <w:rFonts w:ascii="PT Sans Narrow" w:hAnsi="PT Sans Narrow" w:cs="PT Sans Narrow" w:eastAsia="PT Sans Narrow"/>
+                <w:b w:val="0"/>
+                <w:i w:val="0"/>
+                <w:color w:val="6C757D"/>
+                <w:sz w:val="13"/>
+              </w:rPr>
+              <w:t>Fine</w:t>
+            </w:r>
+          </w:p>
+        </w:tc>
+      </w:tr>
+    </w:tbl>
+    <w:p>
+      <w:pPr>
+        <w:spacing w:after="40"/>
+      </w:pPr>
+    </w:p>
+    <w:tbl>
+      <w:tblPr>
+        <w:tblLook w:firstColumn="1" w:firstRow="1" w:lastColumn="0" w:lastRow="0" w:noHBand="0" w:noVBand="1" w:val="04A0"/>
+        <w:tblBorders>
+          <w:top w:val="nil"/>
+          <w:left w:val="nil"/>
+          <w:bottom w:val="nil"/>
+          <w:right w:val="nil"/>
+          <w:insideH w:val="nil"/>
+          <w:insideV w:val="nil"/>
+        </w:tblBorders>
+        <w:tblW w:w="6496" w:type="dxa"/>
+      </w:tblPr>
+      <w:tblGrid>
+        <w:gridCol w:w="9406"/>
+      </w:tblGrid>
+      <w:tr>
+        <w:tc>
+          <w:tcPr>
+            <w:tcW w:type="dxa" w:w="9406"/>
+            <w:shd w:val="clear" w:color="auto" w:fill="FFFFFF"/>
+            <w:tcMar>
+              <w:top w:w="100" w:type="dxa"/>
+              <w:bottom w:w="80" w:type="dxa"/>
+              <w:left w:w="80" w:type="dxa"/>
+              <w:right w:w="80" w:type="dxa"/>
+            </w:tcMar>
+          </w:tcPr>
+          <w:p>
+            <w:pPr>
+              <w:spacing w:before="0" w:after="80"/>
+              <w:jc w:val="center"/>
+            </w:pPr>
+            <w:r>
+              <w:rPr>
+                <w:rFonts w:ascii="PT Sans Narrow" w:hAnsi="PT Sans Narrow" w:cs="PT Sans Narrow" w:eastAsia="PT Sans Narrow"/>
+                <w:b/>
+                <w:i w:val="0"/>
+                <w:color w:val="6C757D"/>
+                <w:sz w:val="14"/>
+              </w:rPr>
+              <w:t xml:space="preserve">STEP 2 DI 4  </w:t>
+            </w:r>
+            <w:r>
+              <w:rPr>
+                <w:rFonts w:ascii="PT Sans Narrow" w:hAnsi="PT Sans Narrow" w:cs="PT Sans Narrow" w:eastAsia="PT Sans Narrow"/>
+                <w:b/>
+                <w:i w:val="0"/>
+                <w:color w:val="E94560"/>
+                <w:sz w:val="14"/>
+              </w:rPr>
+              <w:t>★ OBBLIGATORIO</w:t>
+            </w:r>
+          </w:p>
+          <w:p>
+            <w:pPr>
+              <w:spacing w:before="80" w:after="80"/>
+              <w:jc w:val="center"/>
+            </w:pPr>
+            <w:r>
+              <w:rPr>
+                <w:rFonts w:ascii="PT Sans Narrow" w:hAnsi="PT Sans Narrow" w:cs="PT Sans Narrow" w:eastAsia="PT Sans Narrow"/>
+                <w:b w:val="0"/>
+                <w:i w:val="0"/>
+                <w:sz w:val="40"/>
+              </w:rPr>
+              <w:t xml:space="preserve">🥩  </w:t>
+            </w:r>
+            <w:r>
+              <w:rPr>
+                <w:rFonts w:ascii="PT Sans Narrow" w:hAnsi="PT Sans Narrow" w:cs="PT Sans Narrow" w:eastAsia="PT Sans Narrow"/>
+                <w:b/>
+                <w:i w:val="0"/>
+                <w:color w:val="0F3460"/>
+                <w:sz w:val="32"/>
+              </w:rPr>
+              <w:t>Scegli la Proteina</w:t>
+            </w:r>
+          </w:p>
+          <w:p>
+            <w:pPr>
+              <w:spacing w:before="0" w:after="0"/>
+              <w:jc w:val="center"/>
+            </w:pPr>
+            <w:r>
+              <w:rPr>
+                <w:rFonts w:ascii="PT Sans Narrow" w:hAnsi="PT Sans Narrow" w:cs="PT Sans Narrow" w:eastAsia="PT Sans Narrow"/>
+                <w:b w:val="0"/>
+                <w:i w:val="0"/>
+                <w:color w:val="6C757D"/>
+                <w:sz w:val="18"/>
+              </w:rPr>
+              <w:t>Scegli 1 opzione</w:t>
+            </w:r>
+          </w:p>
+        </w:tc>
+      </w:tr>
+    </w:tbl>
+    <w:p>
+      <w:pPr>
+        <w:spacing w:after="40"/>
+      </w:pPr>
+    </w:p>
+    <w:tbl>
+      <w:tblPr>
+        <w:tblLook w:firstColumn="1" w:firstRow="1" w:lastColumn="0" w:lastRow="0" w:noHBand="0" w:noVBand="1" w:val="04A0"/>
+        <w:tblBorders>
+          <w:top w:val="nil"/>
+          <w:left w:val="nil"/>
+          <w:bottom w:val="nil"/>
+          <w:right w:val="nil"/>
+          <w:insideH w:val="nil"/>
+          <w:insideV w:val="nil"/>
+        </w:tblBorders>
+        <w:tblW w:w="6496" w:type="dxa"/>
+      </w:tblPr>
+      <w:tblGrid>
+        <w:gridCol w:w="1881"/>
+        <w:gridCol w:w="1881"/>
+        <w:gridCol w:w="1881"/>
+        <w:gridCol w:w="1881"/>
+        <w:gridCol w:w="1881"/>
+      </w:tblGrid>
+      <w:tr>
+        <w:tc>
+          <w:tcPr>
+            <w:tcW w:type="dxa" w:w="1881"/>
+            <w:shd w:val="clear" w:color="auto" w:fill="FFFFFF"/>
+            <w:tcMar>
+              <w:top w:w="70" w:type="dxa"/>
+              <w:bottom w:w="70" w:type="dxa"/>
+              <w:left w:w="30" w:type="dxa"/>
+              <w:right w:w="30" w:type="dxa"/>
+            </w:tcMar>
+            <w:tcBorders>
+              <w:top w:val="single" w:sz="8" w:color="DEE2E6" w:space="0"/>
+              <w:bottom w:val="single" w:sz="8" w:color="DEE2E6" w:space="0"/>
+              <w:left w:val="single" w:sz="8" w:color="DEE2E6" w:space="0"/>
+              <w:right w:val="single" w:sz="8" w:color="DEE2E6" w:space="0"/>
+            </w:tcBorders>
+          </w:tcPr>
+          <w:p>
+            <w:pPr>
+              <w:spacing w:before="0" w:after="60"/>
+              <w:jc w:val="center"/>
+            </w:pPr>
+            <w:r>
+              <w:rPr>
+                <w:rFonts w:ascii="PT Sans Narrow" w:hAnsi="PT Sans Narrow" w:cs="PT Sans Narrow" w:eastAsia="PT Sans Narrow"/>
+                <w:b w:val="0"/>
+                <w:i w:val="0"/>
+                <w:sz w:val="28"/>
+              </w:rPr>
+              <w:t>🥩</w:t>
+              <w:br/>
+            </w:r>
+            <w:r>
+              <w:rPr>
+                <w:rFonts w:ascii="PT Sans Narrow" w:hAnsi="PT Sans Narrow" w:cs="PT Sans Narrow" w:eastAsia="PT Sans Narrow"/>
+                <w:b/>
+                <w:i w:val="0"/>
+                <w:color w:val="16213E"/>
+                <w:sz w:val="14"/>
+              </w:rPr>
+              <w:t>Prosciutto Cotto</w:t>
+            </w:r>
+          </w:p>
+        </w:tc>
+        <w:tc>
+          <w:tcPr>
+            <w:tcW w:type="dxa" w:w="1881"/>
+            <w:shd w:val="clear" w:color="auto" w:fill="FFFFFF"/>
+            <w:tcMar>
+              <w:top w:w="70" w:type="dxa"/>
+              <w:bottom w:w="70" w:type="dxa"/>
+              <w:left w:w="30" w:type="dxa"/>
+              <w:right w:w="30" w:type="dxa"/>
+            </w:tcMar>
+            <w:tcBorders>
+              <w:top w:val="single" w:sz="8" w:color="DEE2E6" w:space="0"/>
+              <w:bottom w:val="single" w:sz="8" w:color="DEE2E6" w:space="0"/>
+              <w:left w:val="single" w:sz="8" w:color="DEE2E6" w:space="0"/>
+              <w:right w:val="single" w:sz="8" w:color="DEE2E6" w:space="0"/>
+            </w:tcBorders>
+          </w:tcPr>
+          <w:p>
+            <w:pPr>
+              <w:spacing w:before="0" w:after="60"/>
+              <w:jc w:val="center"/>
+            </w:pPr>
+            <w:r>
+              <w:rPr>
+                <w:rFonts w:ascii="PT Sans Narrow" w:hAnsi="PT Sans Narrow" w:cs="PT Sans Narrow" w:eastAsia="PT Sans Narrow"/>
+                <w:b w:val="0"/>
+                <w:i w:val="0"/>
+                <w:sz w:val="28"/>
+              </w:rPr>
+              <w:t>🍖</w:t>
+              <w:br/>
+            </w:r>
+            <w:r>
+              <w:rPr>
+                <w:rFonts w:ascii="PT Sans Narrow" w:hAnsi="PT Sans Narrow" w:cs="PT Sans Narrow" w:eastAsia="PT Sans Narrow"/>
+                <w:b/>
+                <w:i w:val="0"/>
+                <w:color w:val="16213E"/>
+                <w:sz w:val="14"/>
+              </w:rPr>
+              <w:t>Prosciutto Crudo</w:t>
+            </w:r>
+          </w:p>
+        </w:tc>
+        <w:tc>
+          <w:tcPr>
+            <w:tcW w:type="dxa" w:w="1881"/>
+            <w:shd w:val="clear" w:color="auto" w:fill="FFFFFF"/>
+            <w:tcMar>
+              <w:top w:w="70" w:type="dxa"/>
+              <w:bottom w:w="70" w:type="dxa"/>
+              <w:left w:w="30" w:type="dxa"/>
+              <w:right w:w="30" w:type="dxa"/>
+            </w:tcMar>
+            <w:tcBorders>
+              <w:top w:val="single" w:sz="8" w:color="DEE2E6" w:space="0"/>
+              <w:bottom w:val="single" w:sz="8" w:color="DEE2E6" w:space="0"/>
+              <w:left w:val="single" w:sz="8" w:color="DEE2E6" w:space="0"/>
+              <w:right w:val="single" w:sz="8" w:color="DEE2E6" w:space="0"/>
+            </w:tcBorders>
+          </w:tcPr>
+          <w:p>
+            <w:pPr>
+              <w:spacing w:before="0" w:after="60"/>
+              <w:jc w:val="center"/>
+            </w:pPr>
+            <w:r>
+              <w:rPr>
+                <w:rFonts w:ascii="PT Sans Narrow" w:hAnsi="PT Sans Narrow" w:cs="PT Sans Narrow" w:eastAsia="PT Sans Narrow"/>
+                <w:b w:val="0"/>
+                <w:i w:val="0"/>
+                <w:sz w:val="28"/>
+              </w:rPr>
+              <w:t>🐟</w:t>
+              <w:br/>
+            </w:r>
+            <w:r>
+              <w:rPr>
+                <w:rFonts w:ascii="PT Sans Narrow" w:hAnsi="PT Sans Narrow" w:cs="PT Sans Narrow" w:eastAsia="PT Sans Narrow"/>
+                <w:b/>
+                <w:i w:val="0"/>
+                <w:color w:val="16213E"/>
+                <w:sz w:val="14"/>
+              </w:rPr>
+              <w:t>Tonno</w:t>
+            </w:r>
+          </w:p>
+        </w:tc>
+        <w:tc>
+          <w:tcPr>
+            <w:tcW w:type="dxa" w:w="1881"/>
+            <w:shd w:val="clear" w:color="auto" w:fill="FFFFFF"/>
+            <w:tcMar>
+              <w:top w:w="70" w:type="dxa"/>
+              <w:bottom w:w="70" w:type="dxa"/>
+              <w:left w:w="30" w:type="dxa"/>
+              <w:right w:w="30" w:type="dxa"/>
+            </w:tcMar>
+            <w:tcBorders>
+              <w:top w:val="single" w:sz="8" w:color="DEE2E6" w:space="0"/>
+              <w:bottom w:val="single" w:sz="8" w:color="DEE2E6" w:space="0"/>
+              <w:left w:val="single" w:sz="8" w:color="DEE2E6" w:space="0"/>
+              <w:right w:val="single" w:sz="8" w:color="DEE2E6" w:space="0"/>
+            </w:tcBorders>
+          </w:tcPr>
+          <w:p>
+            <w:pPr>
+              <w:spacing w:before="0" w:after="60"/>
+              <w:jc w:val="center"/>
+            </w:pPr>
+            <w:r>
+              <w:rPr>
+                <w:rFonts w:ascii="PT Sans Narrow" w:hAnsi="PT Sans Narrow" w:cs="PT Sans Narrow" w:eastAsia="PT Sans Narrow"/>
+                <w:b w:val="0"/>
+                <w:i w:val="0"/>
+                <w:sz w:val="28"/>
+              </w:rPr>
+              <w:t>🧀</w:t>
+              <w:br/>
+            </w:r>
+            <w:r>
+              <w:rPr>
+                <w:rFonts w:ascii="PT Sans Narrow" w:hAnsi="PT Sans Narrow" w:cs="PT Sans Narrow" w:eastAsia="PT Sans Narrow"/>
+                <w:b/>
+                <w:i w:val="0"/>
+                <w:color w:val="16213E"/>
+                <w:sz w:val="14"/>
+              </w:rPr>
+              <w:t>Mozzarella</w:t>
+            </w:r>
+          </w:p>
+        </w:tc>
+        <w:tc>
+          <w:tcPr>
+            <w:tcW w:type="dxa" w:w="1881"/>
+            <w:shd w:val="clear" w:color="auto" w:fill="FCE4EC"/>
+            <w:tcMar>
+              <w:top w:w="70" w:type="dxa"/>
+              <w:bottom w:w="70" w:type="dxa"/>
+              <w:left w:w="30" w:type="dxa"/>
+              <w:right w:w="30" w:type="dxa"/>
+            </w:tcMar>
+            <w:tcBorders>
+              <w:top w:val="single" w:sz="8" w:color="E94560" w:space="0"/>
+              <w:bottom w:val="single" w:sz="8" w:color="E94560" w:space="0"/>
+              <w:left w:val="single" w:sz="8" w:color="E94560" w:space="0"/>
+              <w:right w:val="single" w:sz="8" w:color="E94560" w:space="0"/>
+            </w:tcBorders>
+          </w:tcPr>
+          <w:p>
+            <w:pPr>
+              <w:spacing w:before="0" w:after="60"/>
+              <w:jc w:val="center"/>
+            </w:pPr>
+            <w:r>
+              <w:rPr>
+                <w:rFonts w:ascii="PT Sans Narrow" w:hAnsi="PT Sans Narrow" w:cs="PT Sans Narrow" w:eastAsia="PT Sans Narrow"/>
+                <w:b w:val="0"/>
+                <w:i w:val="0"/>
+                <w:sz w:val="28"/>
+              </w:rPr>
+              <w:t>🥩</w:t>
+              <w:br/>
+            </w:r>
+            <w:r>
+              <w:rPr>
+                <w:rFonts w:ascii="PT Sans Narrow" w:hAnsi="PT Sans Narrow" w:cs="PT Sans Narrow" w:eastAsia="PT Sans Narrow"/>
+                <w:b/>
+                <w:i w:val="0"/>
+                <w:color w:val="E94560"/>
+                <w:sz w:val="14"/>
+              </w:rPr>
+              <w:t>Bresaola ✓</w:t>
+            </w:r>
+          </w:p>
+        </w:tc>
+      </w:tr>
+    </w:tbl>
+    <w:p>
+      <w:pPr>
+        <w:spacing w:after="40"/>
+      </w:pPr>
+    </w:p>
+    <w:tbl>
+      <w:tblPr>
+        <w:tblLook w:firstColumn="1" w:firstRow="1" w:lastColumn="0" w:lastRow="0" w:noHBand="0" w:noVBand="1" w:val="04A0"/>
+        <w:tblBorders>
+          <w:top w:val="nil"/>
+          <w:left w:val="nil"/>
+          <w:bottom w:val="nil"/>
+          <w:right w:val="nil"/>
+          <w:insideH w:val="nil"/>
+          <w:insideV w:val="nil"/>
+        </w:tblBorders>
+        <w:tblW w:w="6496" w:type="dxa"/>
+      </w:tblPr>
+      <w:tblGrid>
+        <w:gridCol w:w="3135"/>
+        <w:gridCol w:w="3135"/>
+        <w:gridCol w:w="3135"/>
+      </w:tblGrid>
+      <w:tr>
+        <w:tc>
+          <w:tcPr>
+            <w:tcW w:w="1377" w:type="dxa"/>
+            <w:shd w:val="clear" w:color="auto" w:fill="FFFFFF"/>
+            <w:tcBorders>
+              <w:top w:val="single" w:sz="8" w:color="DEE2E6" w:space="0"/>
+              <w:bottom w:val="nil"/>
+              <w:left w:val="nil"/>
+              <w:right w:val="nil"/>
+            </w:tcBorders>
+            <w:tcMar>
+              <w:top w:w="70" w:type="dxa"/>
+              <w:bottom w:w="70" w:type="dxa"/>
+              <w:left w:w="80" w:type="dxa"/>
+              <w:right w:w="80" w:type="dxa"/>
+            </w:tcMar>
+          </w:tcPr>
+          <w:p>
+            <w:pPr>
+              <w:spacing w:before="0" w:after="0"/>
+            </w:pPr>
+            <w:r>
+              <w:rPr>
+                <w:rFonts w:ascii="PT Sans Narrow" w:hAnsi="PT Sans Narrow" w:cs="PT Sans Narrow" w:eastAsia="PT Sans Narrow"/>
+                <w:b w:val="0"/>
+                <w:i w:val="0"/>
+                <w:color w:val="6C757D"/>
+                <w:sz w:val="14"/>
+              </w:rPr>
+              <w:t>Totale</w:t>
+              <w:br/>
+            </w:r>
+            <w:r>
+              <w:rPr>
+                <w:rFonts w:ascii="PT Sans Narrow" w:hAnsi="PT Sans Narrow" w:cs="PT Sans Narrow" w:eastAsia="PT Sans Narrow"/>
+                <w:b/>
+                <w:i w:val="0"/>
+                <w:color w:val="E94560"/>
+                <w:sz w:val="26"/>
+              </w:rPr>
+              <w:t>3.50 €</w:t>
+            </w:r>
+          </w:p>
+        </w:tc>
+        <w:tc>
+          <w:tcPr>
+            <w:tcW w:w="3543" w:type="dxa"/>
+            <w:shd w:val="clear" w:color="auto" w:fill="FFFFFF"/>
+            <w:tcBorders>
+              <w:top w:val="single" w:sz="8" w:color="DEE2E6" w:space="0"/>
+              <w:bottom w:val="nil"/>
+              <w:left w:val="nil"/>
+              <w:right w:val="nil"/>
+            </w:tcBorders>
+            <w:tcMar>
+              <w:top w:w="70" w:type="dxa"/>
+              <w:bottom w:w="70" w:type="dxa"/>
+              <w:left w:w="80" w:type="dxa"/>
+              <w:right w:w="80" w:type="dxa"/>
+            </w:tcMar>
+          </w:tcPr>
+          <w:p>
+            <w:pPr>
+              <w:spacing w:before="0" w:after="0"/>
+            </w:pPr>
+          </w:p>
+        </w:tc>
+        <w:tc>
+          <w:tcPr>
+            <w:tcW w:w="1574" w:type="dxa"/>
+            <w:shd w:val="clear" w:color="auto" w:fill="FFFFFF"/>
+            <w:tcBorders>
+              <w:top w:val="single" w:sz="8" w:color="DEE2E6" w:space="0"/>
+              <w:bottom w:val="nil"/>
+              <w:left w:val="nil"/>
+              <w:right w:val="nil"/>
+            </w:tcBorders>
+            <w:tcMar>
+              <w:top w:w="70" w:type="dxa"/>
+              <w:bottom w:w="70" w:type="dxa"/>
+              <w:left w:w="80" w:type="dxa"/>
+              <w:right w:w="80" w:type="dxa"/>
+            </w:tcMar>
+          </w:tcPr>
+          <w:p>
+            <w:pPr>
+              <w:spacing w:before="0" w:after="0"/>
+              <w:jc w:val="right"/>
+            </w:pPr>
+            <w:r>
+              <w:rPr>
+                <w:rFonts w:ascii="PT Sans Narrow" w:hAnsi="PT Sans Narrow" w:cs="PT Sans Narrow" w:eastAsia="PT Sans Narrow"/>
+                <w:b w:val="0"/>
+                <w:i w:val="0"/>
+                <w:color w:val="6C757D"/>
+                <w:sz w:val="18"/>
+              </w:rPr>
+              <w:t xml:space="preserve">← Indietro   </w:t>
+            </w:r>
+            <w:r>
+              <w:rPr>
+                <w:rFonts w:ascii="PT Sans Narrow" w:hAnsi="PT Sans Narrow" w:cs="PT Sans Narrow" w:eastAsia="PT Sans Narrow"/>
+                <w:b/>
+                <w:i w:val="0"/>
+                <w:color w:val="FFFFFF"/>
+                <w:sz w:val="18"/>
+              </w:rPr>
+              <w:t>AVANTI →</w:t>
+            </w:r>
+          </w:p>
+        </w:tc>
+      </w:tr>
+    </w:tbl>
+    <w:p>
+      <w:pPr>
+        <w:spacing w:after="200"/>
+      </w:pPr>
+    </w:p>
+    <w:p>
+      <w:pPr>
+        <w:spacing w:before="240" w:after="80"/>
+      </w:pPr>
+      <w:r>
+        <w:rPr>
+          <w:rFonts w:ascii="PT Sans Narrow" w:hAnsi="PT Sans Narrow" w:cs="PT Sans Narrow" w:eastAsia="PT Sans Narrow"/>
+          <w:b/>
+          <w:i w:val="0"/>
+          <w:color w:val="16213E"/>
+          <w:sz w:val="26"/>
+        </w:rPr>
+        <w:t>4 · Builder — riepilogo e aggiunta al carrello</w:t>
+      </w:r>
+    </w:p>
+    <w:p>
+      <w:pPr>
+        <w:spacing w:before="0" w:after="120"/>
+        <w:jc w:val="left"/>
+      </w:pPr>
+      <w:r>
+        <w:rPr>
+          <w:rFonts w:ascii="PT Sans Narrow" w:hAnsi="PT Sans Narrow" w:cs="PT Sans Narrow" w:eastAsia="PT Sans Narrow"/>
+          <w:b w:val="0"/>
+          <w:i w:val="0"/>
+          <w:color w:val="343A40"/>
+          <w:sz w:val="22"/>
+        </w:rPr>
+        <w:t>All'ultimo step il cliente vede tutte le sue scelte in un riepilogo visivo con emoji e prezzi. Il totale è evidenziato in grande con sfondo in gradiente. Il pulsante verde «Aggiungi al carrello» invia l'ordine.</w:t>
+      </w:r>
+    </w:p>
+    <w:tbl>
+      <w:tblPr>
+        <w:tblLook w:firstColumn="1" w:firstRow="1" w:lastColumn="0" w:lastRow="0" w:noHBand="0" w:noVBand="1" w:val="04A0"/>
+        <w:tblBorders>
+          <w:top w:val="nil"/>
+          <w:left w:val="nil"/>
+          <w:bottom w:val="nil"/>
+          <w:right w:val="nil"/>
+          <w:insideH w:val="nil"/>
+          <w:insideV w:val="nil"/>
+        </w:tblBorders>
+        <w:tblW w:w="6496" w:type="dxa"/>
+      </w:tblPr>
+      <w:tblGrid>
+        <w:gridCol w:w="9406"/>
+      </w:tblGrid>
+      <w:tr>
+        <w:tc>
+          <w:tcPr>
+            <w:tcW w:type="dxa" w:w="9406"/>
+            <w:shd w:val="clear" w:color="auto" w:fill="1E2A38"/>
+            <w:tcMar>
+              <w:top w:w="45" w:type="dxa"/>
+              <w:bottom w:w="45" w:type="dxa"/>
+              <w:left w:w="80" w:type="dxa"/>
+              <w:right w:w="80" w:type="dxa"/>
+            </w:tcMar>
+          </w:tcPr>
+          <w:p>
+            <w:pPr>
+              <w:spacing w:before="0" w:after="0"/>
+            </w:pPr>
+            <w:r>
+              <w:rPr>
+                <w:rFonts w:ascii="PT Sans Narrow" w:hAnsi="PT Sans Narrow" w:cs="PT Sans Narrow" w:eastAsia="PT Sans Narrow"/>
+                <w:b w:val="0"/>
+                <w:i w:val="0"/>
+                <w:color w:val="6C8296"/>
+                <w:sz w:val="16"/>
+              </w:rPr>
+              <w:t xml:space="preserve">● ● ●   </w:t>
+            </w:r>
+            <w:r>
+              <w:rPr>
+                <w:rFonts w:ascii="PT Sans Narrow" w:hAnsi="PT Sans Narrow" w:cs="PT Sans Narrow" w:eastAsia="PT Sans Narrow"/>
+                <w:b w:val="0"/>
+                <w:i w:val="0"/>
+                <w:color w:val="90B8D8"/>
+                <w:sz w:val="16"/>
+              </w:rPr>
+              <w:t>app.bsrpranzo.it/t/bar-centrale/builder/visual?type=panino</w:t>
+            </w:r>
+          </w:p>
+        </w:tc>
+      </w:tr>
+    </w:tbl>
+    <w:tbl>
+      <w:tblPr>
+        <w:tblLook w:firstColumn="1" w:firstRow="1" w:lastColumn="0" w:lastRow="0" w:noHBand="0" w:noVBand="1" w:val="04A0"/>
+        <w:tblBorders>
+          <w:top w:val="nil"/>
+          <w:left w:val="nil"/>
+          <w:bottom w:val="nil"/>
+          <w:right w:val="nil"/>
+          <w:insideH w:val="nil"/>
+          <w:insideV w:val="nil"/>
+        </w:tblBorders>
+        <w:tblW w:w="6496" w:type="dxa"/>
+      </w:tblPr>
+      <w:tblGrid>
+        <w:gridCol w:w="1881"/>
+        <w:gridCol w:w="1881"/>
+        <w:gridCol w:w="1881"/>
+        <w:gridCol w:w="1881"/>
+        <w:gridCol w:w="1881"/>
+      </w:tblGrid>
+      <w:tr>
+        <w:tc>
+          <w:tcPr>
+            <w:tcW w:type="dxa" w:w="1881"/>
+            <w:shd w:val="clear" w:color="auto" w:fill="28A745"/>
+            <w:tcMar>
+              <w:top w:w="45" w:type="dxa"/>
+              <w:bottom w:w="45" w:type="dxa"/>
+              <w:left w:w="10" w:type="dxa"/>
+              <w:right w:w="10" w:type="dxa"/>
+            </w:tcMar>
+          </w:tcPr>
+          <w:p>
+            <w:pPr>
+              <w:spacing w:before="0" w:after="40"/>
+              <w:jc w:val="center"/>
+            </w:pPr>
+            <w:r>
+              <w:rPr>
+                <w:rFonts w:ascii="PT Sans Narrow" w:hAnsi="PT Sans Narrow" w:cs="PT Sans Narrow" w:eastAsia="PT Sans Narrow"/>
+                <w:b/>
+                <w:i w:val="0"/>
+                <w:color w:val="FFFFFF"/>
+                <w:sz w:val="18"/>
+              </w:rPr>
+              <w:t>✓</w:t>
+              <w:br/>
+            </w:r>
+            <w:r>
+              <w:rPr>
+                <w:rFonts w:ascii="PT Sans Narrow" w:hAnsi="PT Sans Narrow" w:cs="PT Sans Narrow" w:eastAsia="PT Sans Narrow"/>
+                <w:b w:val="0"/>
+                <w:i w:val="0"/>
+                <w:color w:val="FFFFFF"/>
+                <w:sz w:val="13"/>
+              </w:rPr>
+              <w:t>✓ Pane</w:t>
+            </w:r>
+          </w:p>
+        </w:tc>
+        <w:tc>
+          <w:tcPr>
+            <w:tcW w:type="dxa" w:w="1881"/>
+            <w:shd w:val="clear" w:color="auto" w:fill="28A745"/>
+            <w:tcMar>
+              <w:top w:w="45" w:type="dxa"/>
+              <w:bottom w:w="45" w:type="dxa"/>
+              <w:left w:w="10" w:type="dxa"/>
+              <w:right w:w="10" w:type="dxa"/>
+            </w:tcMar>
+          </w:tcPr>
+          <w:p>
+            <w:pPr>
+              <w:spacing w:before="0" w:after="40"/>
+              <w:jc w:val="center"/>
+            </w:pPr>
+            <w:r>
+              <w:rPr>
+                <w:rFonts w:ascii="PT Sans Narrow" w:hAnsi="PT Sans Narrow" w:cs="PT Sans Narrow" w:eastAsia="PT Sans Narrow"/>
+                <w:b/>
+                <w:i w:val="0"/>
+                <w:color w:val="FFFFFF"/>
+                <w:sz w:val="18"/>
+              </w:rPr>
+              <w:t>✓</w:t>
+              <w:br/>
+            </w:r>
+            <w:r>
+              <w:rPr>
+                <w:rFonts w:ascii="PT Sans Narrow" w:hAnsi="PT Sans Narrow" w:cs="PT Sans Narrow" w:eastAsia="PT Sans Narrow"/>
+                <w:b w:val="0"/>
+                <w:i w:val="0"/>
+                <w:color w:val="FFFFFF"/>
+                <w:sz w:val="13"/>
+              </w:rPr>
+              <w:t>✓ Proteina</w:t>
+            </w:r>
+          </w:p>
+        </w:tc>
+        <w:tc>
+          <w:tcPr>
+            <w:tcW w:type="dxa" w:w="1881"/>
+            <w:shd w:val="clear" w:color="auto" w:fill="28A745"/>
+            <w:tcMar>
+              <w:top w:w="45" w:type="dxa"/>
+              <w:bottom w:w="45" w:type="dxa"/>
+              <w:left w:w="10" w:type="dxa"/>
+              <w:right w:w="10" w:type="dxa"/>
+            </w:tcMar>
+          </w:tcPr>
+          <w:p>
+            <w:pPr>
+              <w:spacing w:before="0" w:after="40"/>
+              <w:jc w:val="center"/>
+            </w:pPr>
+            <w:r>
+              <w:rPr>
+                <w:rFonts w:ascii="PT Sans Narrow" w:hAnsi="PT Sans Narrow" w:cs="PT Sans Narrow" w:eastAsia="PT Sans Narrow"/>
+                <w:b/>
+                <w:i w:val="0"/>
+                <w:color w:val="FFFFFF"/>
+                <w:sz w:val="18"/>
+              </w:rPr>
+              <w:t>✓</w:t>
+              <w:br/>
+            </w:r>
+            <w:r>
+              <w:rPr>
+                <w:rFonts w:ascii="PT Sans Narrow" w:hAnsi="PT Sans Narrow" w:cs="PT Sans Narrow" w:eastAsia="PT Sans Narrow"/>
+                <w:b w:val="0"/>
+                <w:i w:val="0"/>
+                <w:color w:val="FFFFFF"/>
+                <w:sz w:val="13"/>
+              </w:rPr>
+              <w:t>✓ Verdure</w:t>
+            </w:r>
+          </w:p>
+        </w:tc>
+        <w:tc>
+          <w:tcPr>
+            <w:tcW w:type="dxa" w:w="1881"/>
+            <w:shd w:val="clear" w:color="auto" w:fill="28A745"/>
+            <w:tcMar>
+              <w:top w:w="45" w:type="dxa"/>
+              <w:bottom w:w="45" w:type="dxa"/>
+              <w:left w:w="10" w:type="dxa"/>
+              <w:right w:w="10" w:type="dxa"/>
+            </w:tcMar>
+          </w:tcPr>
+          <w:p>
+            <w:pPr>
+              <w:spacing w:before="0" w:after="40"/>
+              <w:jc w:val="center"/>
+            </w:pPr>
+            <w:r>
+              <w:rPr>
+                <w:rFonts w:ascii="PT Sans Narrow" w:hAnsi="PT Sans Narrow" w:cs="PT Sans Narrow" w:eastAsia="PT Sans Narrow"/>
+                <w:b/>
+                <w:i w:val="0"/>
+                <w:color w:val="FFFFFF"/>
+                <w:sz w:val="18"/>
+              </w:rPr>
+              <w:t>✓</w:t>
+              <w:br/>
+            </w:r>
+            <w:r>
+              <w:rPr>
+                <w:rFonts w:ascii="PT Sans Narrow" w:hAnsi="PT Sans Narrow" w:cs="PT Sans Narrow" w:eastAsia="PT Sans Narrow"/>
+                <w:b w:val="0"/>
+                <w:i w:val="0"/>
+                <w:color w:val="FFFFFF"/>
+                <w:sz w:val="13"/>
+              </w:rPr>
+              <w:t>✓ Salse</w:t>
+            </w:r>
+          </w:p>
+        </w:tc>
+        <w:tc>
+          <w:tcPr>
+            <w:tcW w:type="dxa" w:w="1881"/>
+            <w:shd w:val="clear" w:color="auto" w:fill="E94560"/>
+            <w:tcMar>
+              <w:top w:w="45" w:type="dxa"/>
+              <w:bottom w:w="45" w:type="dxa"/>
+              <w:left w:w="10" w:type="dxa"/>
+              <w:right w:w="10" w:type="dxa"/>
+            </w:tcMar>
+          </w:tcPr>
+          <w:p>
+            <w:pPr>
+              <w:spacing w:before="0" w:after="40"/>
+              <w:jc w:val="center"/>
+            </w:pPr>
+            <w:r>
+              <w:rPr>
+                <w:rFonts w:ascii="PT Sans Narrow" w:hAnsi="PT Sans Narrow" w:cs="PT Sans Narrow" w:eastAsia="PT Sans Narrow"/>
+                <w:b/>
+                <w:i w:val="0"/>
+                <w:color w:val="FFFFFF"/>
+                <w:sz w:val="18"/>
+              </w:rPr>
+              <w:t>⊙</w:t>
+              <w:br/>
+            </w:r>
+            <w:r>
+              <w:rPr>
+                <w:rFonts w:ascii="PT Sans Narrow" w:hAnsi="PT Sans Narrow" w:cs="PT Sans Narrow" w:eastAsia="PT Sans Narrow"/>
+                <w:b w:val="0"/>
+                <w:i w:val="0"/>
+                <w:color w:val="FFFFFF"/>
+                <w:sz w:val="13"/>
+              </w:rPr>
+              <w:t>Fine</w:t>
+            </w:r>
+          </w:p>
+        </w:tc>
+      </w:tr>
+    </w:tbl>
+    <w:p>
+      <w:pPr>
+        <w:spacing w:after="40"/>
+      </w:pPr>
+    </w:p>
+    <w:tbl>
+      <w:tblPr>
+        <w:tblLook w:firstColumn="1" w:firstRow="1" w:lastColumn="0" w:lastRow="0" w:noHBand="0" w:noVBand="1" w:val="04A0"/>
+        <w:tblBorders>
+          <w:top w:val="nil"/>
+          <w:left w:val="nil"/>
+          <w:bottom w:val="nil"/>
+          <w:right w:val="nil"/>
+          <w:insideH w:val="nil"/>
+          <w:insideV w:val="nil"/>
+        </w:tblBorders>
+        <w:tblW w:w="6496" w:type="dxa"/>
+      </w:tblPr>
+      <w:tblGrid>
+        <w:gridCol w:w="9406"/>
+      </w:tblGrid>
+      <w:tr>
+        <w:tc>
+          <w:tcPr>
+            <w:tcW w:type="dxa" w:w="9406"/>
+            <w:shd w:val="clear" w:color="auto" w:fill="FFFFFF"/>
+            <w:tcMar>
+              <w:top w:w="80" w:type="dxa"/>
+              <w:bottom w:w="60" w:type="dxa"/>
+              <w:left w:w="80" w:type="dxa"/>
+              <w:right w:w="80" w:type="dxa"/>
+            </w:tcMar>
+          </w:tcPr>
+          <w:p>
+            <w:pPr>
+              <w:spacing w:before="0" w:after="160"/>
+              <w:jc w:val="center"/>
+            </w:pPr>
+            <w:r>
+              <w:rPr>
+                <w:rFonts w:ascii="PT Sans Narrow" w:hAnsi="PT Sans Narrow" w:cs="PT Sans Narrow" w:eastAsia="PT Sans Narrow"/>
+                <w:b w:val="0"/>
+                <w:i w:val="0"/>
+                <w:sz w:val="44"/>
+              </w:rPr>
+              <w:t>🎉</w:t>
+              <w:br/>
+            </w:r>
+            <w:r>
+              <w:rPr>
+                <w:rFonts w:ascii="PT Sans Narrow" w:hAnsi="PT Sans Narrow" w:cs="PT Sans Narrow" w:eastAsia="PT Sans Narrow"/>
+                <w:b/>
+                <w:i w:val="0"/>
+                <w:color w:val="0F3460"/>
+                <w:sz w:val="28"/>
+              </w:rPr>
+              <w:t>Il tuo panino</w:t>
+              <w:br/>
+            </w:r>
+            <w:r>
+              <w:rPr>
+                <w:rFonts w:ascii="PT Sans Narrow" w:hAnsi="PT Sans Narrow" w:cs="PT Sans Narrow" w:eastAsia="PT Sans Narrow"/>
+                <w:b w:val="0"/>
+                <w:i w:val="0"/>
+                <w:color w:val="6C757D"/>
+                <w:sz w:val="18"/>
+              </w:rPr>
+              <w:t>Controlla gli ingredienti e aggiungi al carrello</w:t>
+            </w:r>
+          </w:p>
+          <w:tbl>
+            <w:tblPr>
+              <w:tblW w:type="auto" w:w="0"/>
+              <w:tblLook w:firstColumn="1" w:firstRow="1" w:lastColumn="0" w:lastRow="0" w:noHBand="0" w:noVBand="1" w:val="04A0"/>
+              <w:tblBorders>
+                <w:top w:val="nil"/>
+                <w:left w:val="nil"/>
+                <w:bottom w:val="nil"/>
+                <w:right w:val="nil"/>
+                <w:insideH w:val="nil"/>
+                <w:insideV w:val="nil"/>
+              </w:tblBorders>
+            </w:tblPr>
+            <w:tblGrid>
+              <w:gridCol w:w="2351"/>
+              <w:gridCol w:w="2351"/>
+              <w:gridCol w:w="2351"/>
+              <w:gridCol w:w="2351"/>
+            </w:tblGrid>
+            <w:tr>
+              <w:tc>
+                <w:tcPr>
+                  <w:tcW w:type="dxa" w:w="2351"/>
+                  <w:shd w:val="clear" w:color="auto" w:fill="F8F9FA"/>
+                  <w:tcBorders>
+                    <w:top w:val="single" w:sz="8" w:color="DEE2E6" w:space="0"/>
+                    <w:bottom w:val="single" w:sz="8" w:color="DEE2E6" w:space="0"/>
+                    <w:left w:val="single" w:sz="8" w:color="DEE2E6" w:space="0"/>
+                    <w:right w:val="single" w:sz="8" w:color="DEE2E6" w:space="0"/>
+                  </w:tcBorders>
+                  <w:tcMar>
+                    <w:top w:w="60" w:type="dxa"/>
+                    <w:bottom w:w="60" w:type="dxa"/>
+                    <w:left w:w="30" w:type="dxa"/>
+                    <w:right w:w="30" w:type="dxa"/>
+                  </w:tcMar>
+                </w:tcPr>
+                <w:p>
+                  <w:pPr>
+                    <w:spacing w:before="0" w:after="40"/>
+                    <w:jc w:val="center"/>
+                  </w:pPr>
+                  <w:r>
+                    <w:rPr>
+                      <w:rFonts w:ascii="PT Sans Narrow" w:hAnsi="PT Sans Narrow" w:cs="PT Sans Narrow" w:eastAsia="PT Sans Narrow"/>
+                      <w:b w:val="0"/>
+                      <w:i w:val="0"/>
+                      <w:color w:val="6C757D"/>
+                      <w:sz w:val="13"/>
+                    </w:rPr>
+                    <w:t>Base</w:t>
+                    <w:br/>
+                  </w:r>
+                  <w:r>
+                    <w:rPr>
+                      <w:rFonts w:ascii="PT Sans Narrow" w:hAnsi="PT Sans Narrow" w:cs="PT Sans Narrow" w:eastAsia="PT Sans Narrow"/>
+                      <w:b w:val="0"/>
+                      <w:i w:val="0"/>
+                      <w:sz w:val="24"/>
+                    </w:rPr>
+                    <w:t>🥖</w:t>
+                    <w:br/>
+                  </w:r>
+                  <w:r>
+                    <w:rPr>
+                      <w:rFonts w:ascii="PT Sans Narrow" w:hAnsi="PT Sans Narrow" w:cs="PT Sans Narrow" w:eastAsia="PT Sans Narrow"/>
+                      <w:b/>
+                      <w:i w:val="0"/>
+                      <w:color w:val="16213E"/>
+                      <w:sz w:val="15"/>
+                    </w:rPr>
+                    <w:t>Ciabatta</w:t>
+                    <w:br/>
+                  </w:r>
+                  <w:r>
+                    <w:rPr>
+                      <w:rFonts w:ascii="PT Sans Narrow" w:hAnsi="PT Sans Narrow" w:cs="PT Sans Narrow" w:eastAsia="PT Sans Narrow"/>
+                      <w:b w:val="0"/>
+                      <w:i w:val="0"/>
+                      <w:color w:val="E94560"/>
+                      <w:sz w:val="15"/>
+                    </w:rPr>
+                    <w:t>3.50 €</w:t>
+                  </w:r>
+                </w:p>
+              </w:tc>
+              <w:tc>
+                <w:tcPr>
+                  <w:tcW w:type="dxa" w:w="2351"/>
+                  <w:shd w:val="clear" w:color="auto" w:fill="F8F9FA"/>
+                  <w:tcBorders>
+                    <w:top w:val="single" w:sz="8" w:color="DEE2E6" w:space="0"/>
+                    <w:bottom w:val="single" w:sz="8" w:color="DEE2E6" w:space="0"/>
+                    <w:left w:val="single" w:sz="8" w:color="DEE2E6" w:space="0"/>
+                    <w:right w:val="single" w:sz="8" w:color="DEE2E6" w:space="0"/>
+                  </w:tcBorders>
+                  <w:tcMar>
+                    <w:top w:w="60" w:type="dxa"/>
+                    <w:bottom w:w="60" w:type="dxa"/>
+                    <w:left w:w="30" w:type="dxa"/>
+                    <w:right w:w="30" w:type="dxa"/>
+                  </w:tcMar>
+                </w:tcPr>
+                <w:p>
+                  <w:pPr>
+                    <w:spacing w:before="0" w:after="40"/>
+                    <w:jc w:val="center"/>
+                  </w:pPr>
+                  <w:r>
+                    <w:rPr>
+                      <w:rFonts w:ascii="PT Sans Narrow" w:hAnsi="PT Sans Narrow" w:cs="PT Sans Narrow" w:eastAsia="PT Sans Narrow"/>
+                      <w:b w:val="0"/>
+                      <w:i w:val="0"/>
+                      <w:color w:val="6C757D"/>
+                      <w:sz w:val="13"/>
+                    </w:rPr>
+                    <w:t>Proteina</w:t>
+                    <w:br/>
+                  </w:r>
+                  <w:r>
+                    <w:rPr>
+                      <w:rFonts w:ascii="PT Sans Narrow" w:hAnsi="PT Sans Narrow" w:cs="PT Sans Narrow" w:eastAsia="PT Sans Narrow"/>
+                      <w:b w:val="0"/>
+                      <w:i w:val="0"/>
+                      <w:sz w:val="24"/>
+                    </w:rPr>
+                    <w:t>🥩</w:t>
+                    <w:br/>
+                  </w:r>
+                  <w:r>
+                    <w:rPr>
+                      <w:rFonts w:ascii="PT Sans Narrow" w:hAnsi="PT Sans Narrow" w:cs="PT Sans Narrow" w:eastAsia="PT Sans Narrow"/>
+                      <w:b/>
+                      <w:i w:val="0"/>
+                      <w:color w:val="16213E"/>
+                      <w:sz w:val="15"/>
+                    </w:rPr>
+                    <w:t>Bresaola</w:t>
+                    <w:br/>
+                  </w:r>
+                  <w:r>
+                    <w:rPr>
+                      <w:rFonts w:ascii="PT Sans Narrow" w:hAnsi="PT Sans Narrow" w:cs="PT Sans Narrow" w:eastAsia="PT Sans Narrow"/>
+                      <w:b w:val="0"/>
+                      <w:i w:val="0"/>
+                      <w:color w:val="E94560"/>
+                      <w:sz w:val="15"/>
+                    </w:rPr>
+                    <w:t>+0.00 €</w:t>
+                  </w:r>
+                </w:p>
+              </w:tc>
+              <w:tc>
+                <w:tcPr>
+                  <w:tcW w:type="dxa" w:w="2351"/>
+                  <w:shd w:val="clear" w:color="auto" w:fill="F8F9FA"/>
+                  <w:tcBorders>
+                    <w:top w:val="single" w:sz="8" w:color="DEE2E6" w:space="0"/>
+                    <w:bottom w:val="single" w:sz="8" w:color="DEE2E6" w:space="0"/>
+                    <w:left w:val="single" w:sz="8" w:color="DEE2E6" w:space="0"/>
+                    <w:right w:val="single" w:sz="8" w:color="DEE2E6" w:space="0"/>
+                  </w:tcBorders>
+                  <w:tcMar>
+                    <w:top w:w="60" w:type="dxa"/>
+                    <w:bottom w:w="60" w:type="dxa"/>
+                    <w:left w:w="30" w:type="dxa"/>
+                    <w:right w:w="30" w:type="dxa"/>
+                  </w:tcMar>
+                </w:tcPr>
+                <w:p>
+                  <w:pPr>
+                    <w:spacing w:before="0" w:after="40"/>
+                    <w:jc w:val="center"/>
+                  </w:pPr>
+                  <w:r>
+                    <w:rPr>
+                      <w:rFonts w:ascii="PT Sans Narrow" w:hAnsi="PT Sans Narrow" w:cs="PT Sans Narrow" w:eastAsia="PT Sans Narrow"/>
+                      <w:b w:val="0"/>
+                      <w:i w:val="0"/>
+                      <w:color w:val="6C757D"/>
+                      <w:sz w:val="13"/>
+                    </w:rPr>
+                    <w:t>Verdure</w:t>
+                    <w:br/>
+                  </w:r>
+                  <w:r>
+                    <w:rPr>
+                      <w:rFonts w:ascii="PT Sans Narrow" w:hAnsi="PT Sans Narrow" w:cs="PT Sans Narrow" w:eastAsia="PT Sans Narrow"/>
+                      <w:b w:val="0"/>
+                      <w:i w:val="0"/>
+                      <w:sz w:val="24"/>
+                    </w:rPr>
+                    <w:t>🥗</w:t>
+                    <w:br/>
+                  </w:r>
+                  <w:r>
+                    <w:rPr>
+                      <w:rFonts w:ascii="PT Sans Narrow" w:hAnsi="PT Sans Narrow" w:cs="PT Sans Narrow" w:eastAsia="PT Sans Narrow"/>
+                      <w:b/>
+                      <w:i w:val="0"/>
+                      <w:color w:val="16213E"/>
+                      <w:sz w:val="15"/>
+                    </w:rPr>
+                    <w:t>Rucola · Pomodoro</w:t>
+                    <w:br/>
+                  </w:r>
+                  <w:r>
+                    <w:rPr>
+                      <w:rFonts w:ascii="PT Sans Narrow" w:hAnsi="PT Sans Narrow" w:cs="PT Sans Narrow" w:eastAsia="PT Sans Narrow"/>
+                      <w:b w:val="0"/>
+                      <w:i w:val="0"/>
+                      <w:color w:val="E94560"/>
+                      <w:sz w:val="15"/>
+                    </w:rPr>
+                    <w:t>+0.00 €</w:t>
+                  </w:r>
+                </w:p>
+              </w:tc>
+              <w:tc>
+                <w:tcPr>
+                  <w:tcW w:type="dxa" w:w="2351"/>
+                  <w:shd w:val="clear" w:color="auto" w:fill="F8F9FA"/>
+                  <w:tcBorders>
+                    <w:top w:val="single" w:sz="8" w:color="DEE2E6" w:space="0"/>
+                    <w:bottom w:val="single" w:sz="8" w:color="DEE2E6" w:space="0"/>
+                    <w:left w:val="single" w:sz="8" w:color="DEE2E6" w:space="0"/>
+                    <w:right w:val="single" w:sz="8" w:color="DEE2E6" w:space="0"/>
+                  </w:tcBorders>
+                  <w:tcMar>
+                    <w:top w:w="60" w:type="dxa"/>
+                    <w:bottom w:w="60" w:type="dxa"/>
+                    <w:left w:w="30" w:type="dxa"/>
+                    <w:right w:w="30" w:type="dxa"/>
+                  </w:tcMar>
+                </w:tcPr>
+                <w:p>
+                  <w:pPr>
+                    <w:spacing w:before="0" w:after="40"/>
+                    <w:jc w:val="center"/>
+                  </w:pPr>
+                  <w:r>
+                    <w:rPr>
+                      <w:rFonts w:ascii="PT Sans Narrow" w:hAnsi="PT Sans Narrow" w:cs="PT Sans Narrow" w:eastAsia="PT Sans Narrow"/>
+                      <w:b w:val="0"/>
+                      <w:i w:val="0"/>
+                      <w:color w:val="6C757D"/>
+                      <w:sz w:val="13"/>
+                    </w:rPr>
+                    <w:t>Salse</w:t>
+                    <w:br/>
+                  </w:r>
+                  <w:r>
+                    <w:rPr>
+                      <w:rFonts w:ascii="PT Sans Narrow" w:hAnsi="PT Sans Narrow" w:cs="PT Sans Narrow" w:eastAsia="PT Sans Narrow"/>
+                      <w:b w:val="0"/>
+                      <w:i w:val="0"/>
+                      <w:sz w:val="24"/>
+                    </w:rPr>
+                    <w:t>🌿</w:t>
+                    <w:br/>
+                  </w:r>
+                  <w:r>
+                    <w:rPr>
+                      <w:rFonts w:ascii="PT Sans Narrow" w:hAnsi="PT Sans Narrow" w:cs="PT Sans Narrow" w:eastAsia="PT Sans Narrow"/>
+                      <w:b/>
+                      <w:i w:val="0"/>
+                      <w:color w:val="16213E"/>
+                      <w:sz w:val="15"/>
+                    </w:rPr>
+                    <w:t>Pesto</w:t>
+                    <w:br/>
+                  </w:r>
+                  <w:r>
+                    <w:rPr>
+                      <w:rFonts w:ascii="PT Sans Narrow" w:hAnsi="PT Sans Narrow" w:cs="PT Sans Narrow" w:eastAsia="PT Sans Narrow"/>
+                      <w:b w:val="0"/>
+                      <w:i w:val="0"/>
+                      <w:color w:val="E94560"/>
+                      <w:sz w:val="15"/>
+                    </w:rPr>
+                    <w:t>+0.30 €</w:t>
+                  </w:r>
+                </w:p>
+              </w:tc>
+            </w:tr>
+            <w:tr>
+              <w:tc>
+                <w:tcPr>
+                  <w:tcW w:type="dxa" w:w="2351"/>
+                  <w:shd w:val="clear" w:color="auto" w:fill="FFFFFF"/>
+                  <w:tcBorders>
+                    <w:top w:val="single" w:sz="8" w:color="DEE2E6" w:space="0"/>
+                    <w:bottom w:val="single" w:sz="8" w:color="DEE2E6" w:space="0"/>
+                    <w:left w:val="single" w:sz="8" w:color="DEE2E6" w:space="0"/>
+                    <w:right w:val="single" w:sz="8" w:color="DEE2E6" w:space="0"/>
+                  </w:tcBorders>
+                  <w:tcMar>
+                    <w:top w:w="60" w:type="dxa"/>
+                    <w:bottom w:w="60" w:type="dxa"/>
+                    <w:left w:w="30" w:type="dxa"/>
+                    <w:right w:w="30" w:type="dxa"/>
+                  </w:tcMar>
+                </w:tcPr>
+                <w:p>
+                  <w:pPr>
+                    <w:spacing w:before="0" w:after="40"/>
+                    <w:jc w:val="center"/>
+                  </w:pPr>
+                  <w:r>
+                    <w:rPr>
+                      <w:rFonts w:ascii="PT Sans Narrow" w:hAnsi="PT Sans Narrow" w:cs="PT Sans Narrow" w:eastAsia="PT Sans Narrow"/>
+                      <w:b w:val="0"/>
+                      <w:i w:val="0"/>
+                      <w:color w:val="6C757D"/>
+                      <w:sz w:val="13"/>
+                    </w:rPr>
+                    <w:t>Extra</w:t>
+                    <w:br/>
+                  </w:r>
+                  <w:r>
+                    <w:rPr>
+                      <w:rFonts w:ascii="PT Sans Narrow" w:hAnsi="PT Sans Narrow" w:cs="PT Sans Narrow" w:eastAsia="PT Sans Narrow"/>
+                      <w:b w:val="0"/>
+                      <w:i w:val="0"/>
+                      <w:sz w:val="24"/>
+                    </w:rPr>
+                    <w:t>🧀</w:t>
+                    <w:br/>
+                  </w:r>
+                  <w:r>
+                    <w:rPr>
+                      <w:rFonts w:ascii="PT Sans Narrow" w:hAnsi="PT Sans Narrow" w:cs="PT Sans Narrow" w:eastAsia="PT Sans Narrow"/>
+                      <w:b/>
+                      <w:i w:val="0"/>
+                      <w:color w:val="16213E"/>
+                      <w:sz w:val="15"/>
+                    </w:rPr>
+                    <w:t>Parmigiano</w:t>
+                    <w:br/>
+                  </w:r>
+                  <w:r>
+                    <w:rPr>
+                      <w:rFonts w:ascii="PT Sans Narrow" w:hAnsi="PT Sans Narrow" w:cs="PT Sans Narrow" w:eastAsia="PT Sans Narrow"/>
+                      <w:b w:val="0"/>
+                      <w:i w:val="0"/>
+                      <w:color w:val="E94560"/>
+                      <w:sz w:val="15"/>
+                    </w:rPr>
+                    <w:t>+0.50 €</w:t>
+                  </w:r>
+                </w:p>
+              </w:tc>
+              <w:tc>
+                <w:tcPr>
+                  <w:tcW w:type="dxa" w:w="2351"/>
+                  <w:shd w:val="clear" w:color="auto" w:fill="FFFFFF"/>
+                  <w:tcBorders>
+                    <w:top w:val="single" w:sz="8" w:color="DEE2E6" w:space="0"/>
+                    <w:bottom w:val="single" w:sz="8" w:color="DEE2E6" w:space="0"/>
+                    <w:left w:val="single" w:sz="8" w:color="DEE2E6" w:space="0"/>
+                    <w:right w:val="single" w:sz="8" w:color="DEE2E6" w:space="0"/>
+                  </w:tcBorders>
+                  <w:tcMar>
+                    <w:top w:w="60" w:type="dxa"/>
+                    <w:bottom w:w="60" w:type="dxa"/>
+                    <w:left w:w="30" w:type="dxa"/>
+                    <w:right w:w="30" w:type="dxa"/>
+                  </w:tcMar>
+                </w:tcPr>
+                <w:p>
+                  <w:pPr>
+                    <w:spacing w:before="0" w:after="40"/>
+                    <w:jc w:val="center"/>
+                  </w:pPr>
+                  <w:r>
+                    <w:rPr>
+                      <w:rFonts w:ascii="PT Sans Narrow" w:hAnsi="PT Sans Narrow" w:cs="PT Sans Narrow" w:eastAsia="PT Sans Narrow"/>
+                      <w:b w:val="0"/>
+                      <w:i w:val="0"/>
+                      <w:color w:val="6C757D"/>
+                      <w:sz w:val="13"/>
+                    </w:rPr>
+                    <w:t>Extra</w:t>
+                    <w:br/>
+                  </w:r>
+                  <w:r>
+                    <w:rPr>
+                      <w:rFonts w:ascii="PT Sans Narrow" w:hAnsi="PT Sans Narrow" w:cs="PT Sans Narrow" w:eastAsia="PT Sans Narrow"/>
+                      <w:b w:val="0"/>
+                      <w:i w:val="0"/>
+                      <w:sz w:val="24"/>
+                    </w:rPr>
+                    <w:t>🥓</w:t>
+                    <w:br/>
+                  </w:r>
+                  <w:r>
+                    <w:rPr>
+                      <w:rFonts w:ascii="PT Sans Narrow" w:hAnsi="PT Sans Narrow" w:cs="PT Sans Narrow" w:eastAsia="PT Sans Narrow"/>
+                      <w:b/>
+                      <w:i w:val="0"/>
+                      <w:color w:val="16213E"/>
+                      <w:sz w:val="15"/>
+                    </w:rPr>
+                    <w:t>Bacon</w:t>
+                    <w:br/>
+                  </w:r>
+                  <w:r>
+                    <w:rPr>
+                      <w:rFonts w:ascii="PT Sans Narrow" w:hAnsi="PT Sans Narrow" w:cs="PT Sans Narrow" w:eastAsia="PT Sans Narrow"/>
+                      <w:b w:val="0"/>
+                      <w:i w:val="0"/>
+                      <w:color w:val="E94560"/>
+                      <w:sz w:val="15"/>
+                    </w:rPr>
+                    <w:t>+0.70 €</w:t>
+                  </w:r>
+                </w:p>
+              </w:tc>
+              <w:tc>
+                <w:tcPr>
+                  <w:tcW w:type="dxa" w:w="2351"/>
+                  <w:shd w:val="clear" w:color="auto" w:fill="FFFFFF"/>
+                  <w:tcBorders>
+                    <w:top w:val="single" w:sz="8" w:color="DEE2E6" w:space="0"/>
+                    <w:bottom w:val="single" w:sz="8" w:color="DEE2E6" w:space="0"/>
+                    <w:left w:val="single" w:sz="8" w:color="DEE2E6" w:space="0"/>
+                    <w:right w:val="single" w:sz="8" w:color="DEE2E6" w:space="0"/>
+                  </w:tcBorders>
+                  <w:tcMar>
+                    <w:top w:w="60" w:type="dxa"/>
+                    <w:bottom w:w="60" w:type="dxa"/>
+                    <w:left w:w="30" w:type="dxa"/>
+                    <w:right w:w="30" w:type="dxa"/>
+                  </w:tcMar>
+                </w:tcPr>
+                <w:p>
+                  <w:pPr>
+                    <w:spacing w:before="0" w:after="40"/>
+                    <w:jc w:val="center"/>
+                  </w:pPr>
+                  <w:r>
+                    <w:rPr>
+                      <w:rFonts w:ascii="PT Sans Narrow" w:hAnsi="PT Sans Narrow" w:cs="PT Sans Narrow" w:eastAsia="PT Sans Narrow"/>
+                      <w:b w:val="0"/>
+                      <w:i w:val="0"/>
+                      <w:color w:val="6C757D"/>
+                      <w:sz w:val="13"/>
+                    </w:rPr>
+                  </w:r>
+                  <w:r>
+                    <w:rPr>
+                      <w:rFonts w:ascii="PT Sans Narrow" w:hAnsi="PT Sans Narrow" w:cs="PT Sans Narrow" w:eastAsia="PT Sans Narrow"/>
+                      <w:b w:val="0"/>
+                      <w:i w:val="0"/>
+                      <w:sz w:val="24"/>
+                    </w:rPr>
+                  </w:r>
+                  <w:r>
+                    <w:rPr>
+                      <w:rFonts w:ascii="PT Sans Narrow" w:hAnsi="PT Sans Narrow" w:cs="PT Sans Narrow" w:eastAsia="PT Sans Narrow"/>
+                      <w:b/>
+                      <w:i w:val="0"/>
+                      <w:color w:val="16213E"/>
+                      <w:sz w:val="15"/>
+                    </w:rPr>
+                  </w:r>
+                  <w:r>
+                    <w:rPr>
+                      <w:rFonts w:ascii="PT Sans Narrow" w:hAnsi="PT Sans Narrow" w:cs="PT Sans Narrow" w:eastAsia="PT Sans Narrow"/>
+                      <w:b w:val="0"/>
+                      <w:i w:val="0"/>
+                      <w:color w:val="E94560"/>
+                      <w:sz w:val="15"/>
+                    </w:rPr>
+                  </w:r>
+                </w:p>
+              </w:tc>
+              <w:tc>
+                <w:tcPr>
+                  <w:tcW w:type="dxa" w:w="2351"/>
+                  <w:shd w:val="clear" w:color="auto" w:fill="FFFFFF"/>
+                  <w:tcBorders>
+                    <w:top w:val="single" w:sz="8" w:color="DEE2E6" w:space="0"/>
+                    <w:bottom w:val="single" w:sz="8" w:color="DEE2E6" w:space="0"/>
+                    <w:left w:val="single" w:sz="8" w:color="DEE2E6" w:space="0"/>
+                    <w:right w:val="single" w:sz="8" w:color="DEE2E6" w:space="0"/>
+                  </w:tcBorders>
+                  <w:tcMar>
+                    <w:top w:w="60" w:type="dxa"/>
+                    <w:bottom w:w="60" w:type="dxa"/>
+                    <w:left w:w="30" w:type="dxa"/>
+                    <w:right w:w="30" w:type="dxa"/>
+                  </w:tcMar>
+                </w:tcPr>
+                <w:p>
+                  <w:pPr>
+                    <w:spacing w:before="0" w:after="40"/>
+                    <w:jc w:val="center"/>
+                  </w:pPr>
+                  <w:r>
+                    <w:rPr>
+                      <w:rFonts w:ascii="PT Sans Narrow" w:hAnsi="PT Sans Narrow" w:cs="PT Sans Narrow" w:eastAsia="PT Sans Narrow"/>
+                      <w:b w:val="0"/>
+                      <w:i w:val="0"/>
+                      <w:color w:val="6C757D"/>
+                      <w:sz w:val="13"/>
+                    </w:rPr>
+                  </w:r>
+                  <w:r>
+                    <w:rPr>
+                      <w:rFonts w:ascii="PT Sans Narrow" w:hAnsi="PT Sans Narrow" w:cs="PT Sans Narrow" w:eastAsia="PT Sans Narrow"/>
+                      <w:b w:val="0"/>
+                      <w:i w:val="0"/>
+                      <w:sz w:val="24"/>
+                    </w:rPr>
+                  </w:r>
+                  <w:r>
+                    <w:rPr>
+                      <w:rFonts w:ascii="PT Sans Narrow" w:hAnsi="PT Sans Narrow" w:cs="PT Sans Narrow" w:eastAsia="PT Sans Narrow"/>
+                      <w:b/>
+                      <w:i w:val="0"/>
+                      <w:color w:val="16213E"/>
+                      <w:sz w:val="15"/>
+                    </w:rPr>
+                  </w:r>
+                  <w:r>
+                    <w:rPr>
+                      <w:rFonts w:ascii="PT Sans Narrow" w:hAnsi="PT Sans Narrow" w:cs="PT Sans Narrow" w:eastAsia="PT Sans Narrow"/>
+                      <w:b w:val="0"/>
+                      <w:i w:val="0"/>
+                      <w:color w:val="E94560"/>
+                      <w:sz w:val="15"/>
+                    </w:rPr>
+                  </w:r>
+                </w:p>
+              </w:tc>
+            </w:tr>
+          </w:tbl>
+          <w:p/>
+        </w:tc>
+      </w:tr>
+    </w:tbl>
+    <w:tbl>
+      <w:tblPr>
+        <w:tblLook w:firstColumn="1" w:firstRow="1" w:lastColumn="0" w:lastRow="0" w:noHBand="0" w:noVBand="1" w:val="04A0"/>
+        <w:tblBorders>
+          <w:top w:val="nil"/>
+          <w:left w:val="nil"/>
+          <w:bottom w:val="nil"/>
+          <w:right w:val="nil"/>
+          <w:insideH w:val="nil"/>
+          <w:insideV w:val="nil"/>
+        </w:tblBorders>
+        <w:tblW w:w="6496" w:type="dxa"/>
+      </w:tblPr>
+      <w:tblGrid>
+        <w:gridCol w:w="9406"/>
+      </w:tblGrid>
+      <w:tr>
+        <w:tc>
+          <w:tcPr>
+            <w:tcW w:type="dxa" w:w="9406"/>
+            <w:shd w:val="clear" w:color="auto" w:fill="E94560"/>
+            <w:tcMar>
+              <w:top w:w="80" w:type="dxa"/>
+              <w:bottom w:w="80" w:type="dxa"/>
+              <w:left w:w="100" w:type="dxa"/>
+              <w:right w:w="100" w:type="dxa"/>
+            </w:tcMar>
+          </w:tcPr>
+          <w:p>
+            <w:pPr>
+              <w:spacing w:before="0" w:after="0"/>
+              <w:jc w:val="left"/>
+            </w:pPr>
+            <w:r>
+              <w:rPr>
+                <w:rFonts w:ascii="PT Sans Narrow" w:hAnsi="PT Sans Narrow" w:cs="PT Sans Narrow" w:eastAsia="PT Sans Narrow"/>
+                <w:b w:val="0"/>
+                <w:i w:val="0"/>
+                <w:color w:val="FFD0D8"/>
+                <w:sz w:val="18"/>
+              </w:rPr>
+              <w:t xml:space="preserve">Totale    </w:t>
+            </w:r>
+            <w:r>
+              <w:rPr>
+                <w:rFonts w:ascii="PT Sans Narrow" w:hAnsi="PT Sans Narrow" w:cs="PT Sans Narrow" w:eastAsia="PT Sans Narrow"/>
+                <w:b/>
+                <w:i w:val="0"/>
+                <w:color w:val="FFFFFF"/>
+                <w:sz w:val="36"/>
+              </w:rPr>
+              <w:t>5.00 €</w:t>
+            </w:r>
+            <w:r>
+              <w:rPr>
+                <w:rFonts w:ascii="PT Sans Narrow" w:hAnsi="PT Sans Narrow" w:cs="PT Sans Narrow" w:eastAsia="PT Sans Narrow"/>
+                <w:b/>
+                <w:i w:val="0"/>
+                <w:color w:val="FFFFFF"/>
+                <w:sz w:val="22"/>
+              </w:rPr>
+              <w:t xml:space="preserve">         🛒 Aggiungi al carrello</w:t>
+            </w:r>
+          </w:p>
+        </w:tc>
+      </w:tr>
+    </w:tbl>
+    <w:p>
+      <w:pPr>
+        <w:spacing w:after="200"/>
+      </w:pPr>
+    </w:p>
+    <w:p>
+      <w:pPr>
+        <w:spacing w:before="240" w:after="80"/>
+      </w:pPr>
+      <w:r>
+        <w:rPr>
+          <w:rFonts w:ascii="PT Sans Narrow" w:hAnsi="PT Sans Narrow" w:cs="PT Sans Narrow" w:eastAsia="PT Sans Narrow"/>
+          <w:b/>
+          <w:i w:val="0"/>
+          <w:color w:val="16213E"/>
+          <w:sz w:val="26"/>
+        </w:rPr>
+        <w:t>5 · Pannello Admin — Dashboard  —  /admin/dashboard</w:t>
+      </w:r>
+    </w:p>
+    <w:p>
+      <w:pPr>
+        <w:spacing w:before="0" w:after="120"/>
+        <w:jc w:val="left"/>
+      </w:pPr>
+      <w:r>
+        <w:rPr>
+          <w:rFonts w:ascii="PT Sans Narrow" w:hAnsi="PT Sans Narrow" w:cs="PT Sans Narrow" w:eastAsia="PT Sans Narrow"/>
+          <w:b w:val="0"/>
+          <w:i w:val="0"/>
+          <w:color w:val="343A40"/>
+          <w:sz w:val="22"/>
+        </w:rPr>
+        <w:t>Il pannello admin è accessibile solo al personale autorizzato. La dashboard mostra in tempo reale i dati del giorno: incasso, ordini, clienti e alert prodotti in esaurimento.</w:t>
+      </w:r>
+    </w:p>
+    <w:tbl>
+      <w:tblPr>
+        <w:tblLook w:firstColumn="1" w:firstRow="1" w:lastColumn="0" w:lastRow="0" w:noHBand="0" w:noVBand="1" w:val="04A0"/>
+        <w:tblBorders>
+          <w:top w:val="nil"/>
+          <w:left w:val="nil"/>
+          <w:bottom w:val="nil"/>
+          <w:right w:val="nil"/>
+          <w:insideH w:val="nil"/>
+          <w:insideV w:val="nil"/>
+        </w:tblBorders>
+        <w:tblW w:w="6496" w:type="dxa"/>
+      </w:tblPr>
+      <w:tblGrid>
+        <w:gridCol w:w="9406"/>
+      </w:tblGrid>
+      <w:tr>
+        <w:tc>
+          <w:tcPr>
+            <w:tcW w:type="dxa" w:w="9406"/>
+            <w:shd w:val="clear" w:color="auto" w:fill="1E2A38"/>
+            <w:tcMar>
+              <w:top w:w="45" w:type="dxa"/>
+              <w:bottom w:w="45" w:type="dxa"/>
+              <w:left w:w="80" w:type="dxa"/>
+              <w:right w:w="80" w:type="dxa"/>
+            </w:tcMar>
+          </w:tcPr>
+          <w:p>
+            <w:pPr>
+              <w:spacing w:before="0" w:after="0"/>
+            </w:pPr>
+            <w:r>
+              <w:rPr>
+                <w:rFonts w:ascii="PT Sans Narrow" w:hAnsi="PT Sans Narrow" w:cs="PT Sans Narrow" w:eastAsia="PT Sans Narrow"/>
+                <w:b w:val="0"/>
+                <w:i w:val="0"/>
+                <w:color w:val="6C8296"/>
+                <w:sz w:val="16"/>
+              </w:rPr>
+              <w:t xml:space="preserve">● ● ●   </w:t>
+            </w:r>
+            <w:r>
+              <w:rPr>
+                <w:rFonts w:ascii="PT Sans Narrow" w:hAnsi="PT Sans Narrow" w:cs="PT Sans Narrow" w:eastAsia="PT Sans Narrow"/>
+                <w:b w:val="0"/>
+                <w:i w:val="0"/>
+                <w:color w:val="90B8D8"/>
+                <w:sz w:val="16"/>
+              </w:rPr>
+              <w:t>app.bsrpranzo.it/admin/dashboard</w:t>
+            </w:r>
+          </w:p>
+        </w:tc>
+      </w:tr>
+    </w:tbl>
+    <w:tbl>
+      <w:tblPr>
+        <w:tblLook w:firstColumn="1" w:firstRow="1" w:lastColumn="0" w:lastRow="0" w:noHBand="0" w:noVBand="1" w:val="04A0"/>
+        <w:tblBorders>
+          <w:top w:val="nil"/>
+          <w:left w:val="nil"/>
+          <w:bottom w:val="nil"/>
+          <w:right w:val="nil"/>
+          <w:insideH w:val="nil"/>
+          <w:insideV w:val="nil"/>
+        </w:tblBorders>
+        <w:tblW w:w="6496" w:type="dxa"/>
+      </w:tblPr>
+      <w:tblGrid>
+        <w:gridCol w:w="9406"/>
+      </w:tblGrid>
+      <w:tr>
+        <w:tc>
+          <w:tcPr>
+            <w:tcW w:type="dxa" w:w="9406"/>
+            <w:shd w:val="clear" w:color="auto" w:fill="16213E"/>
+            <w:tcMar>
+              <w:top w:w="50" w:type="dxa"/>
+              <w:bottom w:w="50" w:type="dxa"/>
+              <w:left w:w="80" w:type="dxa"/>
+              <w:right w:w="80" w:type="dxa"/>
+            </w:tcMar>
+          </w:tcPr>
+          <w:p>
+            <w:pPr>
+              <w:spacing w:before="0" w:after="0"/>
+            </w:pPr>
+            <w:r>
+              <w:rPr>
+                <w:rFonts w:ascii="PT Sans Narrow" w:hAnsi="PT Sans Narrow" w:cs="PT Sans Narrow" w:eastAsia="PT Sans Narrow"/>
+                <w:b/>
+                <w:i w:val="0"/>
+                <w:color w:val="E94560"/>
+                <w:sz w:val="20"/>
+              </w:rPr>
+              <w:t xml:space="preserve">🍽️ QuickLunch   </w:t>
+            </w:r>
+            <w:r>
+              <w:rPr>
+                <w:rFonts w:ascii="PT Sans Narrow" w:hAnsi="PT Sans Narrow" w:cs="PT Sans Narrow" w:eastAsia="PT Sans Narrow"/>
+                <w:b w:val="0"/>
+                <w:i w:val="0"/>
+                <w:color w:val="90A8C0"/>
+                <w:sz w:val="16"/>
+              </w:rPr>
+              <w:t>│ Dashboard │ Ordini │ Prodotti │ Personale │ Report │ ...</w:t>
+            </w:r>
+          </w:p>
+        </w:tc>
+      </w:tr>
+    </w:tbl>
+    <w:tbl>
+      <w:tblPr>
+        <w:tblLook w:firstColumn="1" w:firstRow="1" w:lastColumn="0" w:lastRow="0" w:noHBand="0" w:noVBand="1" w:val="04A0"/>
+        <w:tblBorders>
+          <w:top w:val="nil"/>
+          <w:left w:val="nil"/>
+          <w:bottom w:val="nil"/>
+          <w:right w:val="nil"/>
+          <w:insideH w:val="nil"/>
+          <w:insideV w:val="nil"/>
+        </w:tblBorders>
+        <w:tblW w:w="6496" w:type="dxa"/>
+      </w:tblPr>
+      <w:tblGrid>
+        <w:gridCol w:w="2351"/>
+        <w:gridCol w:w="2351"/>
+        <w:gridCol w:w="2351"/>
+        <w:gridCol w:w="2351"/>
+      </w:tblGrid>
+      <w:tr>
+        <w:tc>
+          <w:tcPr>
+            <w:tcW w:type="dxa" w:w="2351"/>
+            <w:shd w:val="clear" w:color="auto" w:fill="E94560"/>
+            <w:tcMar>
+              <w:top w:w="80" w:type="dxa"/>
+              <w:bottom w:w="80" w:type="dxa"/>
+              <w:left w:w="100" w:type="dxa"/>
+              <w:right w:w="100" w:type="dxa"/>
+            </w:tcMar>
+          </w:tcPr>
+          <w:p>
+            <w:pPr>
+              <w:spacing w:before="0" w:after="60"/>
+              <w:jc w:val="center"/>
+            </w:pPr>
+            <w:r>
+              <w:rPr>
+                <w:rFonts w:ascii="PT Sans Narrow" w:hAnsi="PT Sans Narrow" w:cs="PT Sans Narrow" w:eastAsia="PT Sans Narrow"/>
+                <w:b w:val="0"/>
+                <w:i w:val="0"/>
+                <w:sz w:val="36"/>
+              </w:rPr>
+              <w:t>💰</w:t>
+              <w:br/>
+            </w:r>
+            <w:r>
+              <w:rPr>
+                <w:rFonts w:ascii="PT Sans Narrow" w:hAnsi="PT Sans Narrow" w:cs="PT Sans Narrow" w:eastAsia="PT Sans Narrow"/>
+                <w:b/>
+                <w:i w:val="0"/>
+                <w:color w:val="FFFFFF"/>
+                <w:sz w:val="28"/>
+              </w:rPr>
+              <w:t>€ 248.50</w:t>
+              <w:br/>
+            </w:r>
+            <w:r>
+              <w:rPr>
+                <w:rFonts w:ascii="PT Sans Narrow" w:hAnsi="PT Sans Narrow" w:cs="PT Sans Narrow" w:eastAsia="PT Sans Narrow"/>
+                <w:b w:val="0"/>
+                <w:i w:val="0"/>
+                <w:color w:val="C0D5E8"/>
+                <w:sz w:val="16"/>
+              </w:rPr>
+              <w:t>Incasso oggi</w:t>
+            </w:r>
+          </w:p>
+        </w:tc>
+        <w:tc>
+          <w:tcPr>
+            <w:tcW w:type="dxa" w:w="2351"/>
+            <w:shd w:val="clear" w:color="auto" w:fill="0F3460"/>
+            <w:tcMar>
+              <w:top w:w="80" w:type="dxa"/>
+              <w:bottom w:w="80" w:type="dxa"/>
+              <w:left w:w="100" w:type="dxa"/>
+              <w:right w:w="100" w:type="dxa"/>
+            </w:tcMar>
+          </w:tcPr>
+          <w:p>
+            <w:pPr>
+              <w:spacing w:before="0" w:after="60"/>
+              <w:jc w:val="center"/>
+            </w:pPr>
+            <w:r>
+              <w:rPr>
+                <w:rFonts w:ascii="PT Sans Narrow" w:hAnsi="PT Sans Narrow" w:cs="PT Sans Narrow" w:eastAsia="PT Sans Narrow"/>
+                <w:b w:val="0"/>
+                <w:i w:val="0"/>
+                <w:sz w:val="36"/>
+              </w:rPr>
+              <w:t>📋</w:t>
+              <w:br/>
+            </w:r>
+            <w:r>
+              <w:rPr>
+                <w:rFonts w:ascii="PT Sans Narrow" w:hAnsi="PT Sans Narrow" w:cs="PT Sans Narrow" w:eastAsia="PT Sans Narrow"/>
+                <w:b/>
+                <w:i w:val="0"/>
+                <w:color w:val="FFFFFF"/>
+                <w:sz w:val="28"/>
+              </w:rPr>
+              <w:t>23</w:t>
+              <w:br/>
+            </w:r>
+            <w:r>
+              <w:rPr>
+                <w:rFonts w:ascii="PT Sans Narrow" w:hAnsi="PT Sans Narrow" w:cs="PT Sans Narrow" w:eastAsia="PT Sans Narrow"/>
+                <w:b w:val="0"/>
+                <w:i w:val="0"/>
+                <w:color w:val="C0D5E8"/>
+                <w:sz w:val="16"/>
+              </w:rPr>
+              <w:t>Ordini aperti</w:t>
+            </w:r>
+          </w:p>
+        </w:tc>
+        <w:tc>
+          <w:tcPr>
+            <w:tcW w:type="dxa" w:w="2351"/>
+            <w:shd w:val="clear" w:color="auto" w:fill="1A4A70"/>
+            <w:tcMar>
+              <w:top w:w="80" w:type="dxa"/>
+              <w:bottom w:w="80" w:type="dxa"/>
+              <w:left w:w="100" w:type="dxa"/>
+              <w:right w:w="100" w:type="dxa"/>
+            </w:tcMar>
+          </w:tcPr>
+          <w:p>
+            <w:pPr>
+              <w:spacing w:before="0" w:after="60"/>
+              <w:jc w:val="center"/>
+            </w:pPr>
+            <w:r>
+              <w:rPr>
+                <w:rFonts w:ascii="PT Sans Narrow" w:hAnsi="PT Sans Narrow" w:cs="PT Sans Narrow" w:eastAsia="PT Sans Narrow"/>
+                <w:b w:val="0"/>
+                <w:i w:val="0"/>
+                <w:sz w:val="36"/>
+              </w:rPr>
+              <w:t>👥</w:t>
+              <w:br/>
+            </w:r>
+            <w:r>
+              <w:rPr>
+                <w:rFonts w:ascii="PT Sans Narrow" w:hAnsi="PT Sans Narrow" w:cs="PT Sans Narrow" w:eastAsia="PT Sans Narrow"/>
+                <w:b/>
+                <w:i w:val="0"/>
+                <w:color w:val="FFFFFF"/>
+                <w:sz w:val="28"/>
+              </w:rPr>
+              <w:t>148</w:t>
+              <w:br/>
+            </w:r>
+            <w:r>
+              <w:rPr>
+                <w:rFonts w:ascii="PT Sans Narrow" w:hAnsi="PT Sans Narrow" w:cs="PT Sans Narrow" w:eastAsia="PT Sans Narrow"/>
+                <w:b w:val="0"/>
+                <w:i w:val="0"/>
+                <w:color w:val="C0D5E8"/>
+                <w:sz w:val="16"/>
+              </w:rPr>
+              <w:t>Clienti registrati</w:t>
+            </w:r>
+          </w:p>
+        </w:tc>
+        <w:tc>
+          <w:tcPr>
+            <w:tcW w:type="dxa" w:w="2351"/>
+            <w:shd w:val="clear" w:color="auto" w:fill="5D4037"/>
+            <w:tcMar>
+              <w:top w:w="80" w:type="dxa"/>
+              <w:bottom w:w="80" w:type="dxa"/>
+              <w:left w:w="100" w:type="dxa"/>
+              <w:right w:w="100" w:type="dxa"/>
+            </w:tcMar>
+          </w:tcPr>
+          <w:p>
+            <w:pPr>
+              <w:spacing w:before="0" w:after="60"/>
+              <w:jc w:val="center"/>
+            </w:pPr>
+            <w:r>
+              <w:rPr>
+                <w:rFonts w:ascii="PT Sans Narrow" w:hAnsi="PT Sans Narrow" w:cs="PT Sans Narrow" w:eastAsia="PT Sans Narrow"/>
+                <w:b w:val="0"/>
+                <w:i w:val="0"/>
+                <w:sz w:val="36"/>
+              </w:rPr>
+              <w:t>⭐</w:t>
+              <w:br/>
+            </w:r>
+            <w:r>
+              <w:rPr>
+                <w:rFonts w:ascii="PT Sans Narrow" w:hAnsi="PT Sans Narrow" w:cs="PT Sans Narrow" w:eastAsia="PT Sans Narrow"/>
+                <w:b/>
+                <w:i w:val="0"/>
+                <w:color w:val="FFFFFF"/>
+                <w:sz w:val="28"/>
+              </w:rPr>
+              <w:t>4 prodotti</w:t>
+              <w:br/>
+            </w:r>
+            <w:r>
+              <w:rPr>
+                <w:rFonts w:ascii="PT Sans Narrow" w:hAnsi="PT Sans Narrow" w:cs="PT Sans Narrow" w:eastAsia="PT Sans Narrow"/>
+                <w:b w:val="0"/>
+                <w:i w:val="0"/>
+                <w:color w:val="C0D5E8"/>
+                <w:sz w:val="16"/>
+              </w:rPr>
+              <w:t>In esaurimento</w:t>
+            </w:r>
+          </w:p>
+        </w:tc>
+      </w:tr>
+    </w:tbl>
+    <w:p>
+      <w:pPr>
+        <w:spacing w:after="120"/>
+      </w:pPr>
+    </w:p>
+    <w:tbl>
+      <w:tblPr>
+        <w:tblLook w:firstColumn="1" w:firstRow="1" w:lastColumn="0" w:lastRow="0" w:noHBand="0" w:noVBand="1" w:val="04A0"/>
+        <w:tblW w:w="6496" w:type="dxa"/>
+      </w:tblPr>
+      <w:tblGrid>
+        <w:gridCol w:w="2351"/>
+        <w:gridCol w:w="2351"/>
+        <w:gridCol w:w="2351"/>
+        <w:gridCol w:w="2351"/>
+      </w:tblGrid>
+      <w:tr>
+        <w:tc>
+          <w:tcPr>
+            <w:tcW w:w="393" w:type="dxa"/>
+            <w:shd w:val="clear" w:color="auto" w:fill="0F3460"/>
+            <w:tcMar>
+              <w:top w:w="45" w:type="dxa"/>
+              <w:bottom w:w="45" w:type="dxa"/>
+              <w:left w:w="60" w:type="dxa"/>
+              <w:right w:w="60" w:type="dxa"/>
+            </w:tcMar>
+            <w:tcBorders>
+              <w:top w:val="nil"/>
+              <w:bottom w:val="nil"/>
+              <w:left w:val="nil"/>
+              <w:right w:val="nil"/>
+            </w:tcBorders>
+          </w:tcPr>
+          <w:p>
+            <w:pPr>
+              <w:spacing w:before="0" w:after="0"/>
+            </w:pPr>
+            <w:r>
+              <w:rPr>
+                <w:rFonts w:ascii="PT Sans Narrow" w:hAnsi="PT Sans Narrow" w:cs="PT Sans Narrow" w:eastAsia="PT Sans Narrow"/>
+                <w:b/>
+                <w:i w:val="0"/>
+                <w:color w:val="FFFFFF"/>
+                <w:sz w:val="18"/>
+              </w:rPr>
+              <w:t>#</w:t>
+            </w:r>
+          </w:p>
+        </w:tc>
+        <w:tc>
+          <w:tcPr>
+            <w:tcW w:w="2165" w:type="dxa"/>
+            <w:shd w:val="clear" w:color="auto" w:fill="0F3460"/>
+            <w:tcMar>
+              <w:top w:w="45" w:type="dxa"/>
+              <w:bottom w:w="45" w:type="dxa"/>
+              <w:left w:w="60" w:type="dxa"/>
+              <w:right w:w="60" w:type="dxa"/>
+            </w:tcMar>
+            <w:tcBorders>
+              <w:top w:val="nil"/>
+              <w:bottom w:val="nil"/>
+              <w:left w:val="nil"/>
+              <w:right w:val="nil"/>
+            </w:tcBorders>
+          </w:tcPr>
+          <w:p>
+            <w:pPr>
+              <w:spacing w:before="0" w:after="0"/>
+            </w:pPr>
+            <w:r>
+              <w:rPr>
+                <w:rFonts w:ascii="PT Sans Narrow" w:hAnsi="PT Sans Narrow" w:cs="PT Sans Narrow" w:eastAsia="PT Sans Narrow"/>
+                <w:b/>
+                <w:i w:val="0"/>
+                <w:color w:val="FFFFFF"/>
+                <w:sz w:val="18"/>
+              </w:rPr>
+              <w:t>Cliente</w:t>
+            </w:r>
+          </w:p>
+        </w:tc>
+        <w:tc>
+          <w:tcPr>
+            <w:tcW w:w="1968" w:type="dxa"/>
+            <w:shd w:val="clear" w:color="auto" w:fill="0F3460"/>
+            <w:tcMar>
+              <w:top w:w="45" w:type="dxa"/>
+              <w:bottom w:w="45" w:type="dxa"/>
+              <w:left w:w="60" w:type="dxa"/>
+              <w:right w:w="60" w:type="dxa"/>
+            </w:tcMar>
+            <w:tcBorders>
+              <w:top w:val="nil"/>
+              <w:bottom w:val="nil"/>
+              <w:left w:val="nil"/>
+              <w:right w:val="nil"/>
+            </w:tcBorders>
+          </w:tcPr>
+          <w:p>
+            <w:pPr>
+              <w:spacing w:before="0" w:after="0"/>
+            </w:pPr>
+            <w:r>
+              <w:rPr>
+                <w:rFonts w:ascii="PT Sans Narrow" w:hAnsi="PT Sans Narrow" w:cs="PT Sans Narrow" w:eastAsia="PT Sans Narrow"/>
+                <w:b/>
+                <w:i w:val="0"/>
+                <w:color w:val="FFFFFF"/>
+                <w:sz w:val="18"/>
+              </w:rPr>
+              <w:t>Prodotti</w:t>
+            </w:r>
+          </w:p>
+        </w:tc>
+        <w:tc>
+          <w:tcPr>
+            <w:tcW w:w="1968" w:type="dxa"/>
+            <w:shd w:val="clear" w:color="auto" w:fill="0F3460"/>
+            <w:tcMar>
+              <w:top w:w="45" w:type="dxa"/>
+              <w:bottom w:w="45" w:type="dxa"/>
+              <w:left w:w="60" w:type="dxa"/>
+              <w:right w:w="60" w:type="dxa"/>
+            </w:tcMar>
+            <w:tcBorders>
+              <w:top w:val="nil"/>
+              <w:bottom w:val="nil"/>
+              <w:left w:val="nil"/>
+              <w:right w:val="nil"/>
+            </w:tcBorders>
+          </w:tcPr>
+          <w:p>
+            <w:pPr>
+              <w:spacing w:before="0" w:after="0"/>
+            </w:pPr>
+            <w:r>
+              <w:rPr>
+                <w:rFonts w:ascii="PT Sans Narrow" w:hAnsi="PT Sans Narrow" w:cs="PT Sans Narrow" w:eastAsia="PT Sans Narrow"/>
+                <w:b/>
+                <w:i w:val="0"/>
+                <w:color w:val="FFFFFF"/>
+                <w:sz w:val="18"/>
+              </w:rPr>
+              <w:t>Stato</w:t>
+            </w:r>
+          </w:p>
+        </w:tc>
+      </w:tr>
+      <w:tr>
+        <w:tc>
+          <w:tcPr>
+            <w:tcW w:w="393" w:type="dxa"/>
+            <w:shd w:val="clear" w:color="auto" w:fill="F8F9FA"/>
+            <w:tcMar>
+              <w:top w:w="40" w:type="dxa"/>
+              <w:bottom w:w="40" w:type="dxa"/>
+              <w:left w:w="60" w:type="dxa"/>
+              <w:right w:w="60" w:type="dxa"/>
+            </w:tcMar>
+            <w:tcBorders>
+              <w:top w:val="nil"/>
+              <w:bottom w:val="single" w:sz="8" w:color="DEE2E6" w:space="0"/>
+              <w:left w:val="nil"/>
+              <w:right w:val="nil"/>
+            </w:tcBorders>
+          </w:tcPr>
+          <w:p>
+            <w:pPr>
+              <w:spacing w:before="0" w:after="0"/>
+            </w:pPr>
+            <w:r>
+              <w:rPr>
+                <w:rFonts w:ascii="PT Sans Narrow" w:hAnsi="PT Sans Narrow" w:cs="PT Sans Narrow" w:eastAsia="PT Sans Narrow"/>
+                <w:b/>
+                <w:i w:val="0"/>
+                <w:color w:val="16213E"/>
+                <w:sz w:val="18"/>
+              </w:rPr>
+              <w:t>#101</w:t>
+            </w:r>
+          </w:p>
+        </w:tc>
+        <w:tc>
+          <w:tcPr>
+            <w:tcW w:w="2165" w:type="dxa"/>
+            <w:shd w:val="clear" w:color="auto" w:fill="F8F9FA"/>
+            <w:tcMar>
+              <w:top w:w="40" w:type="dxa"/>
+              <w:bottom w:w="40" w:type="dxa"/>
+              <w:left w:w="60" w:type="dxa"/>
+              <w:right w:w="60" w:type="dxa"/>
+            </w:tcMar>
+            <w:tcBorders>
+              <w:top w:val="nil"/>
+              <w:bottom w:val="single" w:sz="8" w:color="DEE2E6" w:space="0"/>
+              <w:left w:val="nil"/>
+              <w:right w:val="nil"/>
+            </w:tcBorders>
+          </w:tcPr>
+          <w:p>
+            <w:pPr>
+              <w:spacing w:before="0" w:after="0"/>
+            </w:pPr>
+            <w:r>
+              <w:rPr>
+                <w:rFonts w:ascii="PT Sans Narrow" w:hAnsi="PT Sans Narrow" w:cs="PT Sans Narrow" w:eastAsia="PT Sans Narrow"/>
+                <w:b w:val="0"/>
+                <w:i w:val="0"/>
+                <w:color w:val="16213E"/>
+                <w:sz w:val="18"/>
+              </w:rPr>
+              <w:t>Marco Rossi</w:t>
+            </w:r>
+          </w:p>
+        </w:tc>
+        <w:tc>
+          <w:tcPr>
+            <w:tcW w:w="1968" w:type="dxa"/>
+            <w:shd w:val="clear" w:color="auto" w:fill="F8F9FA"/>
+            <w:tcMar>
+              <w:top w:w="40" w:type="dxa"/>
+              <w:bottom w:w="40" w:type="dxa"/>
+              <w:left w:w="60" w:type="dxa"/>
+              <w:right w:w="60" w:type="dxa"/>
+            </w:tcMar>
+            <w:tcBorders>
+              <w:top w:val="nil"/>
+              <w:bottom w:val="single" w:sz="8" w:color="DEE2E6" w:space="0"/>
+              <w:left w:val="nil"/>
+              <w:right w:val="nil"/>
+            </w:tcBorders>
+          </w:tcPr>
+          <w:p>
+            <w:pPr>
+              <w:spacing w:before="0" w:after="0"/>
+            </w:pPr>
+            <w:r>
+              <w:rPr>
+                <w:rFonts w:ascii="PT Sans Narrow" w:hAnsi="PT Sans Narrow" w:cs="PT Sans Narrow" w:eastAsia="PT Sans Narrow"/>
+                <w:b w:val="0"/>
+                <w:i w:val="0"/>
+                <w:color w:val="16213E"/>
+                <w:sz w:val="18"/>
+              </w:rPr>
+              <w:t>Panino Classico × 1</w:t>
+            </w:r>
+          </w:p>
+        </w:tc>
+        <w:tc>
+          <w:tcPr>
+            <w:tcW w:w="1968" w:type="dxa"/>
+            <w:shd w:val="clear" w:color="auto" w:fill="F8F9FA"/>
+            <w:tcMar>
+              <w:top w:w="40" w:type="dxa"/>
+              <w:bottom w:w="40" w:type="dxa"/>
+              <w:left w:w="60" w:type="dxa"/>
+              <w:right w:w="60" w:type="dxa"/>
+            </w:tcMar>
+            <w:tcBorders>
+              <w:top w:val="nil"/>
+              <w:bottom w:val="single" w:sz="8" w:color="DEE2E6" w:space="0"/>
+              <w:left w:val="nil"/>
+              <w:right w:val="nil"/>
+            </w:tcBorders>
+          </w:tcPr>
+          <w:p>
+            <w:pPr>
+              <w:spacing w:before="0" w:after="0"/>
+            </w:pPr>
+            <w:r>
+              <w:rPr>
+                <w:rFonts w:ascii="PT Sans Narrow" w:hAnsi="PT Sans Narrow" w:cs="PT Sans Narrow" w:eastAsia="PT Sans Narrow"/>
+                <w:b w:val="0"/>
+                <w:i w:val="0"/>
+                <w:color w:val="16213E"/>
+                <w:sz w:val="18"/>
+              </w:rPr>
+              <w:t>🟡 In preparazione</w:t>
+            </w:r>
+          </w:p>
+        </w:tc>
+      </w:tr>
+      <w:tr>
+        <w:tc>
+          <w:tcPr>
+            <w:tcW w:w="393" w:type="dxa"/>
+            <w:shd w:val="clear" w:color="auto" w:fill="FFFFFF"/>
+            <w:tcMar>
+              <w:top w:w="40" w:type="dxa"/>
+              <w:bottom w:w="40" w:type="dxa"/>
+              <w:left w:w="60" w:type="dxa"/>
+              <w:right w:w="60" w:type="dxa"/>
+            </w:tcMar>
+            <w:tcBorders>
+              <w:top w:val="nil"/>
+              <w:bottom w:val="single" w:sz="8" w:color="DEE2E6" w:space="0"/>
+              <w:left w:val="nil"/>
+              <w:right w:val="nil"/>
+            </w:tcBorders>
+          </w:tcPr>
+          <w:p>
+            <w:pPr>
+              <w:spacing w:before="0" w:after="0"/>
+            </w:pPr>
+            <w:r>
+              <w:rPr>
+                <w:rFonts w:ascii="PT Sans Narrow" w:hAnsi="PT Sans Narrow" w:cs="PT Sans Narrow" w:eastAsia="PT Sans Narrow"/>
+                <w:b/>
+                <w:i w:val="0"/>
+                <w:color w:val="16213E"/>
+                <w:sz w:val="18"/>
+              </w:rPr>
+              <w:t>#102</w:t>
+            </w:r>
+          </w:p>
+        </w:tc>
+        <w:tc>
+          <w:tcPr>
+            <w:tcW w:w="2165" w:type="dxa"/>
+            <w:shd w:val="clear" w:color="auto" w:fill="FFFFFF"/>
+            <w:tcMar>
+              <w:top w:w="40" w:type="dxa"/>
+              <w:bottom w:w="40" w:type="dxa"/>
+              <w:left w:w="60" w:type="dxa"/>
+              <w:right w:w="60" w:type="dxa"/>
+            </w:tcMar>
+            <w:tcBorders>
+              <w:top w:val="nil"/>
+              <w:bottom w:val="single" w:sz="8" w:color="DEE2E6" w:space="0"/>
+              <w:left w:val="nil"/>
+              <w:right w:val="nil"/>
+            </w:tcBorders>
+          </w:tcPr>
+          <w:p>
+            <w:pPr>
+              <w:spacing w:before="0" w:after="0"/>
+            </w:pPr>
+            <w:r>
+              <w:rPr>
+                <w:rFonts w:ascii="PT Sans Narrow" w:hAnsi="PT Sans Narrow" w:cs="PT Sans Narrow" w:eastAsia="PT Sans Narrow"/>
+                <w:b w:val="0"/>
+                <w:i w:val="0"/>
+                <w:color w:val="16213E"/>
+                <w:sz w:val="18"/>
+              </w:rPr>
+              <w:t>Giulia Ferrari</w:t>
+            </w:r>
+          </w:p>
+        </w:tc>
+        <w:tc>
+          <w:tcPr>
+            <w:tcW w:w="1968" w:type="dxa"/>
+            <w:shd w:val="clear" w:color="auto" w:fill="FFFFFF"/>
+            <w:tcMar>
+              <w:top w:w="40" w:type="dxa"/>
+              <w:bottom w:w="40" w:type="dxa"/>
+              <w:left w:w="60" w:type="dxa"/>
+              <w:right w:w="60" w:type="dxa"/>
+            </w:tcMar>
+            <w:tcBorders>
+              <w:top w:val="nil"/>
+              <w:bottom w:val="single" w:sz="8" w:color="DEE2E6" w:space="0"/>
+              <w:left w:val="nil"/>
+              <w:right w:val="nil"/>
+            </w:tcBorders>
+          </w:tcPr>
+          <w:p>
+            <w:pPr>
+              <w:spacing w:before="0" w:after="0"/>
+            </w:pPr>
+            <w:r>
+              <w:rPr>
+                <w:rFonts w:ascii="PT Sans Narrow" w:hAnsi="PT Sans Narrow" w:cs="PT Sans Narrow" w:eastAsia="PT Sans Narrow"/>
+                <w:b w:val="0"/>
+                <w:i w:val="0"/>
+                <w:color w:val="16213E"/>
+                <w:sz w:val="18"/>
+              </w:rPr>
+              <w:t>Insalata Greca × 2</w:t>
+            </w:r>
+          </w:p>
+        </w:tc>
+        <w:tc>
+          <w:tcPr>
+            <w:tcW w:w="1968" w:type="dxa"/>
+            <w:shd w:val="clear" w:color="auto" w:fill="FFFFFF"/>
+            <w:tcMar>
+              <w:top w:w="40" w:type="dxa"/>
+              <w:bottom w:w="40" w:type="dxa"/>
+              <w:left w:w="60" w:type="dxa"/>
+              <w:right w:w="60" w:type="dxa"/>
+            </w:tcMar>
+            <w:tcBorders>
+              <w:top w:val="nil"/>
+              <w:bottom w:val="single" w:sz="8" w:color="DEE2E6" w:space="0"/>
+              <w:left w:val="nil"/>
+              <w:right w:val="nil"/>
+            </w:tcBorders>
+          </w:tcPr>
+          <w:p>
+            <w:pPr>
+              <w:spacing w:before="0" w:after="0"/>
+            </w:pPr>
+            <w:r>
+              <w:rPr>
+                <w:rFonts w:ascii="PT Sans Narrow" w:hAnsi="PT Sans Narrow" w:cs="PT Sans Narrow" w:eastAsia="PT Sans Narrow"/>
+                <w:b w:val="0"/>
+                <w:i w:val="0"/>
+                <w:color w:val="16213E"/>
+                <w:sz w:val="18"/>
+              </w:rPr>
+              <w:t>🟢 Pronto</w:t>
+            </w:r>
+          </w:p>
+        </w:tc>
+      </w:tr>
+      <w:tr>
+        <w:tc>
+          <w:tcPr>
+            <w:tcW w:w="393" w:type="dxa"/>
+            <w:shd w:val="clear" w:color="auto" w:fill="F8F9FA"/>
+            <w:tcMar>
+              <w:top w:w="40" w:type="dxa"/>
+              <w:bottom w:w="40" w:type="dxa"/>
+              <w:left w:w="60" w:type="dxa"/>
+              <w:right w:w="60" w:type="dxa"/>
+            </w:tcMar>
+            <w:tcBorders>
+              <w:top w:val="nil"/>
+              <w:bottom w:val="single" w:sz="8" w:color="DEE2E6" w:space="0"/>
+              <w:left w:val="nil"/>
+              <w:right w:val="nil"/>
+            </w:tcBorders>
+          </w:tcPr>
+          <w:p>
+            <w:pPr>
+              <w:spacing w:before="0" w:after="0"/>
+            </w:pPr>
+            <w:r>
+              <w:rPr>
+                <w:rFonts w:ascii="PT Sans Narrow" w:hAnsi="PT Sans Narrow" w:cs="PT Sans Narrow" w:eastAsia="PT Sans Narrow"/>
+                <w:b/>
+                <w:i w:val="0"/>
+                <w:color w:val="16213E"/>
+                <w:sz w:val="18"/>
+              </w:rPr>
+              <w:t>#103</w:t>
+            </w:r>
+          </w:p>
+        </w:tc>
+        <w:tc>
+          <w:tcPr>
+            <w:tcW w:w="2165" w:type="dxa"/>
+            <w:shd w:val="clear" w:color="auto" w:fill="F8F9FA"/>
+            <w:tcMar>
+              <w:top w:w="40" w:type="dxa"/>
+              <w:bottom w:w="40" w:type="dxa"/>
+              <w:left w:w="60" w:type="dxa"/>
+              <w:right w:w="60" w:type="dxa"/>
+            </w:tcMar>
+            <w:tcBorders>
+              <w:top w:val="nil"/>
+              <w:bottom w:val="single" w:sz="8" w:color="DEE2E6" w:space="0"/>
+              <w:left w:val="nil"/>
+              <w:right w:val="nil"/>
+            </w:tcBorders>
+          </w:tcPr>
+          <w:p>
+            <w:pPr>
+              <w:spacing w:before="0" w:after="0"/>
+            </w:pPr>
+            <w:r>
+              <w:rPr>
+                <w:rFonts w:ascii="PT Sans Narrow" w:hAnsi="PT Sans Narrow" w:cs="PT Sans Narrow" w:eastAsia="PT Sans Narrow"/>
+                <w:b w:val="0"/>
+                <w:i w:val="0"/>
+                <w:color w:val="16213E"/>
+                <w:sz w:val="18"/>
+              </w:rPr>
+              <w:t>Luca Bianchi</w:t>
+            </w:r>
+          </w:p>
+        </w:tc>
+        <w:tc>
+          <w:tcPr>
+            <w:tcW w:w="1968" w:type="dxa"/>
+            <w:shd w:val="clear" w:color="auto" w:fill="F8F9FA"/>
+            <w:tcMar>
+              <w:top w:w="40" w:type="dxa"/>
+              <w:bottom w:w="40" w:type="dxa"/>
+              <w:left w:w="60" w:type="dxa"/>
+              <w:right w:w="60" w:type="dxa"/>
+            </w:tcMar>
+            <w:tcBorders>
+              <w:top w:val="nil"/>
+              <w:bottom w:val="single" w:sz="8" w:color="DEE2E6" w:space="0"/>
+              <w:left w:val="nil"/>
+              <w:right w:val="nil"/>
+            </w:tcBorders>
+          </w:tcPr>
+          <w:p>
+            <w:pPr>
+              <w:spacing w:before="0" w:after="0"/>
+            </w:pPr>
+            <w:r>
+              <w:rPr>
+                <w:rFonts w:ascii="PT Sans Narrow" w:hAnsi="PT Sans Narrow" w:cs="PT Sans Narrow" w:eastAsia="PT Sans Narrow"/>
+                <w:b w:val="0"/>
+                <w:i w:val="0"/>
+                <w:color w:val="16213E"/>
+                <w:sz w:val="18"/>
+              </w:rPr>
+              <w:t>Pasta al Pesto × 1</w:t>
+            </w:r>
+          </w:p>
+        </w:tc>
+        <w:tc>
+          <w:tcPr>
+            <w:tcW w:w="1968" w:type="dxa"/>
+            <w:shd w:val="clear" w:color="auto" w:fill="F8F9FA"/>
+            <w:tcMar>
+              <w:top w:w="40" w:type="dxa"/>
+              <w:bottom w:w="40" w:type="dxa"/>
+              <w:left w:w="60" w:type="dxa"/>
+              <w:right w:w="60" w:type="dxa"/>
+            </w:tcMar>
+            <w:tcBorders>
+              <w:top w:val="nil"/>
+              <w:bottom w:val="single" w:sz="8" w:color="DEE2E6" w:space="0"/>
+              <w:left w:val="nil"/>
+              <w:right w:val="nil"/>
+            </w:tcBorders>
+          </w:tcPr>
+          <w:p>
+            <w:pPr>
+              <w:spacing w:before="0" w:after="0"/>
+            </w:pPr>
+            <w:r>
+              <w:rPr>
+                <w:rFonts w:ascii="PT Sans Narrow" w:hAnsi="PT Sans Narrow" w:cs="PT Sans Narrow" w:eastAsia="PT Sans Narrow"/>
+                <w:b w:val="0"/>
+                <w:i w:val="0"/>
+                <w:color w:val="16213E"/>
+                <w:sz w:val="18"/>
+              </w:rPr>
+              <w:t>🔵 In attesa</w:t>
+            </w:r>
+          </w:p>
+        </w:tc>
+      </w:tr>
+    </w:tbl>
+    <w:p>
+      <w:pPr>
+        <w:spacing w:after="120"/>
+      </w:pPr>
+    </w:p>
+    <w:p>
+      <w:pPr>
+        <w:spacing w:before="240" w:after="80"/>
+      </w:pPr>
+      <w:r>
+        <w:rPr>
+          <w:rFonts w:ascii="PT Sans Narrow" w:hAnsi="PT Sans Narrow" w:cs="PT Sans Narrow" w:eastAsia="PT Sans Narrow"/>
+          <w:b/>
+          <w:i w:val="0"/>
+          <w:color w:val="16213E"/>
+          <w:sz w:val="26"/>
+        </w:rPr>
+        <w:t>6 · Pannello Cucina (KDS)  —  /admin/kds</w:t>
+      </w:r>
+    </w:p>
+    <w:p>
+      <w:pPr>
+        <w:spacing w:before="0" w:after="120"/>
+        <w:jc w:val="left"/>
+      </w:pPr>
+      <w:r>
+        <w:rPr>
+          <w:rFonts w:ascii="PT Sans Narrow" w:hAnsi="PT Sans Narrow" w:cs="PT Sans Narrow" w:eastAsia="PT Sans Narrow"/>
+          <w:b w:val="0"/>
+          <w:i w:val="0"/>
+          <w:color w:val="343A40"/>
+          <w:sz w:val="22"/>
+        </w:rPr>
+        <w:t>Il pannello cucina mostra gli ordini del giorno in tre colonne. Un clic fa avanzare ogni ordine allo stato successivo, senza tastiera e senza mouse: ideale per un tablet montato in cucina.</w:t>
+      </w:r>
+    </w:p>
+    <w:tbl>
+      <w:tblPr>
+        <w:tblLook w:firstColumn="1" w:firstRow="1" w:lastColumn="0" w:lastRow="0" w:noHBand="0" w:noVBand="1" w:val="04A0"/>
+        <w:tblBorders>
+          <w:top w:val="nil"/>
+          <w:left w:val="nil"/>
+          <w:bottom w:val="nil"/>
+          <w:right w:val="nil"/>
+          <w:insideH w:val="nil"/>
+          <w:insideV w:val="nil"/>
+        </w:tblBorders>
+        <w:tblW w:w="6496" w:type="dxa"/>
+      </w:tblPr>
+      <w:tblGrid>
+        <w:gridCol w:w="9406"/>
+      </w:tblGrid>
+      <w:tr>
+        <w:tc>
+          <w:tcPr>
+            <w:tcW w:type="dxa" w:w="9406"/>
+            <w:shd w:val="clear" w:color="auto" w:fill="1E2A38"/>
+            <w:tcMar>
+              <w:top w:w="45" w:type="dxa"/>
+              <w:bottom w:w="45" w:type="dxa"/>
+              <w:left w:w="80" w:type="dxa"/>
+              <w:right w:w="80" w:type="dxa"/>
+            </w:tcMar>
+          </w:tcPr>
+          <w:p>
+            <w:pPr>
+              <w:spacing w:before="0" w:after="0"/>
+            </w:pPr>
+            <w:r>
+              <w:rPr>
+                <w:rFonts w:ascii="PT Sans Narrow" w:hAnsi="PT Sans Narrow" w:cs="PT Sans Narrow" w:eastAsia="PT Sans Narrow"/>
+                <w:b w:val="0"/>
+                <w:i w:val="0"/>
+                <w:color w:val="6C8296"/>
+                <w:sz w:val="16"/>
+              </w:rPr>
+              <w:t xml:space="preserve">● ● ●   </w:t>
+            </w:r>
+            <w:r>
+              <w:rPr>
+                <w:rFonts w:ascii="PT Sans Narrow" w:hAnsi="PT Sans Narrow" w:cs="PT Sans Narrow" w:eastAsia="PT Sans Narrow"/>
+                <w:b w:val="0"/>
+                <w:i w:val="0"/>
+                <w:color w:val="90B8D8"/>
+                <w:sz w:val="16"/>
+              </w:rPr>
+              <w:t>app.bsrpranzo.it/admin/kds</w:t>
+            </w:r>
+          </w:p>
+        </w:tc>
+      </w:tr>
+    </w:tbl>
+    <w:tbl>
+      <w:tblPr>
+        <w:tblLook w:firstColumn="1" w:firstRow="1" w:lastColumn="0" w:lastRow="0" w:noHBand="0" w:noVBand="1" w:val="04A0"/>
+        <w:tblW w:w="6496" w:type="dxa"/>
+      </w:tblPr>
+      <w:tblGrid>
+        <w:gridCol w:w="3135"/>
+        <w:gridCol w:w="3135"/>
+        <w:gridCol w:w="3135"/>
+      </w:tblGrid>
+      <w:tr>
+        <w:tc>
+          <w:tcPr>
+            <w:tcW w:type="dxa" w:w="3135"/>
+            <w:shd w:val="clear" w:color="auto" w:fill="EBF5FB"/>
+            <w:tcMar>
+              <w:top w:w="60" w:type="dxa"/>
+              <w:bottom w:w="60" w:type="dxa"/>
+              <w:left w:w="60" w:type="dxa"/>
+              <w:right w:w="60" w:type="dxa"/>
+            </w:tcMar>
+            <w:tcBorders>
+              <w:top w:val="nil"/>
+              <w:bottom w:val="single" w:sz="8" w:color="CCCCCC" w:space="0"/>
+              <w:left w:val="nil"/>
+              <w:right w:val="nil"/>
+            </w:tcBorders>
+          </w:tcPr>
+          <w:p>
+            <w:pPr>
+              <w:spacing w:before="0" w:after="160"/>
+            </w:pPr>
+            <w:r>
+              <w:rPr>
+                <w:rFonts w:ascii="PT Sans Narrow" w:hAnsi="PT Sans Narrow" w:cs="PT Sans Narrow" w:eastAsia="PT Sans Narrow"/>
+                <w:b/>
+                <w:i w:val="0"/>
+                <w:color w:val="1565C0"/>
+                <w:sz w:val="18"/>
+              </w:rPr>
+              <w:t>🔵 Da preparare (4)</w:t>
+            </w:r>
+          </w:p>
+          <w:p>
+            <w:pPr>
+              <w:spacing w:before="80" w:after="80"/>
+            </w:pPr>
+            <w:r>
+              <w:rPr>
+                <w:rFonts w:ascii="PT Sans Narrow" w:hAnsi="PT Sans Narrow" w:cs="PT Sans Narrow" w:eastAsia="PT Sans Narrow"/>
+                <w:b/>
+                <w:i w:val="0"/>
+                <w:color w:val="16213E"/>
+                <w:sz w:val="16"/>
+              </w:rPr>
+              <w:t>#101 · Mario B.</w:t>
+              <w:br/>
+            </w:r>
+            <w:r>
+              <w:rPr>
+                <w:rFonts w:ascii="PT Sans Narrow" w:hAnsi="PT Sans Narrow" w:cs="PT Sans Narrow" w:eastAsia="PT Sans Narrow"/>
+                <w:b w:val="0"/>
+                <w:i w:val="0"/>
+                <w:color w:val="6C757D"/>
+                <w:sz w:val="16"/>
+              </w:rPr>
+              <w:t>🥪 Panino Classico</w:t>
+            </w:r>
+          </w:p>
+          <w:p>
+            <w:pPr>
+              <w:spacing w:before="80" w:after="80"/>
+            </w:pPr>
+            <w:r>
+              <w:rPr>
+                <w:rFonts w:ascii="PT Sans Narrow" w:hAnsi="PT Sans Narrow" w:cs="PT Sans Narrow" w:eastAsia="PT Sans Narrow"/>
+                <w:b/>
+                <w:i w:val="0"/>
+                <w:color w:val="16213E"/>
+                <w:sz w:val="16"/>
+              </w:rPr>
+              <w:t>#104 · Anna V.</w:t>
+              <w:br/>
+            </w:r>
+            <w:r>
+              <w:rPr>
+                <w:rFonts w:ascii="PT Sans Narrow" w:hAnsi="PT Sans Narrow" w:cs="PT Sans Narrow" w:eastAsia="PT Sans Narrow"/>
+                <w:b w:val="0"/>
+                <w:i w:val="0"/>
+                <w:color w:val="6C757D"/>
+                <w:sz w:val="16"/>
+              </w:rPr>
+              <w:t>🍝 Pasta al Pesto</w:t>
+            </w:r>
+          </w:p>
+        </w:tc>
+        <w:tc>
+          <w:tcPr>
+            <w:tcW w:type="dxa" w:w="3135"/>
+            <w:shd w:val="clear" w:color="auto" w:fill="FFF8E1"/>
+            <w:tcMar>
+              <w:top w:w="60" w:type="dxa"/>
+              <w:bottom w:w="60" w:type="dxa"/>
+              <w:left w:w="60" w:type="dxa"/>
+              <w:right w:w="60" w:type="dxa"/>
+            </w:tcMar>
+            <w:tcBorders>
+              <w:top w:val="nil"/>
+              <w:bottom w:val="single" w:sz="8" w:color="CCCCCC" w:space="0"/>
+              <w:left w:val="nil"/>
+              <w:right w:val="nil"/>
+            </w:tcBorders>
+          </w:tcPr>
+          <w:p>
+            <w:pPr>
+              <w:spacing w:before="0" w:after="160"/>
+            </w:pPr>
+            <w:r>
+              <w:rPr>
+                <w:rFonts w:ascii="PT Sans Narrow" w:hAnsi="PT Sans Narrow" w:cs="PT Sans Narrow" w:eastAsia="PT Sans Narrow"/>
+                <w:b/>
+                <w:i w:val="0"/>
+                <w:color w:val="F57C00"/>
+                <w:sz w:val="18"/>
+              </w:rPr>
+              <w:t>🟡 In preparazione (2)</w:t>
+            </w:r>
+          </w:p>
+          <w:p>
+            <w:pPr>
+              <w:spacing w:before="80" w:after="80"/>
+            </w:pPr>
+            <w:r>
+              <w:rPr>
+                <w:rFonts w:ascii="PT Sans Narrow" w:hAnsi="PT Sans Narrow" w:cs="PT Sans Narrow" w:eastAsia="PT Sans Narrow"/>
+                <w:b/>
+                <w:i w:val="0"/>
+                <w:color w:val="16213E"/>
+                <w:sz w:val="16"/>
+              </w:rPr>
+              <w:t>#102 · Giulia F.</w:t>
+              <w:br/>
+            </w:r>
+            <w:r>
+              <w:rPr>
+                <w:rFonts w:ascii="PT Sans Narrow" w:hAnsi="PT Sans Narrow" w:cs="PT Sans Narrow" w:eastAsia="PT Sans Narrow"/>
+                <w:b w:val="0"/>
+                <w:i w:val="0"/>
+                <w:color w:val="6C757D"/>
+                <w:sz w:val="16"/>
+              </w:rPr>
+              <w:t>🥗 Insalata Greca × 2</w:t>
+            </w:r>
+          </w:p>
+        </w:tc>
+        <w:tc>
+          <w:tcPr>
+            <w:tcW w:type="dxa" w:w="3135"/>
+            <w:shd w:val="clear" w:color="auto" w:fill="E8F5E9"/>
+            <w:tcMar>
+              <w:top w:w="60" w:type="dxa"/>
+              <w:bottom w:w="60" w:type="dxa"/>
+              <w:left w:w="60" w:type="dxa"/>
+              <w:right w:w="60" w:type="dxa"/>
+            </w:tcMar>
+            <w:tcBorders>
+              <w:top w:val="nil"/>
+              <w:bottom w:val="single" w:sz="8" w:color="CCCCCC" w:space="0"/>
+              <w:left w:val="nil"/>
+              <w:right w:val="nil"/>
+            </w:tcBorders>
+          </w:tcPr>
+          <w:p>
+            <w:pPr>
+              <w:spacing w:before="0" w:after="160"/>
+            </w:pPr>
+            <w:r>
+              <w:rPr>
+                <w:rFonts w:ascii="PT Sans Narrow" w:hAnsi="PT Sans Narrow" w:cs="PT Sans Narrow" w:eastAsia="PT Sans Narrow"/>
+                <w:b/>
+                <w:i w:val="0"/>
+                <w:color w:val="2E7D32"/>
+                <w:sz w:val="18"/>
+              </w:rPr>
+              <w:t>🟢 Pronti (3)</w:t>
+            </w:r>
+          </w:p>
+          <w:p>
+            <w:pPr>
+              <w:spacing w:before="80" w:after="80"/>
+            </w:pPr>
+            <w:r>
+              <w:rPr>
+                <w:rFonts w:ascii="PT Sans Narrow" w:hAnsi="PT Sans Narrow" w:cs="PT Sans Narrow" w:eastAsia="PT Sans Narrow"/>
+                <w:b/>
+                <w:i w:val="0"/>
+                <w:color w:val="16213E"/>
+                <w:sz w:val="16"/>
+              </w:rPr>
+              <w:t>#099 · Luca M.</w:t>
+              <w:br/>
+            </w:r>
+            <w:r>
+              <w:rPr>
+                <w:rFonts w:ascii="PT Sans Narrow" w:hAnsi="PT Sans Narrow" w:cs="PT Sans Narrow" w:eastAsia="PT Sans Narrow"/>
+                <w:b w:val="0"/>
+                <w:i w:val="0"/>
+                <w:color w:val="6C757D"/>
+                <w:sz w:val="16"/>
+              </w:rPr>
+              <w:t>☕ Caffè + 🧁 Brioche</w:t>
+            </w:r>
+          </w:p>
+          <w:p>
+            <w:pPr>
+              <w:spacing w:before="80" w:after="80"/>
+            </w:pPr>
+            <w:r>
+              <w:rPr>
+                <w:rFonts w:ascii="PT Sans Narrow" w:hAnsi="PT Sans Narrow" w:cs="PT Sans Narrow" w:eastAsia="PT Sans Narrow"/>
+                <w:b/>
+                <w:i w:val="0"/>
+                <w:color w:val="16213E"/>
+                <w:sz w:val="16"/>
+              </w:rPr>
+              <w:t>#100 · Sara C.</w:t>
+              <w:br/>
+            </w:r>
+            <w:r>
+              <w:rPr>
+                <w:rFonts w:ascii="PT Sans Narrow" w:hAnsi="PT Sans Narrow" w:cs="PT Sans Narrow" w:eastAsia="PT Sans Narrow"/>
+                <w:b w:val="0"/>
+                <w:i w:val="0"/>
+                <w:color w:val="6C757D"/>
+                <w:sz w:val="16"/>
+              </w:rPr>
+              <w:t>🥪 Panino Vegano</w:t>
+            </w:r>
+          </w:p>
+        </w:tc>
+      </w:tr>
+    </w:tbl>
+    <w:p>
+      <w:pPr>
+        <w:spacing w:after="120"/>
+      </w:pPr>
+    </w:p>
+    <w:tbl>
+      <w:tblPr>
+        <w:tblLook w:firstColumn="1" w:firstRow="1" w:lastColumn="0" w:lastRow="0" w:noHBand="0" w:noVBand="1" w:val="04A0"/>
+        <w:tblBorders>
+          <w:top w:val="nil"/>
+          <w:left w:val="nil"/>
+          <w:bottom w:val="nil"/>
+          <w:right w:val="nil"/>
+          <w:insideH w:val="nil"/>
+          <w:insideV w:val="nil"/>
+        </w:tblBorders>
+        <w:tblW w:w="6496" w:type="dxa"/>
+      </w:tblPr>
+      <w:tblGrid>
+        <w:gridCol w:w="9406"/>
+      </w:tblGrid>
+      <w:tr>
+        <w:tc>
+          <w:tcPr>
+            <w:tcW w:type="dxa" w:w="9406"/>
+            <w:shd w:val="clear" w:color="auto" w:fill="EAFAF1"/>
+            <w:tcBorders>
+              <w:top w:val="single" w:sz="8" w:color="FFFFFF" w:space="0"/>
+              <w:bottom w:val="single" w:sz="8" w:color="FFFFFF" w:space="0"/>
+              <w:left w:val="single" w:sz="8" w:color="27AE60" w:space="0"/>
+              <w:right w:val="single" w:sz="8" w:color="FFFFFF" w:space="0"/>
+            </w:tcBorders>
+            <w:tcMar>
+              <w:top w:w="80" w:type="dxa"/>
+              <w:bottom w:w="80" w:type="dxa"/>
+              <w:left w:w="120" w:type="dxa"/>
+              <w:right w:w="80" w:type="dxa"/>
+            </w:tcMar>
+          </w:tcPr>
+          <w:p>
+            <w:pPr>
+              <w:spacing w:before="0" w:after="0"/>
+            </w:pPr>
+            <w:r>
+              <w:rPr>
+                <w:rFonts w:ascii="PT Sans Narrow" w:hAnsi="PT Sans Narrow" w:cs="PT Sans Narrow" w:eastAsia="PT Sans Narrow"/>
+                <w:b/>
+                <w:i w:val="0"/>
+                <w:color w:val="27AE60"/>
+                <w:sz w:val="20"/>
+              </w:rPr>
+              <w:t xml:space="preserve">✅  Aggiornamento real-time:  </w:t>
+            </w:r>
+            <w:r>
+              <w:rPr>
+                <w:rFonts w:ascii="PT Sans Narrow" w:hAnsi="PT Sans Narrow" w:cs="PT Sans Narrow" w:eastAsia="PT Sans Narrow"/>
+                <w:b w:val="0"/>
+                <w:i w:val="0"/>
+                <w:color w:val="16213E"/>
+                <w:sz w:val="20"/>
+              </w:rPr>
+              <w:t>Il pannello KDS non richiede aggiornamento manuale: gli ordini appaiono in tempo reale appena il cliente completa il checkout.</w:t>
+            </w:r>
+          </w:p>
+        </w:tc>
+      </w:tr>
+    </w:tbl>
+    <w:p>
+      <w:pPr>
+        <w:spacing w:after="160"/>
+      </w:pPr>
+    </w:p>
+    <w:p>
+      <w:pPr>
         <w:spacing w:before="400" w:after="0"/>
         <w:jc w:val="center"/>
         <w:pBdr/>
@@ -11272,7 +16058,7 @@
           <w:color w:val="6C757D"/>
           <w:sz w:val="18"/>
         </w:rPr>
-        <w:t>BSR Pranzo  ·  Sistema di gestione bar e mense  ·  v2.0  ·  Giugno 2026</w:t>
+        <w:t>QuickLunch  ·  Sistema di gestione bar e mense  ·  v2.0  ·  Giugno 2026  ·  © 2024–26 DS Consulting</w:t>
       </w:r>
     </w:p>
     <w:sectPr>
@@ -11351,7 +16137,7 @@
         <w:color w:val="E94560"/>
         <w:sz w:val="16"/>
       </w:rPr>
-      <w:t xml:space="preserve">BSR Pranzo  </w:t>
+      <w:t xml:space="preserve">QuickLunch  </w:t>
     </w:r>
     <w:r>
       <w:rPr>

--- a/docs/manuale_proprietario.docx
+++ b/docs/manuale_proprietario.docx
@@ -703,7 +703,7 @@
                 <w:color w:val="0F3460"/>
                 <w:sz w:val="22"/>
               </w:rPr>
-              <w:t>Panino &amp; Insalata builder</w:t>
+              <w:t>Builder: Panino, Insalata &amp; Poke Bowl</w:t>
             </w:r>
           </w:p>
         </w:tc>
@@ -1364,6 +1364,72 @@
                 <w:sz w:val="22"/>
               </w:rPr>
               <w:t>Pagine principali del sito (mockup)</w:t>
+            </w:r>
+          </w:p>
+        </w:tc>
+      </w:tr>
+      <w:tr>
+        <w:tc>
+          <w:tcPr>
+            <w:tcW w:w="393" w:type="dxa"/>
+            <w:shd w:val="clear" w:color="auto" w:fill="E94560"/>
+            <w:tcMar>
+              <w:top w:w="50" w:type="dxa"/>
+              <w:bottom w:w="50" w:type="dxa"/>
+              <w:left w:w="60" w:type="dxa"/>
+              <w:right w:w="60" w:type="dxa"/>
+            </w:tcMar>
+          </w:tcPr>
+          <w:p>
+            <w:pPr>
+              <w:spacing w:before="0" w:after="0"/>
+              <w:jc w:val="center"/>
+            </w:pPr>
+            <w:r>
+              <w:rPr>
+                <w:rFonts w:ascii="PT Sans Narrow" w:hAnsi="PT Sans Narrow" w:cs="PT Sans Narrow" w:eastAsia="PT Sans Narrow"/>
+                <w:b/>
+                <w:i w:val="0"/>
+                <w:color w:val="FFFFFF"/>
+                <w:sz w:val="20"/>
+              </w:rPr>
+              <w:t>B</w:t>
+            </w:r>
+          </w:p>
+        </w:tc>
+        <w:tc>
+          <w:tcPr>
+            <w:tcW w:w="6102" w:type="dxa"/>
+            <w:shd w:val="clear" w:color="auto" w:fill="FFFFFF"/>
+            <w:tcMar>
+              <w:top w:w="50" w:type="dxa"/>
+              <w:bottom w:w="50" w:type="dxa"/>
+              <w:left w:w="100" w:type="dxa"/>
+              <w:right w:w="60" w:type="dxa"/>
+            </w:tcMar>
+          </w:tcPr>
+          <w:p>
+            <w:pPr>
+              <w:spacing w:before="0" w:after="0"/>
+            </w:pPr>
+            <w:r>
+              <w:rPr>
+                <w:rFonts w:ascii="PT Sans Narrow" w:hAnsi="PT Sans Narrow" w:cs="PT Sans Narrow" w:eastAsia="PT Sans Narrow"/>
+                <w:b w:val="0"/>
+                <w:i w:val="0"/>
+                <w:sz w:val="20"/>
+              </w:rPr>
+              <w:t xml:space="preserve">⚖️  </w:t>
+            </w:r>
+            <w:r>
+              <w:rPr>
+                <w:rFonts w:ascii="PT Sans Narrow" w:hAnsi="PT Sans Narrow" w:cs="PT Sans Narrow" w:eastAsia="PT Sans Narrow"/>
+                <w:b w:val="0"/>
+                <w:i w:val="0"/>
+                <w:color w:val="0F3460"/>
+                <w:sz w:val="22"/>
+              </w:rPr>
+              <w:t>Gestione Wallet — Aspetti Fiscali</w:t>
             </w:r>
           </w:p>
         </w:tc>
@@ -5311,7 +5377,7 @@
           <w:color w:val="0F3460"/>
           <w:sz w:val="38"/>
         </w:rPr>
-        <w:t>Panino &amp; Insalata builder</w:t>
+        <w:t>Builder: Panino, Insalata &amp; Poke Bowl</w:t>
       </w:r>
     </w:p>
     <w:p>
@@ -5327,7 +5393,7 @@
           <w:color w:val="343A40"/>
           <w:sz w:val="22"/>
         </w:rPr>
-        <w:t>Il builder è la funzione più apprezzata dai clienti: permette di comporre il panino o l'insalata personalizzati scegliendo gli ingredienti uno a uno. Il prezzo finale si calcola in automatico sommando i prezzi degli ingredienti extra scelti al prezzo base del prodotto.</w:t>
+        <w:t>Il builder è la funzione più apprezzata dai clienti: permette di comporre un pasto personalizzato scegliendo gli ingredienti uno a uno. Il prezzo finale si calcola in automatico sommando i prezzi degli ingredienti extra scelti al prezzo base. Il builder visuale ha uno stile kiosk passo-passo, ispirato ai chioschi moderni.</w:t>
       </w:r>
     </w:p>
     <w:p>
@@ -5342,7 +5408,509 @@
           <w:color w:val="16213E"/>
           <w:sz w:val="26"/>
         </w:rPr>
-        <w:t>Come funziona per il cliente</w:t>
+        <w:t>Tre tipologie di builder</w:t>
+      </w:r>
+    </w:p>
+    <w:tbl>
+      <w:tblPr>
+        <w:tblLook w:firstColumn="1" w:firstRow="1" w:lastColumn="0" w:lastRow="0" w:noHBand="0" w:noVBand="1" w:val="04A0"/>
+        <w:tblW w:w="6496" w:type="dxa"/>
+      </w:tblPr>
+      <w:tblGrid>
+        <w:gridCol w:w="3135"/>
+        <w:gridCol w:w="3135"/>
+        <w:gridCol w:w="3135"/>
+      </w:tblGrid>
+      <w:tr>
+        <w:tc>
+          <w:tcPr>
+            <w:shd w:val="clear" w:color="auto" w:fill="0F3460"/>
+            <w:tcBorders>
+              <w:top w:val="nil"/>
+              <w:bottom w:val="nil"/>
+              <w:left w:val="nil"/>
+              <w:right w:val="nil"/>
+            </w:tcBorders>
+            <w:tcMar>
+              <w:top w:w="60" w:type="dxa"/>
+              <w:bottom w:w="60" w:type="dxa"/>
+              <w:left w:w="80" w:type="dxa"/>
+              <w:right w:w="80" w:type="dxa"/>
+            </w:tcMar>
+            <w:tcW w:w="1377" w:type="dxa"/>
+          </w:tcPr>
+          <w:p>
+            <w:pPr>
+              <w:spacing w:before="0" w:after="0"/>
+            </w:pPr>
+            <w:r>
+              <w:rPr>
+                <w:rFonts w:ascii="PT Sans Narrow" w:hAnsi="PT Sans Narrow" w:cs="PT Sans Narrow" w:eastAsia="PT Sans Narrow"/>
+                <w:b/>
+                <w:i w:val="0"/>
+                <w:color w:val="FFFFFF"/>
+                <w:sz w:val="20"/>
+              </w:rPr>
+              <w:t>Tipo</w:t>
+            </w:r>
+          </w:p>
+        </w:tc>
+        <w:tc>
+          <w:tcPr>
+            <w:shd w:val="clear" w:color="auto" w:fill="0F3460"/>
+            <w:tcBorders>
+              <w:top w:val="nil"/>
+              <w:bottom w:val="nil"/>
+              <w:left w:val="nil"/>
+              <w:right w:val="nil"/>
+            </w:tcBorders>
+            <w:tcMar>
+              <w:top w:w="60" w:type="dxa"/>
+              <w:bottom w:w="60" w:type="dxa"/>
+              <w:left w:w="80" w:type="dxa"/>
+              <w:right w:w="80" w:type="dxa"/>
+            </w:tcMar>
+            <w:tcW w:w="1181" w:type="dxa"/>
+          </w:tcPr>
+          <w:p>
+            <w:pPr>
+              <w:spacing w:before="0" w:after="0"/>
+            </w:pPr>
+            <w:r>
+              <w:rPr>
+                <w:rFonts w:ascii="PT Sans Narrow" w:hAnsi="PT Sans Narrow" w:cs="PT Sans Narrow" w:eastAsia="PT Sans Narrow"/>
+                <w:b/>
+                <w:i w:val="0"/>
+                <w:color w:val="FFFFFF"/>
+                <w:sz w:val="20"/>
+              </w:rPr>
+              <w:t>Prezzo base</w:t>
+            </w:r>
+          </w:p>
+        </w:tc>
+        <w:tc>
+          <w:tcPr>
+            <w:shd w:val="clear" w:color="auto" w:fill="0F3460"/>
+            <w:tcBorders>
+              <w:top w:val="nil"/>
+              <w:bottom w:val="nil"/>
+              <w:left w:val="nil"/>
+              <w:right w:val="nil"/>
+            </w:tcBorders>
+            <w:tcMar>
+              <w:top w:w="60" w:type="dxa"/>
+              <w:bottom w:w="60" w:type="dxa"/>
+              <w:left w:w="80" w:type="dxa"/>
+              <w:right w:w="80" w:type="dxa"/>
+            </w:tcMar>
+            <w:tcW w:w="3937" w:type="dxa"/>
+          </w:tcPr>
+          <w:p>
+            <w:pPr>
+              <w:spacing w:before="0" w:after="0"/>
+            </w:pPr>
+            <w:r>
+              <w:rPr>
+                <w:rFonts w:ascii="PT Sans Narrow" w:hAnsi="PT Sans Narrow" w:cs="PT Sans Narrow" w:eastAsia="PT Sans Narrow"/>
+                <w:b/>
+                <w:i w:val="0"/>
+                <w:color w:val="FFFFFF"/>
+                <w:sz w:val="20"/>
+              </w:rPr>
+              <w:t>Flusso step</w:t>
+            </w:r>
+          </w:p>
+        </w:tc>
+      </w:tr>
+      <w:tr>
+        <w:tc>
+          <w:tcPr>
+            <w:tcW w:w="1377" w:type="dxa"/>
+            <w:shd w:val="clear" w:color="auto" w:fill="FFFFFF"/>
+            <w:tcBorders>
+              <w:top w:val="nil"/>
+              <w:bottom w:val="single" w:sz="8" w:color="DEE2E6" w:space="0"/>
+              <w:left w:val="nil"/>
+              <w:right w:val="nil"/>
+            </w:tcBorders>
+            <w:tcMar>
+              <w:top w:w="50" w:type="dxa"/>
+              <w:bottom w:w="50" w:type="dxa"/>
+              <w:left w:w="80" w:type="dxa"/>
+              <w:right w:w="80" w:type="dxa"/>
+            </w:tcMar>
+          </w:tcPr>
+          <w:p>
+            <w:pPr>
+              <w:spacing w:before="0" w:after="0"/>
+            </w:pPr>
+            <w:r>
+              <w:rPr>
+                <w:rFonts w:ascii="PT Sans Narrow" w:hAnsi="PT Sans Narrow" w:cs="PT Sans Narrow" w:eastAsia="PT Sans Narrow"/>
+                <w:b/>
+                <w:i w:val="0"/>
+                <w:color w:val="16213E"/>
+                <w:sz w:val="20"/>
+              </w:rPr>
+              <w:t>🥪 Panino</w:t>
+            </w:r>
+          </w:p>
+        </w:tc>
+        <w:tc>
+          <w:tcPr>
+            <w:tcW w:w="1181" w:type="dxa"/>
+            <w:shd w:val="clear" w:color="auto" w:fill="FFFFFF"/>
+            <w:tcBorders>
+              <w:top w:val="nil"/>
+              <w:bottom w:val="single" w:sz="8" w:color="DEE2E6" w:space="0"/>
+              <w:left w:val="nil"/>
+              <w:right w:val="nil"/>
+            </w:tcBorders>
+            <w:tcMar>
+              <w:top w:w="50" w:type="dxa"/>
+              <w:bottom w:w="50" w:type="dxa"/>
+              <w:left w:w="80" w:type="dxa"/>
+              <w:right w:w="80" w:type="dxa"/>
+            </w:tcMar>
+          </w:tcPr>
+          <w:p>
+            <w:pPr>
+              <w:spacing w:before="0" w:after="0"/>
+            </w:pPr>
+            <w:r>
+              <w:rPr>
+                <w:rFonts w:ascii="PT Sans Narrow" w:hAnsi="PT Sans Narrow" w:cs="PT Sans Narrow" w:eastAsia="PT Sans Narrow"/>
+                <w:b w:val="0"/>
+                <w:i w:val="0"/>
+                <w:color w:val="6C757D"/>
+                <w:sz w:val="20"/>
+              </w:rPr>
+              <w:t>3,50 €</w:t>
+            </w:r>
+          </w:p>
+        </w:tc>
+        <w:tc>
+          <w:tcPr>
+            <w:tcW w:w="3937" w:type="dxa"/>
+            <w:shd w:val="clear" w:color="auto" w:fill="FFFFFF"/>
+            <w:tcBorders>
+              <w:top w:val="nil"/>
+              <w:bottom w:val="single" w:sz="8" w:color="DEE2E6" w:space="0"/>
+              <w:left w:val="nil"/>
+              <w:right w:val="nil"/>
+            </w:tcBorders>
+            <w:tcMar>
+              <w:top w:w="50" w:type="dxa"/>
+              <w:bottom w:w="50" w:type="dxa"/>
+              <w:left w:w="80" w:type="dxa"/>
+              <w:right w:w="80" w:type="dxa"/>
+            </w:tcMar>
+          </w:tcPr>
+          <w:p>
+            <w:pPr>
+              <w:spacing w:before="0" w:after="0"/>
+            </w:pPr>
+            <w:r>
+              <w:rPr>
+                <w:rFonts w:ascii="PT Sans Narrow" w:hAnsi="PT Sans Narrow" w:cs="PT Sans Narrow" w:eastAsia="PT Sans Narrow"/>
+                <w:b w:val="0"/>
+                <w:i w:val="0"/>
+                <w:color w:val="6C757D"/>
+                <w:sz w:val="20"/>
+              </w:rPr>
+              <w:t>Pane → Proteina → Verdure → Salse → Extra</w:t>
+            </w:r>
+          </w:p>
+        </w:tc>
+      </w:tr>
+      <w:tr>
+        <w:tc>
+          <w:tcPr>
+            <w:tcW w:w="1377" w:type="dxa"/>
+            <w:shd w:val="clear" w:color="auto" w:fill="F8F9FA"/>
+            <w:tcBorders>
+              <w:top w:val="nil"/>
+              <w:bottom w:val="single" w:sz="8" w:color="DEE2E6" w:space="0"/>
+              <w:left w:val="nil"/>
+              <w:right w:val="nil"/>
+            </w:tcBorders>
+            <w:tcMar>
+              <w:top w:w="50" w:type="dxa"/>
+              <w:bottom w:w="50" w:type="dxa"/>
+              <w:left w:w="80" w:type="dxa"/>
+              <w:right w:w="80" w:type="dxa"/>
+            </w:tcMar>
+          </w:tcPr>
+          <w:p>
+            <w:pPr>
+              <w:spacing w:before="0" w:after="0"/>
+            </w:pPr>
+            <w:r>
+              <w:rPr>
+                <w:rFonts w:ascii="PT Sans Narrow" w:hAnsi="PT Sans Narrow" w:cs="PT Sans Narrow" w:eastAsia="PT Sans Narrow"/>
+                <w:b/>
+                <w:i w:val="0"/>
+                <w:color w:val="16213E"/>
+                <w:sz w:val="20"/>
+              </w:rPr>
+              <w:t>🥗 Insalata</w:t>
+            </w:r>
+          </w:p>
+        </w:tc>
+        <w:tc>
+          <w:tcPr>
+            <w:tcW w:w="1181" w:type="dxa"/>
+            <w:shd w:val="clear" w:color="auto" w:fill="F8F9FA"/>
+            <w:tcBorders>
+              <w:top w:val="nil"/>
+              <w:bottom w:val="single" w:sz="8" w:color="DEE2E6" w:space="0"/>
+              <w:left w:val="nil"/>
+              <w:right w:val="nil"/>
+            </w:tcBorders>
+            <w:tcMar>
+              <w:top w:w="50" w:type="dxa"/>
+              <w:bottom w:w="50" w:type="dxa"/>
+              <w:left w:w="80" w:type="dxa"/>
+              <w:right w:w="80" w:type="dxa"/>
+            </w:tcMar>
+          </w:tcPr>
+          <w:p>
+            <w:pPr>
+              <w:spacing w:before="0" w:after="0"/>
+            </w:pPr>
+            <w:r>
+              <w:rPr>
+                <w:rFonts w:ascii="PT Sans Narrow" w:hAnsi="PT Sans Narrow" w:cs="PT Sans Narrow" w:eastAsia="PT Sans Narrow"/>
+                <w:b w:val="0"/>
+                <w:i w:val="0"/>
+                <w:color w:val="6C757D"/>
+                <w:sz w:val="20"/>
+              </w:rPr>
+              <w:t>3,00 €</w:t>
+            </w:r>
+          </w:p>
+        </w:tc>
+        <w:tc>
+          <w:tcPr>
+            <w:tcW w:w="3937" w:type="dxa"/>
+            <w:shd w:val="clear" w:color="auto" w:fill="F8F9FA"/>
+            <w:tcBorders>
+              <w:top w:val="nil"/>
+              <w:bottom w:val="single" w:sz="8" w:color="DEE2E6" w:space="0"/>
+              <w:left w:val="nil"/>
+              <w:right w:val="nil"/>
+            </w:tcBorders>
+            <w:tcMar>
+              <w:top w:w="50" w:type="dxa"/>
+              <w:bottom w:w="50" w:type="dxa"/>
+              <w:left w:w="80" w:type="dxa"/>
+              <w:right w:w="80" w:type="dxa"/>
+            </w:tcMar>
+          </w:tcPr>
+          <w:p>
+            <w:pPr>
+              <w:spacing w:before="0" w:after="0"/>
+            </w:pPr>
+            <w:r>
+              <w:rPr>
+                <w:rFonts w:ascii="PT Sans Narrow" w:hAnsi="PT Sans Narrow" w:cs="PT Sans Narrow" w:eastAsia="PT Sans Narrow"/>
+                <w:b w:val="0"/>
+                <w:i w:val="0"/>
+                <w:color w:val="6C757D"/>
+                <w:sz w:val="20"/>
+              </w:rPr>
+              <w:t>Base insalata → Proteina → Verdure → Condimento → Topping</w:t>
+            </w:r>
+          </w:p>
+        </w:tc>
+      </w:tr>
+      <w:tr>
+        <w:tc>
+          <w:tcPr>
+            <w:tcW w:w="1377" w:type="dxa"/>
+            <w:shd w:val="clear" w:color="auto" w:fill="FFFFFF"/>
+            <w:tcBorders>
+              <w:top w:val="nil"/>
+              <w:bottom w:val="single" w:sz="8" w:color="DEE2E6" w:space="0"/>
+              <w:left w:val="nil"/>
+              <w:right w:val="nil"/>
+            </w:tcBorders>
+            <w:tcMar>
+              <w:top w:w="50" w:type="dxa"/>
+              <w:bottom w:w="50" w:type="dxa"/>
+              <w:left w:w="80" w:type="dxa"/>
+              <w:right w:w="80" w:type="dxa"/>
+            </w:tcMar>
+          </w:tcPr>
+          <w:p>
+            <w:pPr>
+              <w:spacing w:before="0" w:after="0"/>
+            </w:pPr>
+            <w:r>
+              <w:rPr>
+                <w:rFonts w:ascii="PT Sans Narrow" w:hAnsi="PT Sans Narrow" w:cs="PT Sans Narrow" w:eastAsia="PT Sans Narrow"/>
+                <w:b/>
+                <w:i w:val="0"/>
+                <w:color w:val="16213E"/>
+                <w:sz w:val="20"/>
+              </w:rPr>
+              <w:t>🍱 Poke Bowl</w:t>
+            </w:r>
+          </w:p>
+        </w:tc>
+        <w:tc>
+          <w:tcPr>
+            <w:tcW w:w="1181" w:type="dxa"/>
+            <w:shd w:val="clear" w:color="auto" w:fill="FFFFFF"/>
+            <w:tcBorders>
+              <w:top w:val="nil"/>
+              <w:bottom w:val="single" w:sz="8" w:color="DEE2E6" w:space="0"/>
+              <w:left w:val="nil"/>
+              <w:right w:val="nil"/>
+            </w:tcBorders>
+            <w:tcMar>
+              <w:top w:w="50" w:type="dxa"/>
+              <w:bottom w:w="50" w:type="dxa"/>
+              <w:left w:w="80" w:type="dxa"/>
+              <w:right w:w="80" w:type="dxa"/>
+            </w:tcMar>
+          </w:tcPr>
+          <w:p>
+            <w:pPr>
+              <w:spacing w:before="0" w:after="0"/>
+            </w:pPr>
+            <w:r>
+              <w:rPr>
+                <w:rFonts w:ascii="PT Sans Narrow" w:hAnsi="PT Sans Narrow" w:cs="PT Sans Narrow" w:eastAsia="PT Sans Narrow"/>
+                <w:b w:val="0"/>
+                <w:i w:val="0"/>
+                <w:color w:val="6C757D"/>
+                <w:sz w:val="20"/>
+              </w:rPr>
+              <w:t>4,00 €</w:t>
+            </w:r>
+          </w:p>
+        </w:tc>
+        <w:tc>
+          <w:tcPr>
+            <w:tcW w:w="3937" w:type="dxa"/>
+            <w:shd w:val="clear" w:color="auto" w:fill="FFFFFF"/>
+            <w:tcBorders>
+              <w:top w:val="nil"/>
+              <w:bottom w:val="single" w:sz="8" w:color="DEE2E6" w:space="0"/>
+              <w:left w:val="nil"/>
+              <w:right w:val="nil"/>
+            </w:tcBorders>
+            <w:tcMar>
+              <w:top w:w="50" w:type="dxa"/>
+              <w:bottom w:w="50" w:type="dxa"/>
+              <w:left w:w="80" w:type="dxa"/>
+              <w:right w:w="80" w:type="dxa"/>
+            </w:tcMar>
+          </w:tcPr>
+          <w:p>
+            <w:pPr>
+              <w:spacing w:before="0" w:after="0"/>
+            </w:pPr>
+            <w:r>
+              <w:rPr>
+                <w:rFonts w:ascii="PT Sans Narrow" w:hAnsi="PT Sans Narrow" w:cs="PT Sans Narrow" w:eastAsia="PT Sans Narrow"/>
+                <w:b w:val="0"/>
+                <w:i w:val="0"/>
+                <w:color w:val="6C757D"/>
+                <w:sz w:val="20"/>
+              </w:rPr>
+              <w:t>Base riso → Proteina → Verdure → Salsa → Extra</w:t>
+            </w:r>
+          </w:p>
+        </w:tc>
+      </w:tr>
+    </w:tbl>
+    <w:p>
+      <w:pPr>
+        <w:spacing w:after="160"/>
+      </w:pPr>
+    </w:p>
+    <w:tbl>
+      <w:tblPr>
+        <w:tblLook w:firstColumn="1" w:firstRow="1" w:lastColumn="0" w:lastRow="0" w:noHBand="0" w:noVBand="1" w:val="04A0"/>
+        <w:tblBorders>
+          <w:top w:val="nil"/>
+          <w:left w:val="nil"/>
+          <w:bottom w:val="nil"/>
+          <w:right w:val="nil"/>
+          <w:insideH w:val="nil"/>
+          <w:insideV w:val="nil"/>
+        </w:tblBorders>
+        <w:tblW w:w="6496" w:type="dxa"/>
+      </w:tblPr>
+      <w:tblGrid>
+        <w:gridCol w:w="9406"/>
+      </w:tblGrid>
+      <w:tr>
+        <w:tc>
+          <w:tcPr>
+            <w:tcW w:type="dxa" w:w="9406"/>
+            <w:shd w:val="clear" w:color="auto" w:fill="EBF5FB"/>
+            <w:tcBorders>
+              <w:top w:val="single" w:sz="8" w:color="FFFFFF" w:space="0"/>
+              <w:bottom w:val="single" w:sz="8" w:color="FFFFFF" w:space="0"/>
+              <w:left w:val="single" w:sz="8" w:color="0F3460" w:space="0"/>
+              <w:right w:val="single" w:sz="8" w:color="FFFFFF" w:space="0"/>
+            </w:tcBorders>
+            <w:tcMar>
+              <w:top w:w="80" w:type="dxa"/>
+              <w:bottom w:w="80" w:type="dxa"/>
+              <w:left w:w="120" w:type="dxa"/>
+              <w:right w:w="80" w:type="dxa"/>
+            </w:tcMar>
+          </w:tcPr>
+          <w:p>
+            <w:pPr>
+              <w:spacing w:before="0" w:after="0"/>
+            </w:pPr>
+            <w:r>
+              <w:rPr>
+                <w:rFonts w:ascii="PT Sans Narrow" w:hAnsi="PT Sans Narrow" w:cs="PT Sans Narrow" w:eastAsia="PT Sans Narrow"/>
+                <w:b w:val="0"/>
+                <w:i w:val="0"/>
+                <w:color w:val="0F3460"/>
+                <w:sz w:val="20"/>
+              </w:rPr>
+              <w:t xml:space="preserve">💡  </w:t>
+            </w:r>
+            <w:r>
+              <w:rPr>
+                <w:rFonts w:ascii="PT Sans Narrow" w:hAnsi="PT Sans Narrow" w:cs="PT Sans Narrow" w:eastAsia="PT Sans Narrow"/>
+                <w:b w:val="0"/>
+                <w:i w:val="0"/>
+                <w:color w:val="16213E"/>
+                <w:sz w:val="20"/>
+              </w:rPr>
+              <w:t>I prezzi base si modificano in config.py → BUILDER_PRICES. Le categorie e gli ingredienti di ogni tipo si gestiscono da Admin → Ingredienti Builder.</w:t>
+            </w:r>
+          </w:p>
+        </w:tc>
+      </w:tr>
+    </w:tbl>
+    <w:p>
+      <w:pPr>
+        <w:spacing w:after="160"/>
+      </w:pPr>
+    </w:p>
+    <w:p>
+      <w:pPr>
+        <w:spacing w:before="240" w:after="80"/>
+      </w:pPr>
+      <w:r>
+        <w:rPr>
+          <w:rFonts w:ascii="PT Sans Narrow" w:hAnsi="PT Sans Narrow" w:cs="PT Sans Narrow" w:eastAsia="PT Sans Narrow"/>
+          <w:b/>
+          <w:i w:val="0"/>
+          <w:color w:val="16213E"/>
+          <w:sz w:val="26"/>
+        </w:rPr>
+        <w:t>🔥 Opzione piastra (panino)</w:t>
       </w:r>
     </w:p>
     <w:p>
@@ -5358,8 +5926,351 @@
           <w:color w:val="343A40"/>
           <w:sz w:val="22"/>
         </w:rPr>
-        <w:t>Il cliente clicca su «Componi il tuo panino» o «Componi la tua insalata» nel menu e viene guidato passo passo: tipo di pane → proteina → verdure → salse → extra. Ogni categoria ha un numero minimo e massimo di scelte configurabile.</w:t>
+        <w:t>Nella schermata di riepilogo del panino, il cliente può attivare l'opzione «Alla piastra» con un singolo tap. Questa opzione è disponibile solo per il builder Panino e non comporta sovrapprezzo — è un'indicazione operativa che la cucina deve scaldare il panino al momento.</w:t>
       </w:r>
+    </w:p>
+    <w:tbl>
+      <w:tblPr>
+        <w:tblLook w:firstColumn="1" w:firstRow="1" w:lastColumn="0" w:lastRow="0" w:noHBand="0" w:noVBand="1" w:val="04A0"/>
+        <w:tblBorders>
+          <w:top w:val="nil"/>
+          <w:left w:val="nil"/>
+          <w:bottom w:val="nil"/>
+          <w:right w:val="nil"/>
+          <w:insideH w:val="nil"/>
+          <w:insideV w:val="nil"/>
+        </w:tblBorders>
+        <w:tblW w:w="6496" w:type="dxa"/>
+      </w:tblPr>
+      <w:tblGrid>
+        <w:gridCol w:w="4703"/>
+        <w:gridCol w:w="4703"/>
+      </w:tblGrid>
+      <w:tr>
+        <w:tc>
+          <w:tcPr>
+            <w:tcW w:w="433" w:type="dxa"/>
+            <w:shd w:val="clear" w:color="auto" w:fill="E94560"/>
+            <w:tcMar>
+              <w:top w:w="60" w:type="dxa"/>
+              <w:bottom w:w="60" w:type="dxa"/>
+              <w:left w:w="40" w:type="dxa"/>
+              <w:right w:w="40" w:type="dxa"/>
+            </w:tcMar>
+            <w:vAlign w:val="center"/>
+          </w:tcPr>
+          <w:p>
+            <w:pPr>
+              <w:spacing w:before="0" w:after="0"/>
+              <w:jc w:val="center"/>
+            </w:pPr>
+            <w:r>
+              <w:rPr>
+                <w:rFonts w:ascii="PT Sans Narrow" w:hAnsi="PT Sans Narrow" w:cs="PT Sans Narrow" w:eastAsia="PT Sans Narrow"/>
+                <w:b/>
+                <w:i w:val="0"/>
+                <w:color w:val="FFFFFF"/>
+                <w:sz w:val="28"/>
+              </w:rPr>
+              <w:t>1</w:t>
+            </w:r>
+          </w:p>
+        </w:tc>
+        <w:tc>
+          <w:tcPr>
+            <w:tcW w:type="dxa" w:w="4703"/>
+            <w:shd w:val="clear" w:color="auto" w:fill="F0F4F8"/>
+            <w:tcMar>
+              <w:top w:w="60" w:type="dxa"/>
+              <w:bottom w:w="60" w:type="dxa"/>
+              <w:left w:w="100" w:type="dxa"/>
+              <w:right w:w="80" w:type="dxa"/>
+            </w:tcMar>
+          </w:tcPr>
+          <w:p>
+            <w:pPr>
+              <w:spacing w:before="0" w:after="60"/>
+            </w:pPr>
+            <w:r>
+              <w:rPr>
+                <w:rFonts w:ascii="PT Sans Narrow" w:hAnsi="PT Sans Narrow" w:cs="PT Sans Narrow" w:eastAsia="PT Sans Narrow"/>
+                <w:b/>
+                <w:i w:val="0"/>
+                <w:color w:val="16213E"/>
+                <w:sz w:val="22"/>
+              </w:rPr>
+              <w:t>Il cliente attiva «Vuoi il panino alla piastra?»</w:t>
+              <w:br/>
+            </w:r>
+            <w:r>
+              <w:rPr>
+                <w:rFonts w:ascii="PT Sans Narrow" w:hAnsi="PT Sans Narrow" w:cs="PT Sans Narrow" w:eastAsia="PT Sans Narrow"/>
+                <w:b w:val="0"/>
+                <w:i w:val="0"/>
+                <w:color w:val="6C757D"/>
+                <w:sz w:val="20"/>
+              </w:rPr>
+              <w:t>Un toggle nella schermata di riepilogo prima di aggiungere al carrello.</w:t>
+            </w:r>
+          </w:p>
+        </w:tc>
+      </w:tr>
+    </w:tbl>
+    <w:p>
+      <w:pPr>
+        <w:spacing w:after="80"/>
+      </w:pPr>
+    </w:p>
+    <w:tbl>
+      <w:tblPr>
+        <w:tblLook w:firstColumn="1" w:firstRow="1" w:lastColumn="0" w:lastRow="0" w:noHBand="0" w:noVBand="1" w:val="04A0"/>
+        <w:tblBorders>
+          <w:top w:val="nil"/>
+          <w:left w:val="nil"/>
+          <w:bottom w:val="nil"/>
+          <w:right w:val="nil"/>
+          <w:insideH w:val="nil"/>
+          <w:insideV w:val="nil"/>
+        </w:tblBorders>
+        <w:tblW w:w="6496" w:type="dxa"/>
+      </w:tblPr>
+      <w:tblGrid>
+        <w:gridCol w:w="4703"/>
+        <w:gridCol w:w="4703"/>
+      </w:tblGrid>
+      <w:tr>
+        <w:tc>
+          <w:tcPr>
+            <w:tcW w:w="433" w:type="dxa"/>
+            <w:shd w:val="clear" w:color="auto" w:fill="E94560"/>
+            <w:tcMar>
+              <w:top w:w="60" w:type="dxa"/>
+              <w:bottom w:w="60" w:type="dxa"/>
+              <w:left w:w="40" w:type="dxa"/>
+              <w:right w:w="40" w:type="dxa"/>
+            </w:tcMar>
+            <w:vAlign w:val="center"/>
+          </w:tcPr>
+          <w:p>
+            <w:pPr>
+              <w:spacing w:before="0" w:after="0"/>
+              <w:jc w:val="center"/>
+            </w:pPr>
+            <w:r>
+              <w:rPr>
+                <w:rFonts w:ascii="PT Sans Narrow" w:hAnsi="PT Sans Narrow" w:cs="PT Sans Narrow" w:eastAsia="PT Sans Narrow"/>
+                <w:b/>
+                <w:i w:val="0"/>
+                <w:color w:val="FFFFFF"/>
+                <w:sz w:val="28"/>
+              </w:rPr>
+              <w:t>2</w:t>
+            </w:r>
+          </w:p>
+        </w:tc>
+        <w:tc>
+          <w:tcPr>
+            <w:tcW w:type="dxa" w:w="4703"/>
+            <w:shd w:val="clear" w:color="auto" w:fill="F0F4F8"/>
+            <w:tcMar>
+              <w:top w:w="60" w:type="dxa"/>
+              <w:bottom w:w="60" w:type="dxa"/>
+              <w:left w:w="100" w:type="dxa"/>
+              <w:right w:w="80" w:type="dxa"/>
+            </w:tcMar>
+          </w:tcPr>
+          <w:p>
+            <w:pPr>
+              <w:spacing w:before="0" w:after="60"/>
+            </w:pPr>
+            <w:r>
+              <w:rPr>
+                <w:rFonts w:ascii="PT Sans Narrow" w:hAnsi="PT Sans Narrow" w:cs="PT Sans Narrow" w:eastAsia="PT Sans Narrow"/>
+                <w:b/>
+                <w:i w:val="0"/>
+                <w:color w:val="16213E"/>
+                <w:sz w:val="22"/>
+              </w:rPr>
+              <w:t>L'ordine entra nel KDS cucina con il badge 🔥 piastra</w:t>
+              <w:br/>
+            </w:r>
+            <w:r>
+              <w:rPr>
+                <w:rFonts w:ascii="PT Sans Narrow" w:hAnsi="PT Sans Narrow" w:cs="PT Sans Narrow" w:eastAsia="PT Sans Narrow"/>
+                <w:b w:val="0"/>
+                <w:i w:val="0"/>
+                <w:color w:val="6C757D"/>
+                <w:sz w:val="20"/>
+              </w:rPr>
+              <w:t>I cuochi vedono immediatamente quale panino richiede preparazione al momento.</w:t>
+            </w:r>
+          </w:p>
+        </w:tc>
+      </w:tr>
+    </w:tbl>
+    <w:p>
+      <w:pPr>
+        <w:spacing w:after="80"/>
+      </w:pPr>
+    </w:p>
+    <w:tbl>
+      <w:tblPr>
+        <w:tblLook w:firstColumn="1" w:firstRow="1" w:lastColumn="0" w:lastRow="0" w:noHBand="0" w:noVBand="1" w:val="04A0"/>
+        <w:tblBorders>
+          <w:top w:val="nil"/>
+          <w:left w:val="nil"/>
+          <w:bottom w:val="nil"/>
+          <w:right w:val="nil"/>
+          <w:insideH w:val="nil"/>
+          <w:insideV w:val="nil"/>
+        </w:tblBorders>
+        <w:tblW w:w="6496" w:type="dxa"/>
+      </w:tblPr>
+      <w:tblGrid>
+        <w:gridCol w:w="4703"/>
+        <w:gridCol w:w="4703"/>
+      </w:tblGrid>
+      <w:tr>
+        <w:tc>
+          <w:tcPr>
+            <w:tcW w:w="433" w:type="dxa"/>
+            <w:shd w:val="clear" w:color="auto" w:fill="E94560"/>
+            <w:tcMar>
+              <w:top w:w="60" w:type="dxa"/>
+              <w:bottom w:w="60" w:type="dxa"/>
+              <w:left w:w="40" w:type="dxa"/>
+              <w:right w:w="40" w:type="dxa"/>
+            </w:tcMar>
+            <w:vAlign w:val="center"/>
+          </w:tcPr>
+          <w:p>
+            <w:pPr>
+              <w:spacing w:before="0" w:after="0"/>
+              <w:jc w:val="center"/>
+            </w:pPr>
+            <w:r>
+              <w:rPr>
+                <w:rFonts w:ascii="PT Sans Narrow" w:hAnsi="PT Sans Narrow" w:cs="PT Sans Narrow" w:eastAsia="PT Sans Narrow"/>
+                <w:b/>
+                <w:i w:val="0"/>
+                <w:color w:val="FFFFFF"/>
+                <w:sz w:val="28"/>
+              </w:rPr>
+              <w:t>3</w:t>
+            </w:r>
+          </w:p>
+        </w:tc>
+        <w:tc>
+          <w:tcPr>
+            <w:tcW w:type="dxa" w:w="4703"/>
+            <w:shd w:val="clear" w:color="auto" w:fill="F0F4F8"/>
+            <w:tcMar>
+              <w:top w:w="60" w:type="dxa"/>
+              <w:bottom w:w="60" w:type="dxa"/>
+              <w:left w:w="100" w:type="dxa"/>
+              <w:right w:w="80" w:type="dxa"/>
+            </w:tcMar>
+          </w:tcPr>
+          <w:p>
+            <w:pPr>
+              <w:spacing w:before="0" w:after="60"/>
+            </w:pPr>
+            <w:r>
+              <w:rPr>
+                <w:rFonts w:ascii="PT Sans Narrow" w:hAnsi="PT Sans Narrow" w:cs="PT Sans Narrow" w:eastAsia="PT Sans Narrow"/>
+                <w:b/>
+                <w:i w:val="0"/>
+                <w:color w:val="16213E"/>
+                <w:sz w:val="22"/>
+              </w:rPr>
+              <w:t>Preparazione prioritaria</w:t>
+              <w:br/>
+            </w:r>
+            <w:r>
+              <w:rPr>
+                <w:rFonts w:ascii="PT Sans Narrow" w:hAnsi="PT Sans Narrow" w:cs="PT Sans Narrow" w:eastAsia="PT Sans Narrow"/>
+                <w:b w:val="0"/>
+                <w:i w:val="0"/>
+                <w:color w:val="6C757D"/>
+                <w:sz w:val="20"/>
+              </w:rPr>
+              <w:t>Il cuoco tiene visibile il badge e prepara il panino alla piastra appena l'ordine passa in «In preparazione».</w:t>
+            </w:r>
+          </w:p>
+        </w:tc>
+      </w:tr>
+    </w:tbl>
+    <w:p>
+      <w:pPr>
+        <w:spacing w:after="80"/>
+      </w:pPr>
+    </w:p>
+    <w:tbl>
+      <w:tblPr>
+        <w:tblLook w:firstColumn="1" w:firstRow="1" w:lastColumn="0" w:lastRow="0" w:noHBand="0" w:noVBand="1" w:val="04A0"/>
+        <w:tblBorders>
+          <w:top w:val="nil"/>
+          <w:left w:val="nil"/>
+          <w:bottom w:val="nil"/>
+          <w:right w:val="nil"/>
+          <w:insideH w:val="nil"/>
+          <w:insideV w:val="nil"/>
+        </w:tblBorders>
+        <w:tblW w:w="6496" w:type="dxa"/>
+      </w:tblPr>
+      <w:tblGrid>
+        <w:gridCol w:w="9406"/>
+      </w:tblGrid>
+      <w:tr>
+        <w:tc>
+          <w:tcPr>
+            <w:tcW w:type="dxa" w:w="9406"/>
+            <w:shd w:val="clear" w:color="auto" w:fill="FEF0F0"/>
+            <w:tcBorders>
+              <w:top w:val="single" w:sz="8" w:color="FFFFFF" w:space="0"/>
+              <w:bottom w:val="single" w:sz="8" w:color="FFFFFF" w:space="0"/>
+              <w:left w:val="single" w:sz="8" w:color="E94560" w:space="0"/>
+              <w:right w:val="single" w:sz="8" w:color="FFFFFF" w:space="0"/>
+            </w:tcBorders>
+            <w:tcMar>
+              <w:top w:w="80" w:type="dxa"/>
+              <w:bottom w:w="80" w:type="dxa"/>
+              <w:left w:w="120" w:type="dxa"/>
+              <w:right w:w="80" w:type="dxa"/>
+            </w:tcMar>
+          </w:tcPr>
+          <w:p>
+            <w:pPr>
+              <w:spacing w:before="0" w:after="0"/>
+            </w:pPr>
+            <w:r>
+              <w:rPr>
+                <w:rFonts w:ascii="PT Sans Narrow" w:hAnsi="PT Sans Narrow" w:cs="PT Sans Narrow" w:eastAsia="PT Sans Narrow"/>
+                <w:b w:val="0"/>
+                <w:i w:val="0"/>
+                <w:color w:val="E94560"/>
+                <w:sz w:val="20"/>
+              </w:rPr>
+              <w:t xml:space="preserve">⚠️  </w:t>
+            </w:r>
+            <w:r>
+              <w:rPr>
+                <w:rFonts w:ascii="PT Sans Narrow" w:hAnsi="PT Sans Narrow" w:cs="PT Sans Narrow" w:eastAsia="PT Sans Narrow"/>
+                <w:b w:val="0"/>
+                <w:i w:val="0"/>
+                <w:color w:val="16213E"/>
+                <w:sz w:val="20"/>
+              </w:rPr>
+              <w:t>L'etichetta 🔥 piastra è visibile in tutte e tre le colonne del KDS (Da preparare, In preparazione, Pronti) per evitare che venga consegnato freddo.</w:t>
+            </w:r>
+          </w:p>
+        </w:tc>
+      </w:tr>
+    </w:tbl>
+    <w:p>
+      <w:pPr>
+        <w:spacing w:after="160"/>
+      </w:pPr>
     </w:p>
     <w:p>
       <w:pPr>
@@ -5516,7 +6427,7 @@
                 <w:color w:val="6C757D"/>
                 <w:sz w:val="20"/>
               </w:rPr>
-              <w:t>Es. «Pane integrale», «Prosciutto crudo»</w:t>
+              <w:t>Es. «Riso bianco», «Salmone», «Salsa ponzu»</w:t>
             </w:r>
           </w:p>
         </w:tc>
@@ -5551,7 +6462,7 @@
                 <w:color w:val="16213E"/>
                 <w:sz w:val="20"/>
               </w:rPr>
-              <w:t>Prezzo extra</w:t>
+              <w:t>Tipo builder</w:t>
             </w:r>
           </w:p>
         </w:tc>
@@ -5584,7 +6495,7 @@
                 <w:color w:val="6C757D"/>
                 <w:sz w:val="20"/>
               </w:rPr>
-              <w:t>Sovrapprezzo rispetto al base (0 = incluso nel prezzo)</w:t>
+              <w:t>«panino», «insalata», «poke» o «entrambi»</w:t>
             </w:r>
           </w:p>
         </w:tc>
@@ -5619,7 +6530,7 @@
                 <w:color w:val="16213E"/>
                 <w:sz w:val="20"/>
               </w:rPr>
-              <w:t>Vegetariano</w:t>
+              <w:t>Prezzo extra</w:t>
             </w:r>
           </w:p>
         </w:tc>
@@ -5652,7 +6563,7 @@
                 <w:color w:val="6C757D"/>
                 <w:sz w:val="20"/>
               </w:rPr>
-              <w:t>Mostra il simbolo 🌿 nell'interfaccia cliente</w:t>
+              <w:t>Sovrapprezzo rispetto al base (0 = incluso)</w:t>
             </w:r>
           </w:p>
         </w:tc>
@@ -5687,7 +6598,7 @@
                 <w:color w:val="16213E"/>
                 <w:sz w:val="20"/>
               </w:rPr>
-              <w:t>Allergeni</w:t>
+              <w:t>Vegetariano</w:t>
             </w:r>
           </w:p>
         </w:tc>
@@ -5720,7 +6631,7 @@
                 <w:color w:val="6C757D"/>
                 <w:sz w:val="20"/>
               </w:rPr>
-              <w:t>Testo libero: «glutine, latte, uova»</w:t>
+              <w:t>Mostra il simbolo 🌿 nell'interfaccia cliente</w:t>
             </w:r>
           </w:p>
         </w:tc>
@@ -5755,7 +6666,7 @@
                 <w:color w:val="16213E"/>
                 <w:sz w:val="20"/>
               </w:rPr>
-              <w:t>Attivo</w:t>
+              <w:t>Allergeni</w:t>
             </w:r>
           </w:p>
         </w:tc>
@@ -5788,48 +6699,26 @@
                 <w:color w:val="6C757D"/>
                 <w:sz w:val="20"/>
               </w:rPr>
-              <w:t>Disattiva temporaneamente se esaurito</w:t>
+              <w:t>Testo libero: «pesce», «sesamo», «crostacei»</w:t>
             </w:r>
           </w:p>
         </w:tc>
       </w:tr>
-    </w:tbl>
-    <w:p>
-      <w:pPr>
-        <w:spacing w:after="160"/>
-      </w:pPr>
-    </w:p>
-    <w:tbl>
-      <w:tblPr>
-        <w:tblLook w:firstColumn="1" w:firstRow="1" w:lastColumn="0" w:lastRow="0" w:noHBand="0" w:noVBand="1" w:val="04A0"/>
-        <w:tblBorders>
-          <w:top w:val="nil"/>
-          <w:left w:val="nil"/>
-          <w:bottom w:val="nil"/>
-          <w:right w:val="nil"/>
-          <w:insideH w:val="nil"/>
-          <w:insideV w:val="nil"/>
-        </w:tblBorders>
-        <w:tblW w:w="6496" w:type="dxa"/>
-      </w:tblPr>
-      <w:tblGrid>
-        <w:gridCol w:w="9406"/>
-      </w:tblGrid>
       <w:tr>
         <w:tc>
           <w:tcPr>
-            <w:tcW w:type="dxa" w:w="9406"/>
-            <w:shd w:val="clear" w:color="auto" w:fill="FEF0F0"/>
+            <w:tcW w:w="1771" w:type="dxa"/>
+            <w:shd w:val="clear" w:color="auto" w:fill="F8F9FA"/>
             <w:tcBorders>
-              <w:top w:val="single" w:sz="8" w:color="FFFFFF" w:space="0"/>
-              <w:bottom w:val="single" w:sz="8" w:color="FFFFFF" w:space="0"/>
-              <w:left w:val="single" w:sz="8" w:color="E94560" w:space="0"/>
-              <w:right w:val="single" w:sz="8" w:color="FFFFFF" w:space="0"/>
+              <w:top w:val="nil"/>
+              <w:bottom w:val="single" w:sz="8" w:color="DEE2E6" w:space="0"/>
+              <w:left w:val="nil"/>
+              <w:right w:val="nil"/>
             </w:tcBorders>
             <w:tcMar>
-              <w:top w:w="80" w:type="dxa"/>
-              <w:bottom w:w="80" w:type="dxa"/>
-              <w:left w:w="120" w:type="dxa"/>
+              <w:top w:w="50" w:type="dxa"/>
+              <w:bottom w:w="50" w:type="dxa"/>
+              <w:left w:w="80" w:type="dxa"/>
               <w:right w:w="80" w:type="dxa"/>
             </w:tcMar>
           </w:tcPr>
@@ -5840,22 +6729,45 @@
             <w:r>
               <w:rPr>
                 <w:rFonts w:ascii="PT Sans Narrow" w:hAnsi="PT Sans Narrow" w:cs="PT Sans Narrow" w:eastAsia="PT Sans Narrow"/>
-                <w:b w:val="0"/>
-                <w:i w:val="0"/>
-                <w:color w:val="E94560"/>
-                <w:sz w:val="20"/>
-              </w:rPr>
-              <w:t xml:space="preserve">⚠️  </w:t>
-            </w:r>
-            <w:r>
-              <w:rPr>
-                <w:rFonts w:ascii="PT Sans Narrow" w:hAnsi="PT Sans Narrow" w:cs="PT Sans Narrow" w:eastAsia="PT Sans Narrow"/>
-                <w:b w:val="0"/>
+                <w:b/>
                 <w:i w:val="0"/>
                 <w:color w:val="16213E"/>
                 <w:sz w:val="20"/>
               </w:rPr>
-              <w:t>Gli ingredienti con prezzo extra &gt; 0 vengono sommati al prezzo base. Il prezzo base del panino e dell'insalata è definito nella configurazione dell'applicazione.</w:t>
+              <w:t>Attivo</w:t>
+            </w:r>
+          </w:p>
+        </w:tc>
+        <w:tc>
+          <w:tcPr>
+            <w:tcW w:w="4724" w:type="dxa"/>
+            <w:shd w:val="clear" w:color="auto" w:fill="F8F9FA"/>
+            <w:tcBorders>
+              <w:top w:val="nil"/>
+              <w:bottom w:val="single" w:sz="8" w:color="DEE2E6" w:space="0"/>
+              <w:left w:val="nil"/>
+              <w:right w:val="nil"/>
+            </w:tcBorders>
+            <w:tcMar>
+              <w:top w:w="50" w:type="dxa"/>
+              <w:bottom w:w="50" w:type="dxa"/>
+              <w:left w:w="80" w:type="dxa"/>
+              <w:right w:w="80" w:type="dxa"/>
+            </w:tcMar>
+          </w:tcPr>
+          <w:p>
+            <w:pPr>
+              <w:spacing w:before="0" w:after="0"/>
+            </w:pPr>
+            <w:r>
+              <w:rPr>
+                <w:rFonts w:ascii="PT Sans Narrow" w:hAnsi="PT Sans Narrow" w:cs="PT Sans Narrow" w:eastAsia="PT Sans Narrow"/>
+                <w:b w:val="0"/>
+                <w:i w:val="0"/>
+                <w:color w:val="6C757D"/>
+                <w:sz w:val="20"/>
+              </w:rPr>
+              <w:t>Disattiva temporaneamente se esaurito</w:t>
             </w:r>
           </w:p>
         </w:tc>
@@ -8330,7 +9242,7 @@
           <w:color w:val="16213E"/>
           <w:sz w:val="26"/>
         </w:rPr>
-        <w:t>Notifiche Telegram</w:t>
+        <w:t>Notifiche Telegram — canale broadcast</w:t>
       </w:r>
     </w:p>
     <w:p>
@@ -8364,6 +9276,459 @@
         </w:rPr>
         <w:t>Configurazione: Admin → Impostazioni → Token Bot Telegram. Inserisci il token del bot (ottenuto da @BotFather) e il Chat ID del gruppo o canale. Usa il pulsante «Test connessione» per verificare.</w:t>
       </w:r>
+    </w:p>
+    <w:p>
+      <w:pPr>
+        <w:spacing w:before="240" w:after="80"/>
+      </w:pPr>
+      <w:r>
+        <w:rPr>
+          <w:rFonts w:ascii="PT Sans Narrow" w:hAnsi="PT Sans Narrow" w:cs="PT Sans Narrow" w:eastAsia="PT Sans Narrow"/>
+          <w:b/>
+          <w:i w:val="0"/>
+          <w:color w:val="16213E"/>
+          <w:sz w:val="26"/>
+        </w:rPr>
+        <w:t>Notifiche Telegram — messaggi individuali al cliente</w:t>
+      </w:r>
+    </w:p>
+    <w:p>
+      <w:pPr>
+        <w:spacing w:before="0" w:after="120"/>
+        <w:jc w:val="left"/>
+      </w:pPr>
+      <w:r>
+        <w:rPr>
+          <w:rFonts w:ascii="PT Sans Narrow" w:hAnsi="PT Sans Narrow" w:cs="PT Sans Narrow" w:eastAsia="PT Sans Narrow"/>
+          <w:b w:val="0"/>
+          <w:i w:val="0"/>
+          <w:color w:val="343A40"/>
+          <w:sz w:val="22"/>
+        </w:rPr>
+        <w:t>Se un cliente ha registrato il proprio Telegram Chat ID nel profilo, il sistema gli invia automaticamente messaggi personali per i seguenti eventi:</w:t>
+      </w:r>
+    </w:p>
+    <w:tbl>
+      <w:tblPr>
+        <w:tblLook w:firstColumn="1" w:firstRow="1" w:lastColumn="0" w:lastRow="0" w:noHBand="0" w:noVBand="1" w:val="04A0"/>
+        <w:tblW w:w="6496" w:type="dxa"/>
+      </w:tblPr>
+      <w:tblGrid>
+        <w:gridCol w:w="4703"/>
+        <w:gridCol w:w="4703"/>
+      </w:tblGrid>
+      <w:tr>
+        <w:tc>
+          <w:tcPr>
+            <w:shd w:val="clear" w:color="auto" w:fill="0F3460"/>
+            <w:tcBorders>
+              <w:top w:val="nil"/>
+              <w:bottom w:val="nil"/>
+              <w:left w:val="nil"/>
+              <w:right w:val="nil"/>
+            </w:tcBorders>
+            <w:tcMar>
+              <w:top w:w="60" w:type="dxa"/>
+              <w:bottom w:w="60" w:type="dxa"/>
+              <w:left w:w="80" w:type="dxa"/>
+              <w:right w:w="80" w:type="dxa"/>
+            </w:tcMar>
+            <w:tcW w:w="1771" w:type="dxa"/>
+          </w:tcPr>
+          <w:p>
+            <w:pPr>
+              <w:spacing w:before="0" w:after="0"/>
+            </w:pPr>
+            <w:r>
+              <w:rPr>
+                <w:rFonts w:ascii="PT Sans Narrow" w:hAnsi="PT Sans Narrow" w:cs="PT Sans Narrow" w:eastAsia="PT Sans Narrow"/>
+                <w:b/>
+                <w:i w:val="0"/>
+                <w:color w:val="FFFFFF"/>
+                <w:sz w:val="20"/>
+              </w:rPr>
+              <w:t>Evento</w:t>
+            </w:r>
+          </w:p>
+        </w:tc>
+        <w:tc>
+          <w:tcPr>
+            <w:shd w:val="clear" w:color="auto" w:fill="0F3460"/>
+            <w:tcBorders>
+              <w:top w:val="nil"/>
+              <w:bottom w:val="nil"/>
+              <w:left w:val="nil"/>
+              <w:right w:val="nil"/>
+            </w:tcBorders>
+            <w:tcMar>
+              <w:top w:w="60" w:type="dxa"/>
+              <w:bottom w:w="60" w:type="dxa"/>
+              <w:left w:w="80" w:type="dxa"/>
+              <w:right w:w="80" w:type="dxa"/>
+            </w:tcMar>
+            <w:tcW w:w="4724" w:type="dxa"/>
+          </w:tcPr>
+          <w:p>
+            <w:pPr>
+              <w:spacing w:before="0" w:after="0"/>
+            </w:pPr>
+            <w:r>
+              <w:rPr>
+                <w:rFonts w:ascii="PT Sans Narrow" w:hAnsi="PT Sans Narrow" w:cs="PT Sans Narrow" w:eastAsia="PT Sans Narrow"/>
+                <w:b/>
+                <w:i w:val="0"/>
+                <w:color w:val="FFFFFF"/>
+                <w:sz w:val="20"/>
+              </w:rPr>
+              <w:t>Messaggio inviato al cliente</w:t>
+            </w:r>
+          </w:p>
+        </w:tc>
+      </w:tr>
+      <w:tr>
+        <w:tc>
+          <w:tcPr>
+            <w:tcW w:w="1771" w:type="dxa"/>
+            <w:shd w:val="clear" w:color="auto" w:fill="FFFFFF"/>
+            <w:tcBorders>
+              <w:top w:val="nil"/>
+              <w:bottom w:val="single" w:sz="8" w:color="DEE2E6" w:space="0"/>
+              <w:left w:val="nil"/>
+              <w:right w:val="nil"/>
+            </w:tcBorders>
+            <w:tcMar>
+              <w:top w:w="50" w:type="dxa"/>
+              <w:bottom w:w="50" w:type="dxa"/>
+              <w:left w:w="80" w:type="dxa"/>
+              <w:right w:w="80" w:type="dxa"/>
+            </w:tcMar>
+          </w:tcPr>
+          <w:p>
+            <w:pPr>
+              <w:spacing w:before="0" w:after="0"/>
+            </w:pPr>
+            <w:r>
+              <w:rPr>
+                <w:rFonts w:ascii="PT Sans Narrow" w:hAnsi="PT Sans Narrow" w:cs="PT Sans Narrow" w:eastAsia="PT Sans Narrow"/>
+                <w:b/>
+                <w:i w:val="0"/>
+                <w:color w:val="16213E"/>
+                <w:sz w:val="20"/>
+              </w:rPr>
+              <w:t>Ordine confermato</w:t>
+            </w:r>
+          </w:p>
+        </w:tc>
+        <w:tc>
+          <w:tcPr>
+            <w:tcW w:w="4724" w:type="dxa"/>
+            <w:shd w:val="clear" w:color="auto" w:fill="FFFFFF"/>
+            <w:tcBorders>
+              <w:top w:val="nil"/>
+              <w:bottom w:val="single" w:sz="8" w:color="DEE2E6" w:space="0"/>
+              <w:left w:val="nil"/>
+              <w:right w:val="nil"/>
+            </w:tcBorders>
+            <w:tcMar>
+              <w:top w:w="50" w:type="dxa"/>
+              <w:bottom w:w="50" w:type="dxa"/>
+              <w:left w:w="80" w:type="dxa"/>
+              <w:right w:w="80" w:type="dxa"/>
+            </w:tcMar>
+          </w:tcPr>
+          <w:p>
+            <w:pPr>
+              <w:spacing w:before="0" w:after="0"/>
+            </w:pPr>
+            <w:r>
+              <w:rPr>
+                <w:rFonts w:ascii="PT Sans Narrow" w:hAnsi="PT Sans Narrow" w:cs="PT Sans Narrow" w:eastAsia="PT Sans Narrow"/>
+                <w:b w:val="0"/>
+                <w:i w:val="0"/>
+                <w:color w:val="6C757D"/>
+                <w:sz w:val="20"/>
+              </w:rPr>
+              <w:t>✅ «Ordine QuickLunch-YYMMDD-HHMM-XXXX confermato! Ritiro alle HH:MM. Totale: X,XX€»</w:t>
+            </w:r>
+          </w:p>
+        </w:tc>
+      </w:tr>
+      <w:tr>
+        <w:tc>
+          <w:tcPr>
+            <w:tcW w:w="1771" w:type="dxa"/>
+            <w:shd w:val="clear" w:color="auto" w:fill="F8F9FA"/>
+            <w:tcBorders>
+              <w:top w:val="nil"/>
+              <w:bottom w:val="single" w:sz="8" w:color="DEE2E6" w:space="0"/>
+              <w:left w:val="nil"/>
+              <w:right w:val="nil"/>
+            </w:tcBorders>
+            <w:tcMar>
+              <w:top w:w="50" w:type="dxa"/>
+              <w:bottom w:w="50" w:type="dxa"/>
+              <w:left w:w="80" w:type="dxa"/>
+              <w:right w:w="80" w:type="dxa"/>
+            </w:tcMar>
+          </w:tcPr>
+          <w:p>
+            <w:pPr>
+              <w:spacing w:before="0" w:after="0"/>
+            </w:pPr>
+            <w:r>
+              <w:rPr>
+                <w:rFonts w:ascii="PT Sans Narrow" w:hAnsi="PT Sans Narrow" w:cs="PT Sans Narrow" w:eastAsia="PT Sans Narrow"/>
+                <w:b/>
+                <w:i w:val="0"/>
+                <w:color w:val="16213E"/>
+                <w:sz w:val="20"/>
+              </w:rPr>
+              <w:t>Ordine pronto (admin)</w:t>
+            </w:r>
+          </w:p>
+        </w:tc>
+        <w:tc>
+          <w:tcPr>
+            <w:tcW w:w="4724" w:type="dxa"/>
+            <w:shd w:val="clear" w:color="auto" w:fill="F8F9FA"/>
+            <w:tcBorders>
+              <w:top w:val="nil"/>
+              <w:bottom w:val="single" w:sz="8" w:color="DEE2E6" w:space="0"/>
+              <w:left w:val="nil"/>
+              <w:right w:val="nil"/>
+            </w:tcBorders>
+            <w:tcMar>
+              <w:top w:w="50" w:type="dxa"/>
+              <w:bottom w:w="50" w:type="dxa"/>
+              <w:left w:w="80" w:type="dxa"/>
+              <w:right w:w="80" w:type="dxa"/>
+            </w:tcMar>
+          </w:tcPr>
+          <w:p>
+            <w:pPr>
+              <w:spacing w:before="0" w:after="0"/>
+            </w:pPr>
+            <w:r>
+              <w:rPr>
+                <w:rFonts w:ascii="PT Sans Narrow" w:hAnsi="PT Sans Narrow" w:cs="PT Sans Narrow" w:eastAsia="PT Sans Narrow"/>
+                <w:b w:val="0"/>
+                <w:i w:val="0"/>
+                <w:color w:val="6C757D"/>
+                <w:sz w:val="20"/>
+              </w:rPr>
+              <w:t>🔔 «Il tuo ordine è PRONTO per il ritiro! Vieni a ritirarlo entro qualche minuto.»</w:t>
+            </w:r>
+          </w:p>
+        </w:tc>
+      </w:tr>
+      <w:tr>
+        <w:tc>
+          <w:tcPr>
+            <w:tcW w:w="1771" w:type="dxa"/>
+            <w:shd w:val="clear" w:color="auto" w:fill="FFFFFF"/>
+            <w:tcBorders>
+              <w:top w:val="nil"/>
+              <w:bottom w:val="single" w:sz="8" w:color="DEE2E6" w:space="0"/>
+              <w:left w:val="nil"/>
+              <w:right w:val="nil"/>
+            </w:tcBorders>
+            <w:tcMar>
+              <w:top w:w="50" w:type="dxa"/>
+              <w:bottom w:w="50" w:type="dxa"/>
+              <w:left w:w="80" w:type="dxa"/>
+              <w:right w:w="80" w:type="dxa"/>
+            </w:tcMar>
+          </w:tcPr>
+          <w:p>
+            <w:pPr>
+              <w:spacing w:before="0" w:after="0"/>
+            </w:pPr>
+            <w:r>
+              <w:rPr>
+                <w:rFonts w:ascii="PT Sans Narrow" w:hAnsi="PT Sans Narrow" w:cs="PT Sans Narrow" w:eastAsia="PT Sans Narrow"/>
+                <w:b/>
+                <w:i w:val="0"/>
+                <w:color w:val="16213E"/>
+                <w:sz w:val="20"/>
+              </w:rPr>
+              <w:t>Ordine annullato dal cliente</w:t>
+            </w:r>
+          </w:p>
+        </w:tc>
+        <w:tc>
+          <w:tcPr>
+            <w:tcW w:w="4724" w:type="dxa"/>
+            <w:shd w:val="clear" w:color="auto" w:fill="FFFFFF"/>
+            <w:tcBorders>
+              <w:top w:val="nil"/>
+              <w:bottom w:val="single" w:sz="8" w:color="DEE2E6" w:space="0"/>
+              <w:left w:val="nil"/>
+              <w:right w:val="nil"/>
+            </w:tcBorders>
+            <w:tcMar>
+              <w:top w:w="50" w:type="dxa"/>
+              <w:bottom w:w="50" w:type="dxa"/>
+              <w:left w:w="80" w:type="dxa"/>
+              <w:right w:w="80" w:type="dxa"/>
+            </w:tcMar>
+          </w:tcPr>
+          <w:p>
+            <w:pPr>
+              <w:spacing w:before="0" w:after="0"/>
+            </w:pPr>
+            <w:r>
+              <w:rPr>
+                <w:rFonts w:ascii="PT Sans Narrow" w:hAnsi="PT Sans Narrow" w:cs="PT Sans Narrow" w:eastAsia="PT Sans Narrow"/>
+                <w:b w:val="0"/>
+                <w:i w:val="0"/>
+                <w:color w:val="6C757D"/>
+                <w:sz w:val="20"/>
+              </w:rPr>
+              <w:t>❌ «Ordine #XXX annullato. Rimborso di X,XX€ sul tuo wallet.»</w:t>
+            </w:r>
+          </w:p>
+        </w:tc>
+      </w:tr>
+      <w:tr>
+        <w:tc>
+          <w:tcPr>
+            <w:tcW w:w="1771" w:type="dxa"/>
+            <w:shd w:val="clear" w:color="auto" w:fill="F8F9FA"/>
+            <w:tcBorders>
+              <w:top w:val="nil"/>
+              <w:bottom w:val="single" w:sz="8" w:color="DEE2E6" w:space="0"/>
+              <w:left w:val="nil"/>
+              <w:right w:val="nil"/>
+            </w:tcBorders>
+            <w:tcMar>
+              <w:top w:w="50" w:type="dxa"/>
+              <w:bottom w:w="50" w:type="dxa"/>
+              <w:left w:w="80" w:type="dxa"/>
+              <w:right w:w="80" w:type="dxa"/>
+            </w:tcMar>
+          </w:tcPr>
+          <w:p>
+            <w:pPr>
+              <w:spacing w:before="0" w:after="0"/>
+            </w:pPr>
+            <w:r>
+              <w:rPr>
+                <w:rFonts w:ascii="PT Sans Narrow" w:hAnsi="PT Sans Narrow" w:cs="PT Sans Narrow" w:eastAsia="PT Sans Narrow"/>
+                <w:b/>
+                <w:i w:val="0"/>
+                <w:color w:val="16213E"/>
+                <w:sz w:val="20"/>
+              </w:rPr>
+              <w:t>Ordine annullato dall'admin</w:t>
+            </w:r>
+          </w:p>
+        </w:tc>
+        <w:tc>
+          <w:tcPr>
+            <w:tcW w:w="4724" w:type="dxa"/>
+            <w:shd w:val="clear" w:color="auto" w:fill="F8F9FA"/>
+            <w:tcBorders>
+              <w:top w:val="nil"/>
+              <w:bottom w:val="single" w:sz="8" w:color="DEE2E6" w:space="0"/>
+              <w:left w:val="nil"/>
+              <w:right w:val="nil"/>
+            </w:tcBorders>
+            <w:tcMar>
+              <w:top w:w="50" w:type="dxa"/>
+              <w:bottom w:w="50" w:type="dxa"/>
+              <w:left w:w="80" w:type="dxa"/>
+              <w:right w:w="80" w:type="dxa"/>
+            </w:tcMar>
+          </w:tcPr>
+          <w:p>
+            <w:pPr>
+              <w:spacing w:before="0" w:after="0"/>
+            </w:pPr>
+            <w:r>
+              <w:rPr>
+                <w:rFonts w:ascii="PT Sans Narrow" w:hAnsi="PT Sans Narrow" w:cs="PT Sans Narrow" w:eastAsia="PT Sans Narrow"/>
+                <w:b w:val="0"/>
+                <w:i w:val="0"/>
+                <w:color w:val="6C757D"/>
+                <w:sz w:val="20"/>
+              </w:rPr>
+              <w:t>❌ «Ordine annullato dall'amministratore. Rimborso di X,XX€ sul tuo wallet.»</w:t>
+            </w:r>
+          </w:p>
+        </w:tc>
+      </w:tr>
+    </w:tbl>
+    <w:p>
+      <w:pPr>
+        <w:spacing w:after="160"/>
+      </w:pPr>
+    </w:p>
+    <w:tbl>
+      <w:tblPr>
+        <w:tblLook w:firstColumn="1" w:firstRow="1" w:lastColumn="0" w:lastRow="0" w:noHBand="0" w:noVBand="1" w:val="04A0"/>
+        <w:tblBorders>
+          <w:top w:val="nil"/>
+          <w:left w:val="nil"/>
+          <w:bottom w:val="nil"/>
+          <w:right w:val="nil"/>
+          <w:insideH w:val="nil"/>
+          <w:insideV w:val="nil"/>
+        </w:tblBorders>
+        <w:tblW w:w="6496" w:type="dxa"/>
+      </w:tblPr>
+      <w:tblGrid>
+        <w:gridCol w:w="9406"/>
+      </w:tblGrid>
+      <w:tr>
+        <w:tc>
+          <w:tcPr>
+            <w:tcW w:type="dxa" w:w="9406"/>
+            <w:shd w:val="clear" w:color="auto" w:fill="EBF5FB"/>
+            <w:tcBorders>
+              <w:top w:val="single" w:sz="8" w:color="FFFFFF" w:space="0"/>
+              <w:bottom w:val="single" w:sz="8" w:color="FFFFFF" w:space="0"/>
+              <w:left w:val="single" w:sz="8" w:color="0F3460" w:space="0"/>
+              <w:right w:val="single" w:sz="8" w:color="FFFFFF" w:space="0"/>
+            </w:tcBorders>
+            <w:tcMar>
+              <w:top w:w="80" w:type="dxa"/>
+              <w:bottom w:w="80" w:type="dxa"/>
+              <w:left w:w="120" w:type="dxa"/>
+              <w:right w:w="80" w:type="dxa"/>
+            </w:tcMar>
+          </w:tcPr>
+          <w:p>
+            <w:pPr>
+              <w:spacing w:before="0" w:after="0"/>
+            </w:pPr>
+            <w:r>
+              <w:rPr>
+                <w:rFonts w:ascii="PT Sans Narrow" w:hAnsi="PT Sans Narrow" w:cs="PT Sans Narrow" w:eastAsia="PT Sans Narrow"/>
+                <w:b/>
+                <w:i w:val="0"/>
+                <w:color w:val="0F3460"/>
+                <w:sz w:val="20"/>
+              </w:rPr>
+              <w:t xml:space="preserve">💡  Come ottenere il Telegram Chat ID:  </w:t>
+            </w:r>
+            <w:r>
+              <w:rPr>
+                <w:rFonts w:ascii="PT Sans Narrow" w:hAnsi="PT Sans Narrow" w:cs="PT Sans Narrow" w:eastAsia="PT Sans Narrow"/>
+                <w:b w:val="0"/>
+                <w:i w:val="0"/>
+                <w:color w:val="16213E"/>
+                <w:sz w:val="20"/>
+              </w:rPr>
+              <w:t>Per raccogliere il Telegram Chat ID di un cliente: il cliente deve avviare una chat con il tuo bot su Telegram e poi comunicarti il numero ID (visibile da app come @userinfobot). Inseriscilo in Admin → Persone → Clienti → campo «Telegram Chat ID».</w:t>
+            </w:r>
+          </w:p>
+        </w:tc>
+      </w:tr>
+    </w:tbl>
+    <w:p>
+      <w:pPr>
+        <w:spacing w:after="160"/>
+      </w:pPr>
     </w:p>
     <w:p>
       <w:pPr>
@@ -16034,6 +17399,2307 @@
                 <w:sz w:val="20"/>
               </w:rPr>
               <w:t>Il pannello KDS non richiede aggiornamento manuale: gli ordini appaiono in tempo reale appena il cliente completa il checkout.</w:t>
+            </w:r>
+          </w:p>
+        </w:tc>
+      </w:tr>
+    </w:tbl>
+    <w:p>
+      <w:pPr>
+        <w:spacing w:after="160"/>
+      </w:pPr>
+    </w:p>
+    <w:p>
+      <w:pPr>
+        <w:spacing w:after="0" w:before="0"/>
+      </w:pPr>
+      <w:r>
+        <w:br w:type="page"/>
+      </w:r>
+    </w:p>
+    <w:p>
+      <w:pPr>
+        <w:spacing w:before="0" w:after="40"/>
+      </w:pPr>
+    </w:p>
+    <w:p>
+      <w:pPr>
+        <w:spacing w:before="200" w:after="80"/>
+        <w:jc w:val="left"/>
+        <w:pBdr>
+          <w:bottom w:val="single" w:sz="8" w:color="E94560"/>
+        </w:pBdr>
+      </w:pPr>
+      <w:r>
+        <w:rPr>
+          <w:rFonts w:ascii="PT Sans Narrow" w:hAnsi="PT Sans Narrow" w:cs="PT Sans Narrow" w:eastAsia="PT Sans Narrow"/>
+          <w:b/>
+          <w:i w:val="0"/>
+          <w:color w:val="E94560"/>
+          <w:sz w:val="16"/>
+        </w:rPr>
+        <w:t xml:space="preserve">SEZIONE B   </w:t>
+      </w:r>
+      <w:r>
+        <w:rPr>
+          <w:rFonts w:ascii="PT Sans Narrow" w:hAnsi="PT Sans Narrow" w:cs="PT Sans Narrow" w:eastAsia="PT Sans Narrow"/>
+          <w:b w:val="0"/>
+          <w:i w:val="0"/>
+          <w:sz w:val="36"/>
+        </w:rPr>
+        <w:t xml:space="preserve">⚖️  </w:t>
+      </w:r>
+      <w:r>
+        <w:rPr>
+          <w:rFonts w:ascii="PT Sans Narrow" w:hAnsi="PT Sans Narrow" w:cs="PT Sans Narrow" w:eastAsia="PT Sans Narrow"/>
+          <w:b/>
+          <w:i w:val="0"/>
+          <w:color w:val="0F3460"/>
+          <w:sz w:val="38"/>
+        </w:rPr>
+        <w:t>Gestione Wallet — Aspetti Fiscali</w:t>
+      </w:r>
+    </w:p>
+    <w:p>
+      <w:pPr>
+        <w:spacing w:before="0" w:after="120"/>
+        <w:jc w:val="left"/>
+      </w:pPr>
+      <w:r>
+        <w:rPr>
+          <w:rFonts w:ascii="PT Sans Narrow" w:hAnsi="PT Sans Narrow" w:cs="PT Sans Narrow" w:eastAsia="PT Sans Narrow"/>
+          <w:b w:val="0"/>
+          <w:i w:val="0"/>
+          <w:color w:val="343A40"/>
+          <w:sz w:val="22"/>
+        </w:rPr>
+        <w:t>Documento riepilogativo delle possibili modalità di gestione del wallet ricaricabile di QuickLunch, utilizzato per l'acquisto di pranzi e consumazioni in bar e mense. Esistono due approcci distinti con implicazioni fiscali differenti.</w:t>
+      </w:r>
+    </w:p>
+    <w:tbl>
+      <w:tblPr>
+        <w:tblLook w:firstColumn="1" w:firstRow="1" w:lastColumn="0" w:lastRow="0" w:noHBand="0" w:noVBand="1" w:val="04A0"/>
+        <w:tblBorders>
+          <w:top w:val="nil"/>
+          <w:left w:val="nil"/>
+          <w:bottom w:val="nil"/>
+          <w:right w:val="nil"/>
+          <w:insideH w:val="nil"/>
+          <w:insideV w:val="nil"/>
+        </w:tblBorders>
+        <w:tblW w:w="6496" w:type="dxa"/>
+      </w:tblPr>
+      <w:tblGrid>
+        <w:gridCol w:w="9406"/>
+      </w:tblGrid>
+      <w:tr>
+        <w:tc>
+          <w:tcPr>
+            <w:tcW w:type="dxa" w:w="9406"/>
+            <w:shd w:val="clear" w:color="auto" w:fill="FEF0F0"/>
+            <w:tcBorders>
+              <w:top w:val="single" w:sz="8" w:color="FFFFFF" w:space="0"/>
+              <w:bottom w:val="single" w:sz="8" w:color="FFFFFF" w:space="0"/>
+              <w:left w:val="single" w:sz="8" w:color="E94560" w:space="0"/>
+              <w:right w:val="single" w:sz="8" w:color="FFFFFF" w:space="0"/>
+            </w:tcBorders>
+            <w:tcMar>
+              <w:top w:w="80" w:type="dxa"/>
+              <w:bottom w:w="80" w:type="dxa"/>
+              <w:left w:w="120" w:type="dxa"/>
+              <w:right w:w="80" w:type="dxa"/>
+            </w:tcMar>
+          </w:tcPr>
+          <w:p>
+            <w:pPr>
+              <w:spacing w:before="0" w:after="0"/>
+            </w:pPr>
+            <w:r>
+              <w:rPr>
+                <w:rFonts w:ascii="PT Sans Narrow" w:hAnsi="PT Sans Narrow" w:cs="PT Sans Narrow" w:eastAsia="PT Sans Narrow"/>
+                <w:b/>
+                <w:i w:val="0"/>
+                <w:color w:val="E94560"/>
+                <w:sz w:val="20"/>
+              </w:rPr>
+              <w:t xml:space="preserve">⚠️  Nota legale:  </w:t>
+            </w:r>
+            <w:r>
+              <w:rPr>
+                <w:rFonts w:ascii="PT Sans Narrow" w:hAnsi="PT Sans Narrow" w:cs="PT Sans Narrow" w:eastAsia="PT Sans Narrow"/>
+                <w:b w:val="0"/>
+                <w:i w:val="0"/>
+                <w:color w:val="16213E"/>
+                <w:sz w:val="20"/>
+              </w:rPr>
+              <w:t>Prima dell'adozione operativa del sistema è opportuno richiedere una verifica da parte del commercialista o consulente fiscale incaricato, poiché il corretto inquadramento dipende dalle specifiche modalità di utilizzo del wallet.</w:t>
+            </w:r>
+          </w:p>
+        </w:tc>
+      </w:tr>
+    </w:tbl>
+    <w:p>
+      <w:pPr>
+        <w:spacing w:after="160"/>
+      </w:pPr>
+    </w:p>
+    <w:p>
+      <w:pPr>
+        <w:spacing w:before="240" w:after="80"/>
+      </w:pPr>
+      <w:r>
+        <w:rPr>
+          <w:rFonts w:ascii="PT Sans Narrow" w:hAnsi="PT Sans Narrow" w:cs="PT Sans Narrow" w:eastAsia="PT Sans Narrow"/>
+          <w:b/>
+          <w:i w:val="0"/>
+          <w:color w:val="16213E"/>
+          <w:sz w:val="26"/>
+        </w:rPr>
+        <w:t>Confronto tra le due soluzioni</w:t>
+      </w:r>
+    </w:p>
+    <w:tbl>
+      <w:tblPr>
+        <w:tblLook w:firstColumn="1" w:firstRow="1" w:lastColumn="0" w:lastRow="0" w:noHBand="0" w:noVBand="1" w:val="04A0"/>
+        <w:tblW w:w="6496" w:type="dxa"/>
+      </w:tblPr>
+      <w:tblGrid>
+        <w:gridCol w:w="3135"/>
+        <w:gridCol w:w="3135"/>
+        <w:gridCol w:w="3135"/>
+      </w:tblGrid>
+      <w:tr>
+        <w:tc>
+          <w:tcPr>
+            <w:shd w:val="clear" w:color="auto" w:fill="0F3460"/>
+            <w:tcBorders>
+              <w:top w:val="nil"/>
+              <w:bottom w:val="nil"/>
+              <w:left w:val="nil"/>
+              <w:right w:val="nil"/>
+            </w:tcBorders>
+            <w:tcMar>
+              <w:top w:w="60" w:type="dxa"/>
+              <w:bottom w:w="60" w:type="dxa"/>
+              <w:left w:w="80" w:type="dxa"/>
+              <w:right w:w="80" w:type="dxa"/>
+            </w:tcMar>
+            <w:tcW w:w="1653" w:type="dxa"/>
+          </w:tcPr>
+          <w:p>
+            <w:pPr>
+              <w:spacing w:before="0" w:after="0"/>
+            </w:pPr>
+            <w:r>
+              <w:rPr>
+                <w:rFonts w:ascii="PT Sans Narrow" w:hAnsi="PT Sans Narrow" w:cs="PT Sans Narrow" w:eastAsia="PT Sans Narrow"/>
+                <w:b/>
+                <w:i w:val="0"/>
+                <w:color w:val="FFFFFF"/>
+                <w:sz w:val="20"/>
+              </w:rPr>
+              <w:t>Aspetto</w:t>
+            </w:r>
+          </w:p>
+        </w:tc>
+        <w:tc>
+          <w:tcPr>
+            <w:shd w:val="clear" w:color="auto" w:fill="0F3460"/>
+            <w:tcBorders>
+              <w:top w:val="nil"/>
+              <w:bottom w:val="nil"/>
+              <w:left w:val="nil"/>
+              <w:right w:val="nil"/>
+            </w:tcBorders>
+            <w:tcMar>
+              <w:top w:w="60" w:type="dxa"/>
+              <w:bottom w:w="60" w:type="dxa"/>
+              <w:left w:w="80" w:type="dxa"/>
+              <w:right w:w="80" w:type="dxa"/>
+            </w:tcMar>
+            <w:tcW w:w="2421" w:type="dxa"/>
+          </w:tcPr>
+          <w:p>
+            <w:pPr>
+              <w:spacing w:before="0" w:after="0"/>
+            </w:pPr>
+            <w:r>
+              <w:rPr>
+                <w:rFonts w:ascii="PT Sans Narrow" w:hAnsi="PT Sans Narrow" w:cs="PT Sans Narrow" w:eastAsia="PT Sans Narrow"/>
+                <w:b/>
+                <w:i w:val="0"/>
+                <w:color w:val="FFFFFF"/>
+                <w:sz w:val="20"/>
+              </w:rPr>
+              <w:t>Sol. 1 — Voucher multiuso</w:t>
+            </w:r>
+          </w:p>
+        </w:tc>
+        <w:tc>
+          <w:tcPr>
+            <w:shd w:val="clear" w:color="auto" w:fill="0F3460"/>
+            <w:tcBorders>
+              <w:top w:val="nil"/>
+              <w:bottom w:val="nil"/>
+              <w:left w:val="nil"/>
+              <w:right w:val="nil"/>
+            </w:tcBorders>
+            <w:tcMar>
+              <w:top w:w="60" w:type="dxa"/>
+              <w:bottom w:w="60" w:type="dxa"/>
+              <w:left w:w="80" w:type="dxa"/>
+              <w:right w:w="80" w:type="dxa"/>
+            </w:tcMar>
+            <w:tcW w:w="2421" w:type="dxa"/>
+          </w:tcPr>
+          <w:p>
+            <w:pPr>
+              <w:spacing w:before="0" w:after="0"/>
+            </w:pPr>
+            <w:r>
+              <w:rPr>
+                <w:rFonts w:ascii="PT Sans Narrow" w:hAnsi="PT Sans Narrow" w:cs="PT Sans Narrow" w:eastAsia="PT Sans Narrow"/>
+                <w:b/>
+                <w:i w:val="0"/>
+                <w:color w:val="FFFFFF"/>
+                <w:sz w:val="20"/>
+              </w:rPr>
+              <w:t>Sol. 2 — Voucher monouso</w:t>
+            </w:r>
+          </w:p>
+        </w:tc>
+      </w:tr>
+      <w:tr>
+        <w:tc>
+          <w:tcPr>
+            <w:tcW w:w="1653" w:type="dxa"/>
+            <w:shd w:val="clear" w:color="auto" w:fill="FFFFFF"/>
+            <w:tcBorders>
+              <w:top w:val="nil"/>
+              <w:bottom w:val="single" w:sz="8" w:color="DEE2E6" w:space="0"/>
+              <w:left w:val="nil"/>
+              <w:right w:val="nil"/>
+            </w:tcBorders>
+            <w:tcMar>
+              <w:top w:w="50" w:type="dxa"/>
+              <w:bottom w:w="50" w:type="dxa"/>
+              <w:left w:w="80" w:type="dxa"/>
+              <w:right w:w="80" w:type="dxa"/>
+            </w:tcMar>
+          </w:tcPr>
+          <w:p>
+            <w:pPr>
+              <w:spacing w:before="0" w:after="0"/>
+            </w:pPr>
+            <w:r>
+              <w:rPr>
+                <w:rFonts w:ascii="PT Sans Narrow" w:hAnsi="PT Sans Narrow" w:cs="PT Sans Narrow" w:eastAsia="PT Sans Narrow"/>
+                <w:b/>
+                <w:i w:val="0"/>
+                <w:color w:val="16213E"/>
+                <w:sz w:val="20"/>
+              </w:rPr>
+              <w:t>Momento fiscale</w:t>
+            </w:r>
+          </w:p>
+        </w:tc>
+        <w:tc>
+          <w:tcPr>
+            <w:tcW w:w="2421" w:type="dxa"/>
+            <w:shd w:val="clear" w:color="auto" w:fill="FFFFFF"/>
+            <w:tcBorders>
+              <w:top w:val="nil"/>
+              <w:bottom w:val="single" w:sz="8" w:color="DEE2E6" w:space="0"/>
+              <w:left w:val="nil"/>
+              <w:right w:val="nil"/>
+            </w:tcBorders>
+            <w:tcMar>
+              <w:top w:w="50" w:type="dxa"/>
+              <w:bottom w:w="50" w:type="dxa"/>
+              <w:left w:w="80" w:type="dxa"/>
+              <w:right w:w="80" w:type="dxa"/>
+            </w:tcMar>
+          </w:tcPr>
+          <w:p>
+            <w:pPr>
+              <w:spacing w:before="0" w:after="0"/>
+            </w:pPr>
+            <w:r>
+              <w:rPr>
+                <w:rFonts w:ascii="PT Sans Narrow" w:hAnsi="PT Sans Narrow" w:cs="PT Sans Narrow" w:eastAsia="PT Sans Narrow"/>
+                <w:b w:val="0"/>
+                <w:i w:val="0"/>
+                <w:color w:val="6C757D"/>
+                <w:sz w:val="20"/>
+              </w:rPr>
+              <w:t>Al consumo: scontrino a ogni acquisto</w:t>
+            </w:r>
+          </w:p>
+        </w:tc>
+        <w:tc>
+          <w:tcPr>
+            <w:tcW w:w="2421" w:type="dxa"/>
+            <w:shd w:val="clear" w:color="auto" w:fill="FFFFFF"/>
+            <w:tcBorders>
+              <w:top w:val="nil"/>
+              <w:bottom w:val="single" w:sz="8" w:color="DEE2E6" w:space="0"/>
+              <w:left w:val="nil"/>
+              <w:right w:val="nil"/>
+            </w:tcBorders>
+            <w:tcMar>
+              <w:top w:w="50" w:type="dxa"/>
+              <w:bottom w:w="50" w:type="dxa"/>
+              <w:left w:w="80" w:type="dxa"/>
+              <w:right w:w="80" w:type="dxa"/>
+            </w:tcMar>
+          </w:tcPr>
+          <w:p>
+            <w:pPr>
+              <w:spacing w:before="0" w:after="0"/>
+            </w:pPr>
+            <w:r>
+              <w:rPr>
+                <w:rFonts w:ascii="PT Sans Narrow" w:hAnsi="PT Sans Narrow" w:cs="PT Sans Narrow" w:eastAsia="PT Sans Narrow"/>
+                <w:b w:val="0"/>
+                <w:i w:val="0"/>
+                <w:color w:val="6C757D"/>
+                <w:sz w:val="20"/>
+              </w:rPr>
+              <w:t>Alla ricarica: scontrino unico anticipato</w:t>
+            </w:r>
+          </w:p>
+        </w:tc>
+      </w:tr>
+      <w:tr>
+        <w:tc>
+          <w:tcPr>
+            <w:tcW w:w="1653" w:type="dxa"/>
+            <w:shd w:val="clear" w:color="auto" w:fill="F8F9FA"/>
+            <w:tcBorders>
+              <w:top w:val="nil"/>
+              <w:bottom w:val="single" w:sz="8" w:color="DEE2E6" w:space="0"/>
+              <w:left w:val="nil"/>
+              <w:right w:val="nil"/>
+            </w:tcBorders>
+            <w:tcMar>
+              <w:top w:w="50" w:type="dxa"/>
+              <w:bottom w:w="50" w:type="dxa"/>
+              <w:left w:w="80" w:type="dxa"/>
+              <w:right w:w="80" w:type="dxa"/>
+            </w:tcMar>
+          </w:tcPr>
+          <w:p>
+            <w:pPr>
+              <w:spacing w:before="0" w:after="0"/>
+            </w:pPr>
+            <w:r>
+              <w:rPr>
+                <w:rFonts w:ascii="PT Sans Narrow" w:hAnsi="PT Sans Narrow" w:cs="PT Sans Narrow" w:eastAsia="PT Sans Narrow"/>
+                <w:b/>
+                <w:i w:val="0"/>
+                <w:color w:val="16213E"/>
+                <w:sz w:val="20"/>
+              </w:rPr>
+              <w:t>Quando si applica</w:t>
+            </w:r>
+          </w:p>
+        </w:tc>
+        <w:tc>
+          <w:tcPr>
+            <w:tcW w:w="2421" w:type="dxa"/>
+            <w:shd w:val="clear" w:color="auto" w:fill="F8F9FA"/>
+            <w:tcBorders>
+              <w:top w:val="nil"/>
+              <w:bottom w:val="single" w:sz="8" w:color="DEE2E6" w:space="0"/>
+              <w:left w:val="nil"/>
+              <w:right w:val="nil"/>
+            </w:tcBorders>
+            <w:tcMar>
+              <w:top w:w="50" w:type="dxa"/>
+              <w:bottom w:w="50" w:type="dxa"/>
+              <w:left w:w="80" w:type="dxa"/>
+              <w:right w:w="80" w:type="dxa"/>
+            </w:tcMar>
+          </w:tcPr>
+          <w:p>
+            <w:pPr>
+              <w:spacing w:before="0" w:after="0"/>
+            </w:pPr>
+            <w:r>
+              <w:rPr>
+                <w:rFonts w:ascii="PT Sans Narrow" w:hAnsi="PT Sans Narrow" w:cs="PT Sans Narrow" w:eastAsia="PT Sans Narrow"/>
+                <w:b w:val="0"/>
+                <w:i w:val="0"/>
+                <w:color w:val="6C757D"/>
+                <w:sz w:val="20"/>
+              </w:rPr>
+              <w:t>Prodotti diversi, IVA non determinabile alla ricarica</w:t>
+            </w:r>
+          </w:p>
+        </w:tc>
+        <w:tc>
+          <w:tcPr>
+            <w:tcW w:w="2421" w:type="dxa"/>
+            <w:shd w:val="clear" w:color="auto" w:fill="F8F9FA"/>
+            <w:tcBorders>
+              <w:top w:val="nil"/>
+              <w:bottom w:val="single" w:sz="8" w:color="DEE2E6" w:space="0"/>
+              <w:left w:val="nil"/>
+              <w:right w:val="nil"/>
+            </w:tcBorders>
+            <w:tcMar>
+              <w:top w:w="50" w:type="dxa"/>
+              <w:bottom w:w="50" w:type="dxa"/>
+              <w:left w:w="80" w:type="dxa"/>
+              <w:right w:w="80" w:type="dxa"/>
+            </w:tcMar>
+          </w:tcPr>
+          <w:p>
+            <w:pPr>
+              <w:spacing w:before="0" w:after="0"/>
+            </w:pPr>
+            <w:r>
+              <w:rPr>
+                <w:rFonts w:ascii="PT Sans Narrow" w:hAnsi="PT Sans Narrow" w:cs="PT Sans Narrow" w:eastAsia="PT Sans Narrow"/>
+                <w:b w:val="0"/>
+                <w:i w:val="0"/>
+                <w:color w:val="6C757D"/>
+                <w:sz w:val="20"/>
+              </w:rPr>
+              <w:t>Beni/servizi noti e aliquota IVA identificabile subito</w:t>
+            </w:r>
+          </w:p>
+        </w:tc>
+      </w:tr>
+      <w:tr>
+        <w:tc>
+          <w:tcPr>
+            <w:tcW w:w="1653" w:type="dxa"/>
+            <w:shd w:val="clear" w:color="auto" w:fill="FFFFFF"/>
+            <w:tcBorders>
+              <w:top w:val="nil"/>
+              <w:bottom w:val="single" w:sz="8" w:color="DEE2E6" w:space="0"/>
+              <w:left w:val="nil"/>
+              <w:right w:val="nil"/>
+            </w:tcBorders>
+            <w:tcMar>
+              <w:top w:w="50" w:type="dxa"/>
+              <w:bottom w:w="50" w:type="dxa"/>
+              <w:left w:w="80" w:type="dxa"/>
+              <w:right w:w="80" w:type="dxa"/>
+            </w:tcMar>
+          </w:tcPr>
+          <w:p>
+            <w:pPr>
+              <w:spacing w:before="0" w:after="0"/>
+            </w:pPr>
+            <w:r>
+              <w:rPr>
+                <w:rFonts w:ascii="PT Sans Narrow" w:hAnsi="PT Sans Narrow" w:cs="PT Sans Narrow" w:eastAsia="PT Sans Narrow"/>
+                <w:b/>
+                <w:i w:val="0"/>
+                <w:color w:val="16213E"/>
+                <w:sz w:val="20"/>
+              </w:rPr>
+              <w:t>Flessibilità</w:t>
+            </w:r>
+          </w:p>
+        </w:tc>
+        <w:tc>
+          <w:tcPr>
+            <w:tcW w:w="2421" w:type="dxa"/>
+            <w:shd w:val="clear" w:color="auto" w:fill="FFFFFF"/>
+            <w:tcBorders>
+              <w:top w:val="nil"/>
+              <w:bottom w:val="single" w:sz="8" w:color="DEE2E6" w:space="0"/>
+              <w:left w:val="nil"/>
+              <w:right w:val="nil"/>
+            </w:tcBorders>
+            <w:tcMar>
+              <w:top w:w="50" w:type="dxa"/>
+              <w:bottom w:w="50" w:type="dxa"/>
+              <w:left w:w="80" w:type="dxa"/>
+              <w:right w:w="80" w:type="dxa"/>
+            </w:tcMar>
+          </w:tcPr>
+          <w:p>
+            <w:pPr>
+              <w:spacing w:before="0" w:after="0"/>
+            </w:pPr>
+            <w:r>
+              <w:rPr>
+                <w:rFonts w:ascii="PT Sans Narrow" w:hAnsi="PT Sans Narrow" w:cs="PT Sans Narrow" w:eastAsia="PT Sans Narrow"/>
+                <w:b w:val="0"/>
+                <w:i w:val="0"/>
+                <w:color w:val="6C757D"/>
+                <w:sz w:val="20"/>
+              </w:rPr>
+              <w:t>Alta — credito spendibile su qualsiasi prodotto</w:t>
+            </w:r>
+          </w:p>
+        </w:tc>
+        <w:tc>
+          <w:tcPr>
+            <w:tcW w:w="2421" w:type="dxa"/>
+            <w:shd w:val="clear" w:color="auto" w:fill="FFFFFF"/>
+            <w:tcBorders>
+              <w:top w:val="nil"/>
+              <w:bottom w:val="single" w:sz="8" w:color="DEE2E6" w:space="0"/>
+              <w:left w:val="nil"/>
+              <w:right w:val="nil"/>
+            </w:tcBorders>
+            <w:tcMar>
+              <w:top w:w="50" w:type="dxa"/>
+              <w:bottom w:w="50" w:type="dxa"/>
+              <w:left w:w="80" w:type="dxa"/>
+              <w:right w:w="80" w:type="dxa"/>
+            </w:tcMar>
+          </w:tcPr>
+          <w:p>
+            <w:pPr>
+              <w:spacing w:before="0" w:after="0"/>
+            </w:pPr>
+            <w:r>
+              <w:rPr>
+                <w:rFonts w:ascii="PT Sans Narrow" w:hAnsi="PT Sans Narrow" w:cs="PT Sans Narrow" w:eastAsia="PT Sans Narrow"/>
+                <w:b w:val="0"/>
+                <w:i w:val="0"/>
+                <w:color w:val="6C757D"/>
+                <w:sz w:val="20"/>
+              </w:rPr>
+              <w:t>Bassa — legata a pasti o pacchetti predefiniti</w:t>
+            </w:r>
+          </w:p>
+        </w:tc>
+      </w:tr>
+      <w:tr>
+        <w:tc>
+          <w:tcPr>
+            <w:tcW w:w="1653" w:type="dxa"/>
+            <w:shd w:val="clear" w:color="auto" w:fill="F8F9FA"/>
+            <w:tcBorders>
+              <w:top w:val="nil"/>
+              <w:bottom w:val="single" w:sz="8" w:color="DEE2E6" w:space="0"/>
+              <w:left w:val="nil"/>
+              <w:right w:val="nil"/>
+            </w:tcBorders>
+            <w:tcMar>
+              <w:top w:w="50" w:type="dxa"/>
+              <w:bottom w:w="50" w:type="dxa"/>
+              <w:left w:w="80" w:type="dxa"/>
+              <w:right w:w="80" w:type="dxa"/>
+            </w:tcMar>
+          </w:tcPr>
+          <w:p>
+            <w:pPr>
+              <w:spacing w:before="0" w:after="0"/>
+            </w:pPr>
+            <w:r>
+              <w:rPr>
+                <w:rFonts w:ascii="PT Sans Narrow" w:hAnsi="PT Sans Narrow" w:cs="PT Sans Narrow" w:eastAsia="PT Sans Narrow"/>
+                <w:b/>
+                <w:i w:val="0"/>
+                <w:color w:val="16213E"/>
+                <w:sz w:val="20"/>
+              </w:rPr>
+              <w:t>Complessità gestionale</w:t>
+            </w:r>
+          </w:p>
+        </w:tc>
+        <w:tc>
+          <w:tcPr>
+            <w:tcW w:w="2421" w:type="dxa"/>
+            <w:shd w:val="clear" w:color="auto" w:fill="F8F9FA"/>
+            <w:tcBorders>
+              <w:top w:val="nil"/>
+              <w:bottom w:val="single" w:sz="8" w:color="DEE2E6" w:space="0"/>
+              <w:left w:val="nil"/>
+              <w:right w:val="nil"/>
+            </w:tcBorders>
+            <w:tcMar>
+              <w:top w:w="50" w:type="dxa"/>
+              <w:bottom w:w="50" w:type="dxa"/>
+              <w:left w:w="80" w:type="dxa"/>
+              <w:right w:w="80" w:type="dxa"/>
+            </w:tcMar>
+          </w:tcPr>
+          <w:p>
+            <w:pPr>
+              <w:spacing w:before="0" w:after="0"/>
+            </w:pPr>
+            <w:r>
+              <w:rPr>
+                <w:rFonts w:ascii="PT Sans Narrow" w:hAnsi="PT Sans Narrow" w:cs="PT Sans Narrow" w:eastAsia="PT Sans Narrow"/>
+                <w:b w:val="0"/>
+                <w:i w:val="0"/>
+                <w:color w:val="6C757D"/>
+                <w:sz w:val="20"/>
+              </w:rPr>
+              <w:t>Maggiore (scontrino a ogni transazione)</w:t>
+            </w:r>
+          </w:p>
+        </w:tc>
+        <w:tc>
+          <w:tcPr>
+            <w:tcW w:w="2421" w:type="dxa"/>
+            <w:shd w:val="clear" w:color="auto" w:fill="F8F9FA"/>
+            <w:tcBorders>
+              <w:top w:val="nil"/>
+              <w:bottom w:val="single" w:sz="8" w:color="DEE2E6" w:space="0"/>
+              <w:left w:val="nil"/>
+              <w:right w:val="nil"/>
+            </w:tcBorders>
+            <w:tcMar>
+              <w:top w:w="50" w:type="dxa"/>
+              <w:bottom w:w="50" w:type="dxa"/>
+              <w:left w:w="80" w:type="dxa"/>
+              <w:right w:w="80" w:type="dxa"/>
+            </w:tcMar>
+          </w:tcPr>
+          <w:p>
+            <w:pPr>
+              <w:spacing w:before="0" w:after="0"/>
+            </w:pPr>
+            <w:r>
+              <w:rPr>
+                <w:rFonts w:ascii="PT Sans Narrow" w:hAnsi="PT Sans Narrow" w:cs="PT Sans Narrow" w:eastAsia="PT Sans Narrow"/>
+                <w:b w:val="0"/>
+                <w:i w:val="0"/>
+                <w:color w:val="6C757D"/>
+                <w:sz w:val="20"/>
+              </w:rPr>
+              <w:t>Minore (scontrino solo alla ricarica)</w:t>
+            </w:r>
+          </w:p>
+        </w:tc>
+      </w:tr>
+      <w:tr>
+        <w:tc>
+          <w:tcPr>
+            <w:tcW w:w="1653" w:type="dxa"/>
+            <w:shd w:val="clear" w:color="auto" w:fill="FFFFFF"/>
+            <w:tcBorders>
+              <w:top w:val="nil"/>
+              <w:bottom w:val="single" w:sz="8" w:color="DEE2E6" w:space="0"/>
+              <w:left w:val="nil"/>
+              <w:right w:val="nil"/>
+            </w:tcBorders>
+            <w:tcMar>
+              <w:top w:w="50" w:type="dxa"/>
+              <w:bottom w:w="50" w:type="dxa"/>
+              <w:left w:w="80" w:type="dxa"/>
+              <w:right w:w="80" w:type="dxa"/>
+            </w:tcMar>
+          </w:tcPr>
+          <w:p>
+            <w:pPr>
+              <w:spacing w:before="0" w:after="0"/>
+            </w:pPr>
+            <w:r>
+              <w:rPr>
+                <w:rFonts w:ascii="PT Sans Narrow" w:hAnsi="PT Sans Narrow" w:cs="PT Sans Narrow" w:eastAsia="PT Sans Narrow"/>
+                <w:b/>
+                <w:i w:val="0"/>
+                <w:color w:val="16213E"/>
+                <w:sz w:val="20"/>
+              </w:rPr>
+              <w:t>Caso d'uso tipico</w:t>
+            </w:r>
+          </w:p>
+        </w:tc>
+        <w:tc>
+          <w:tcPr>
+            <w:tcW w:w="2421" w:type="dxa"/>
+            <w:shd w:val="clear" w:color="auto" w:fill="FFFFFF"/>
+            <w:tcBorders>
+              <w:top w:val="nil"/>
+              <w:bottom w:val="single" w:sz="8" w:color="DEE2E6" w:space="0"/>
+              <w:left w:val="nil"/>
+              <w:right w:val="nil"/>
+            </w:tcBorders>
+            <w:tcMar>
+              <w:top w:w="50" w:type="dxa"/>
+              <w:bottom w:w="50" w:type="dxa"/>
+              <w:left w:w="80" w:type="dxa"/>
+              <w:right w:w="80" w:type="dxa"/>
+            </w:tcMar>
+          </w:tcPr>
+          <w:p>
+            <w:pPr>
+              <w:spacing w:before="0" w:after="0"/>
+            </w:pPr>
+            <w:r>
+              <w:rPr>
+                <w:rFonts w:ascii="PT Sans Narrow" w:hAnsi="PT Sans Narrow" w:cs="PT Sans Narrow" w:eastAsia="PT Sans Narrow"/>
+                <w:b w:val="0"/>
+                <w:i w:val="0"/>
+                <w:color w:val="6C757D"/>
+                <w:sz w:val="20"/>
+              </w:rPr>
+              <w:t>Bar aziendale / mensa con menu variabile</w:t>
+            </w:r>
+          </w:p>
+        </w:tc>
+        <w:tc>
+          <w:tcPr>
+            <w:tcW w:w="2421" w:type="dxa"/>
+            <w:shd w:val="clear" w:color="auto" w:fill="FFFFFF"/>
+            <w:tcBorders>
+              <w:top w:val="nil"/>
+              <w:bottom w:val="single" w:sz="8" w:color="DEE2E6" w:space="0"/>
+              <w:left w:val="nil"/>
+              <w:right w:val="nil"/>
+            </w:tcBorders>
+            <w:tcMar>
+              <w:top w:w="50" w:type="dxa"/>
+              <w:bottom w:w="50" w:type="dxa"/>
+              <w:left w:w="80" w:type="dxa"/>
+              <w:right w:w="80" w:type="dxa"/>
+            </w:tcMar>
+          </w:tcPr>
+          <w:p>
+            <w:pPr>
+              <w:spacing w:before="0" w:after="0"/>
+            </w:pPr>
+            <w:r>
+              <w:rPr>
+                <w:rFonts w:ascii="PT Sans Narrow" w:hAnsi="PT Sans Narrow" w:cs="PT Sans Narrow" w:eastAsia="PT Sans Narrow"/>
+                <w:b w:val="0"/>
+                <w:i w:val="0"/>
+                <w:color w:val="6C757D"/>
+                <w:sz w:val="20"/>
+              </w:rPr>
+              <w:t>Abbonamento pasto a pacchetto fisso (es. 10 pasti)</w:t>
+            </w:r>
+          </w:p>
+        </w:tc>
+      </w:tr>
+    </w:tbl>
+    <w:p>
+      <w:pPr>
+        <w:spacing w:after="160"/>
+      </w:pPr>
+    </w:p>
+    <w:p>
+      <w:pPr>
+        <w:spacing w:before="240" w:after="80"/>
+      </w:pPr>
+      <w:r>
+        <w:rPr>
+          <w:rFonts w:ascii="PT Sans Narrow" w:hAnsi="PT Sans Narrow" w:cs="PT Sans Narrow" w:eastAsia="PT Sans Narrow"/>
+          <w:b/>
+          <w:i w:val="0"/>
+          <w:color w:val="16213E"/>
+          <w:sz w:val="26"/>
+        </w:rPr>
+        <w:t>Soluzione 1 — Wallet come voucher multiuso  (generalmente consigliata)</w:t>
+      </w:r>
+    </w:p>
+    <w:p>
+      <w:pPr>
+        <w:spacing w:before="0" w:after="120"/>
+        <w:jc w:val="left"/>
+      </w:pPr>
+      <w:r>
+        <w:rPr>
+          <w:rFonts w:ascii="PT Sans Narrow" w:hAnsi="PT Sans Narrow" w:cs="PT Sans Narrow" w:eastAsia="PT Sans Narrow"/>
+          <w:b w:val="0"/>
+          <w:i w:val="0"/>
+          <w:color w:val="343A40"/>
+          <w:sz w:val="22"/>
+        </w:rPr>
+        <w:t>Il cliente ricarica un credito (es. 50 €) utilizzabile successivamente per acquistare prodotti diversi del bar. La ricarica non rappresenta ancora una cessione di beni o servizi, poiché la natura degli acquisti futuri non è determinata al momento del versamento.</w:t>
+      </w:r>
+    </w:p>
+    <w:p>
+      <w:pPr>
+        <w:spacing w:before="240" w:after="80"/>
+      </w:pPr>
+      <w:r>
+        <w:rPr>
+          <w:rFonts w:ascii="PT Sans Narrow" w:hAnsi="PT Sans Narrow" w:cs="PT Sans Narrow" w:eastAsia="PT Sans Narrow"/>
+          <w:b/>
+          <w:i w:val="0"/>
+          <w:color w:val="16213E"/>
+          <w:sz w:val="26"/>
+        </w:rPr>
+        <w:t>Flusso operativo — Soluzione 1</w:t>
+      </w:r>
+    </w:p>
+    <w:tbl>
+      <w:tblPr>
+        <w:tblLook w:firstColumn="1" w:firstRow="1" w:lastColumn="0" w:lastRow="0" w:noHBand="0" w:noVBand="1" w:val="04A0"/>
+        <w:tblBorders>
+          <w:top w:val="nil"/>
+          <w:left w:val="nil"/>
+          <w:bottom w:val="nil"/>
+          <w:right w:val="nil"/>
+          <w:insideH w:val="nil"/>
+          <w:insideV w:val="nil"/>
+        </w:tblBorders>
+        <w:tblW w:w="6496" w:type="dxa"/>
+      </w:tblPr>
+      <w:tblGrid>
+        <w:gridCol w:w="4703"/>
+        <w:gridCol w:w="4703"/>
+      </w:tblGrid>
+      <w:tr>
+        <w:tc>
+          <w:tcPr>
+            <w:tcW w:w="433" w:type="dxa"/>
+            <w:shd w:val="clear" w:color="auto" w:fill="E94560"/>
+            <w:tcMar>
+              <w:top w:w="60" w:type="dxa"/>
+              <w:bottom w:w="60" w:type="dxa"/>
+              <w:left w:w="40" w:type="dxa"/>
+              <w:right w:w="40" w:type="dxa"/>
+            </w:tcMar>
+            <w:vAlign w:val="center"/>
+          </w:tcPr>
+          <w:p>
+            <w:pPr>
+              <w:spacing w:before="0" w:after="0"/>
+              <w:jc w:val="center"/>
+            </w:pPr>
+            <w:r>
+              <w:rPr>
+                <w:rFonts w:ascii="PT Sans Narrow" w:hAnsi="PT Sans Narrow" w:cs="PT Sans Narrow" w:eastAsia="PT Sans Narrow"/>
+                <w:b/>
+                <w:i w:val="0"/>
+                <w:color w:val="FFFFFF"/>
+                <w:sz w:val="28"/>
+              </w:rPr>
+              <w:t>1</w:t>
+            </w:r>
+          </w:p>
+        </w:tc>
+        <w:tc>
+          <w:tcPr>
+            <w:tcW w:type="dxa" w:w="4703"/>
+            <w:shd w:val="clear" w:color="auto" w:fill="F0F4F8"/>
+            <w:tcMar>
+              <w:top w:w="60" w:type="dxa"/>
+              <w:bottom w:w="60" w:type="dxa"/>
+              <w:left w:w="100" w:type="dxa"/>
+              <w:right w:w="80" w:type="dxa"/>
+            </w:tcMar>
+          </w:tcPr>
+          <w:p>
+            <w:pPr>
+              <w:spacing w:before="0" w:after="60"/>
+            </w:pPr>
+            <w:r>
+              <w:rPr>
+                <w:rFonts w:ascii="PT Sans Narrow" w:hAnsi="PT Sans Narrow" w:cs="PT Sans Narrow" w:eastAsia="PT Sans Narrow"/>
+                <w:b/>
+                <w:i w:val="0"/>
+                <w:color w:val="16213E"/>
+                <w:sz w:val="22"/>
+              </w:rPr>
+              <w:t>Ricarica wallet</w:t>
+              <w:br/>
+            </w:r>
+            <w:r>
+              <w:rPr>
+                <w:rFonts w:ascii="PT Sans Narrow" w:hAnsi="PT Sans Narrow" w:cs="PT Sans Narrow" w:eastAsia="PT Sans Narrow"/>
+                <w:b w:val="0"/>
+                <w:i w:val="0"/>
+                <w:color w:val="6C757D"/>
+                <w:sz w:val="20"/>
+              </w:rPr>
+              <w:t>Il cliente versa l'importo scelto. Il sistema registra il credito e produce un documento/ricevuta di ricarica. Nessuno scontrino fiscale viene emesso in questa fase.</w:t>
+            </w:r>
+          </w:p>
+        </w:tc>
+      </w:tr>
+    </w:tbl>
+    <w:p>
+      <w:pPr>
+        <w:spacing w:after="80"/>
+      </w:pPr>
+    </w:p>
+    <w:tbl>
+      <w:tblPr>
+        <w:tblLook w:firstColumn="1" w:firstRow="1" w:lastColumn="0" w:lastRow="0" w:noHBand="0" w:noVBand="1" w:val="04A0"/>
+        <w:tblBorders>
+          <w:top w:val="nil"/>
+          <w:left w:val="nil"/>
+          <w:bottom w:val="nil"/>
+          <w:right w:val="nil"/>
+          <w:insideH w:val="nil"/>
+          <w:insideV w:val="nil"/>
+        </w:tblBorders>
+        <w:tblW w:w="6496" w:type="dxa"/>
+      </w:tblPr>
+      <w:tblGrid>
+        <w:gridCol w:w="4703"/>
+        <w:gridCol w:w="4703"/>
+      </w:tblGrid>
+      <w:tr>
+        <w:tc>
+          <w:tcPr>
+            <w:tcW w:w="433" w:type="dxa"/>
+            <w:shd w:val="clear" w:color="auto" w:fill="E94560"/>
+            <w:tcMar>
+              <w:top w:w="60" w:type="dxa"/>
+              <w:bottom w:w="60" w:type="dxa"/>
+              <w:left w:w="40" w:type="dxa"/>
+              <w:right w:w="40" w:type="dxa"/>
+            </w:tcMar>
+            <w:vAlign w:val="center"/>
+          </w:tcPr>
+          <w:p>
+            <w:pPr>
+              <w:spacing w:before="0" w:after="0"/>
+              <w:jc w:val="center"/>
+            </w:pPr>
+            <w:r>
+              <w:rPr>
+                <w:rFonts w:ascii="PT Sans Narrow" w:hAnsi="PT Sans Narrow" w:cs="PT Sans Narrow" w:eastAsia="PT Sans Narrow"/>
+                <w:b/>
+                <w:i w:val="0"/>
+                <w:color w:val="FFFFFF"/>
+                <w:sz w:val="28"/>
+              </w:rPr>
+              <w:t>2</w:t>
+            </w:r>
+          </w:p>
+        </w:tc>
+        <w:tc>
+          <w:tcPr>
+            <w:tcW w:type="dxa" w:w="4703"/>
+            <w:shd w:val="clear" w:color="auto" w:fill="F0F4F8"/>
+            <w:tcMar>
+              <w:top w:w="60" w:type="dxa"/>
+              <w:bottom w:w="60" w:type="dxa"/>
+              <w:left w:w="100" w:type="dxa"/>
+              <w:right w:w="80" w:type="dxa"/>
+            </w:tcMar>
+          </w:tcPr>
+          <w:p>
+            <w:pPr>
+              <w:spacing w:before="0" w:after="60"/>
+            </w:pPr>
+            <w:r>
+              <w:rPr>
+                <w:rFonts w:ascii="PT Sans Narrow" w:hAnsi="PT Sans Narrow" w:cs="PT Sans Narrow" w:eastAsia="PT Sans Narrow"/>
+                <w:b/>
+                <w:i w:val="0"/>
+                <w:color w:val="16213E"/>
+                <w:sz w:val="22"/>
+              </w:rPr>
+              <w:t>Nessuna fiscalizzazione alla ricarica</w:t>
+              <w:br/>
+            </w:r>
+            <w:r>
+              <w:rPr>
+                <w:rFonts w:ascii="PT Sans Narrow" w:hAnsi="PT Sans Narrow" w:cs="PT Sans Narrow" w:eastAsia="PT Sans Narrow"/>
+                <w:b w:val="0"/>
+                <w:i w:val="0"/>
+                <w:color w:val="6C757D"/>
+                <w:sz w:val="20"/>
+              </w:rPr>
+              <w:t>La ricarica è un acconto su prestazioni future non ancora determinate. L'IVA non è esigibile e non si emette documento commerciale.</w:t>
+            </w:r>
+          </w:p>
+        </w:tc>
+      </w:tr>
+    </w:tbl>
+    <w:p>
+      <w:pPr>
+        <w:spacing w:after="80"/>
+      </w:pPr>
+    </w:p>
+    <w:tbl>
+      <w:tblPr>
+        <w:tblLook w:firstColumn="1" w:firstRow="1" w:lastColumn="0" w:lastRow="0" w:noHBand="0" w:noVBand="1" w:val="04A0"/>
+        <w:tblBorders>
+          <w:top w:val="nil"/>
+          <w:left w:val="nil"/>
+          <w:bottom w:val="nil"/>
+          <w:right w:val="nil"/>
+          <w:insideH w:val="nil"/>
+          <w:insideV w:val="nil"/>
+        </w:tblBorders>
+        <w:tblW w:w="6496" w:type="dxa"/>
+      </w:tblPr>
+      <w:tblGrid>
+        <w:gridCol w:w="4703"/>
+        <w:gridCol w:w="4703"/>
+      </w:tblGrid>
+      <w:tr>
+        <w:tc>
+          <w:tcPr>
+            <w:tcW w:w="433" w:type="dxa"/>
+            <w:shd w:val="clear" w:color="auto" w:fill="E94560"/>
+            <w:tcMar>
+              <w:top w:w="60" w:type="dxa"/>
+              <w:bottom w:w="60" w:type="dxa"/>
+              <w:left w:w="40" w:type="dxa"/>
+              <w:right w:w="40" w:type="dxa"/>
+            </w:tcMar>
+            <w:vAlign w:val="center"/>
+          </w:tcPr>
+          <w:p>
+            <w:pPr>
+              <w:spacing w:before="0" w:after="0"/>
+              <w:jc w:val="center"/>
+            </w:pPr>
+            <w:r>
+              <w:rPr>
+                <w:rFonts w:ascii="PT Sans Narrow" w:hAnsi="PT Sans Narrow" w:cs="PT Sans Narrow" w:eastAsia="PT Sans Narrow"/>
+                <w:b/>
+                <w:i w:val="0"/>
+                <w:color w:val="FFFFFF"/>
+                <w:sz w:val="28"/>
+              </w:rPr>
+              <w:t>3</w:t>
+            </w:r>
+          </w:p>
+        </w:tc>
+        <w:tc>
+          <w:tcPr>
+            <w:tcW w:type="dxa" w:w="4703"/>
+            <w:shd w:val="clear" w:color="auto" w:fill="F0F4F8"/>
+            <w:tcMar>
+              <w:top w:w="60" w:type="dxa"/>
+              <w:bottom w:w="60" w:type="dxa"/>
+              <w:left w:w="100" w:type="dxa"/>
+              <w:right w:w="80" w:type="dxa"/>
+            </w:tcMar>
+          </w:tcPr>
+          <w:p>
+            <w:pPr>
+              <w:spacing w:before="0" w:after="60"/>
+            </w:pPr>
+            <w:r>
+              <w:rPr>
+                <w:rFonts w:ascii="PT Sans Narrow" w:hAnsi="PT Sans Narrow" w:cs="PT Sans Narrow" w:eastAsia="PT Sans Narrow"/>
+                <w:b/>
+                <w:i w:val="0"/>
+                <w:color w:val="16213E"/>
+                <w:sz w:val="22"/>
+              </w:rPr>
+              <w:t>Al consumo — documento commerciale obbligatorio</w:t>
+              <w:br/>
+            </w:r>
+            <w:r>
+              <w:rPr>
+                <w:rFonts w:ascii="PT Sans Narrow" w:hAnsi="PT Sans Narrow" w:cs="PT Sans Narrow" w:eastAsia="PT Sans Narrow"/>
+                <w:b w:val="0"/>
+                <w:i w:val="0"/>
+                <w:color w:val="6C757D"/>
+                <w:sz w:val="20"/>
+              </w:rPr>
+              <w:t>Ogni volta che il cliente acquista un prodotto, il sistema scala il credito dal wallet ed è obbligatoria l'emissione del documento commerciale (scontrino elettronico) relativo alla vendita effettiva.</w:t>
+            </w:r>
+          </w:p>
+        </w:tc>
+      </w:tr>
+    </w:tbl>
+    <w:p>
+      <w:pPr>
+        <w:spacing w:after="80"/>
+      </w:pPr>
+    </w:p>
+    <w:p>
+      <w:pPr>
+        <w:spacing w:before="240" w:after="80"/>
+      </w:pPr>
+      <w:r>
+        <w:rPr>
+          <w:rFonts w:ascii="PT Sans Narrow" w:hAnsi="PT Sans Narrow" w:cs="PT Sans Narrow" w:eastAsia="PT Sans Narrow"/>
+          <w:b/>
+          <w:i w:val="0"/>
+          <w:color w:val="16213E"/>
+          <w:sz w:val="26"/>
+        </w:rPr>
+        <w:t>Riferimenti normativi — Soluzione 1</w:t>
+      </w:r>
+    </w:p>
+    <w:tbl>
+      <w:tblPr>
+        <w:tblLook w:firstColumn="1" w:firstRow="1" w:lastColumn="0" w:lastRow="0" w:noHBand="0" w:noVBand="1" w:val="04A0"/>
+        <w:tblW w:w="6496" w:type="dxa"/>
+      </w:tblPr>
+      <w:tblGrid>
+        <w:gridCol w:w="4703"/>
+        <w:gridCol w:w="4703"/>
+      </w:tblGrid>
+      <w:tr>
+        <w:tc>
+          <w:tcPr>
+            <w:shd w:val="clear" w:color="auto" w:fill="0F3460"/>
+            <w:tcBorders>
+              <w:top w:val="nil"/>
+              <w:bottom w:val="nil"/>
+              <w:left w:val="nil"/>
+              <w:right w:val="nil"/>
+            </w:tcBorders>
+            <w:tcMar>
+              <w:top w:w="60" w:type="dxa"/>
+              <w:bottom w:w="60" w:type="dxa"/>
+              <w:left w:w="80" w:type="dxa"/>
+              <w:right w:w="80" w:type="dxa"/>
+            </w:tcMar>
+            <w:tcW w:w="1771" w:type="dxa"/>
+          </w:tcPr>
+          <w:p>
+            <w:pPr>
+              <w:spacing w:before="0" w:after="0"/>
+            </w:pPr>
+            <w:r>
+              <w:rPr>
+                <w:rFonts w:ascii="PT Sans Narrow" w:hAnsi="PT Sans Narrow" w:cs="PT Sans Narrow" w:eastAsia="PT Sans Narrow"/>
+                <w:b/>
+                <w:i w:val="0"/>
+                <w:color w:val="FFFFFF"/>
+                <w:sz w:val="20"/>
+              </w:rPr>
+              <w:t>Norma</w:t>
+            </w:r>
+          </w:p>
+        </w:tc>
+        <w:tc>
+          <w:tcPr>
+            <w:shd w:val="clear" w:color="auto" w:fill="0F3460"/>
+            <w:tcBorders>
+              <w:top w:val="nil"/>
+              <w:bottom w:val="nil"/>
+              <w:left w:val="nil"/>
+              <w:right w:val="nil"/>
+            </w:tcBorders>
+            <w:tcMar>
+              <w:top w:w="60" w:type="dxa"/>
+              <w:bottom w:w="60" w:type="dxa"/>
+              <w:left w:w="80" w:type="dxa"/>
+              <w:right w:w="80" w:type="dxa"/>
+            </w:tcMar>
+            <w:tcW w:w="4724" w:type="dxa"/>
+          </w:tcPr>
+          <w:p>
+            <w:pPr>
+              <w:spacing w:before="0" w:after="0"/>
+            </w:pPr>
+            <w:r>
+              <w:rPr>
+                <w:rFonts w:ascii="PT Sans Narrow" w:hAnsi="PT Sans Narrow" w:cs="PT Sans Narrow" w:eastAsia="PT Sans Narrow"/>
+                <w:b/>
+                <w:i w:val="0"/>
+                <w:color w:val="FFFFFF"/>
+                <w:sz w:val="20"/>
+              </w:rPr>
+              <w:t>Contenuto rilevante per il wallet multiuso</w:t>
+            </w:r>
+          </w:p>
+        </w:tc>
+      </w:tr>
+      <w:tr>
+        <w:tc>
+          <w:tcPr>
+            <w:tcW w:w="1771" w:type="dxa"/>
+            <w:shd w:val="clear" w:color="auto" w:fill="FFFFFF"/>
+            <w:tcBorders>
+              <w:top w:val="nil"/>
+              <w:bottom w:val="single" w:sz="8" w:color="DEE2E6" w:space="0"/>
+              <w:left w:val="nil"/>
+              <w:right w:val="nil"/>
+            </w:tcBorders>
+            <w:tcMar>
+              <w:top w:w="50" w:type="dxa"/>
+              <w:bottom w:w="50" w:type="dxa"/>
+              <w:left w:w="80" w:type="dxa"/>
+              <w:right w:w="80" w:type="dxa"/>
+            </w:tcMar>
+          </w:tcPr>
+          <w:p>
+            <w:pPr>
+              <w:spacing w:before="0" w:after="0"/>
+            </w:pPr>
+            <w:r>
+              <w:rPr>
+                <w:rFonts w:ascii="PT Sans Narrow" w:hAnsi="PT Sans Narrow" w:cs="PT Sans Narrow" w:eastAsia="PT Sans Narrow"/>
+                <w:b/>
+                <w:i w:val="0"/>
+                <w:color w:val="16213E"/>
+                <w:sz w:val="20"/>
+              </w:rPr>
+              <w:t>DPR 633/1972  art. 6-bis</w:t>
+            </w:r>
+          </w:p>
+        </w:tc>
+        <w:tc>
+          <w:tcPr>
+            <w:tcW w:w="4724" w:type="dxa"/>
+            <w:shd w:val="clear" w:color="auto" w:fill="FFFFFF"/>
+            <w:tcBorders>
+              <w:top w:val="nil"/>
+              <w:bottom w:val="single" w:sz="8" w:color="DEE2E6" w:space="0"/>
+              <w:left w:val="nil"/>
+              <w:right w:val="nil"/>
+            </w:tcBorders>
+            <w:tcMar>
+              <w:top w:w="50" w:type="dxa"/>
+              <w:bottom w:w="50" w:type="dxa"/>
+              <w:left w:w="80" w:type="dxa"/>
+              <w:right w:w="80" w:type="dxa"/>
+            </w:tcMar>
+          </w:tcPr>
+          <w:p>
+            <w:pPr>
+              <w:spacing w:before="0" w:after="0"/>
+            </w:pPr>
+            <w:r>
+              <w:rPr>
+                <w:rFonts w:ascii="PT Sans Narrow" w:hAnsi="PT Sans Narrow" w:cs="PT Sans Narrow" w:eastAsia="PT Sans Narrow"/>
+                <w:b w:val="0"/>
+                <w:i w:val="0"/>
+                <w:color w:val="6C757D"/>
+                <w:sz w:val="20"/>
+              </w:rPr>
+              <w:t>Voucher monouso — esigibilità IVA al momento dell'emissione del voucher</w:t>
+            </w:r>
+          </w:p>
+        </w:tc>
+      </w:tr>
+      <w:tr>
+        <w:tc>
+          <w:tcPr>
+            <w:tcW w:w="1771" w:type="dxa"/>
+            <w:shd w:val="clear" w:color="auto" w:fill="F8F9FA"/>
+            <w:tcBorders>
+              <w:top w:val="nil"/>
+              <w:bottom w:val="single" w:sz="8" w:color="DEE2E6" w:space="0"/>
+              <w:left w:val="nil"/>
+              <w:right w:val="nil"/>
+            </w:tcBorders>
+            <w:tcMar>
+              <w:top w:w="50" w:type="dxa"/>
+              <w:bottom w:w="50" w:type="dxa"/>
+              <w:left w:w="80" w:type="dxa"/>
+              <w:right w:w="80" w:type="dxa"/>
+            </w:tcMar>
+          </w:tcPr>
+          <w:p>
+            <w:pPr>
+              <w:spacing w:before="0" w:after="0"/>
+            </w:pPr>
+            <w:r>
+              <w:rPr>
+                <w:rFonts w:ascii="PT Sans Narrow" w:hAnsi="PT Sans Narrow" w:cs="PT Sans Narrow" w:eastAsia="PT Sans Narrow"/>
+                <w:b/>
+                <w:i w:val="0"/>
+                <w:color w:val="16213E"/>
+                <w:sz w:val="20"/>
+              </w:rPr>
+              <w:t>DPR 633/1972  art. 6-ter</w:t>
+            </w:r>
+          </w:p>
+        </w:tc>
+        <w:tc>
+          <w:tcPr>
+            <w:tcW w:w="4724" w:type="dxa"/>
+            <w:shd w:val="clear" w:color="auto" w:fill="F8F9FA"/>
+            <w:tcBorders>
+              <w:top w:val="nil"/>
+              <w:bottom w:val="single" w:sz="8" w:color="DEE2E6" w:space="0"/>
+              <w:left w:val="nil"/>
+              <w:right w:val="nil"/>
+            </w:tcBorders>
+            <w:tcMar>
+              <w:top w:w="50" w:type="dxa"/>
+              <w:bottom w:w="50" w:type="dxa"/>
+              <w:left w:w="80" w:type="dxa"/>
+              <w:right w:w="80" w:type="dxa"/>
+            </w:tcMar>
+          </w:tcPr>
+          <w:p>
+            <w:pPr>
+              <w:spacing w:before="0" w:after="0"/>
+            </w:pPr>
+            <w:r>
+              <w:rPr>
+                <w:rFonts w:ascii="PT Sans Narrow" w:hAnsi="PT Sans Narrow" w:cs="PT Sans Narrow" w:eastAsia="PT Sans Narrow"/>
+                <w:b w:val="0"/>
+                <w:i w:val="0"/>
+                <w:color w:val="6C757D"/>
+                <w:sz w:val="20"/>
+              </w:rPr>
+              <w:t>Voucher multiuso — IVA esigibile al momento del riscatto (consumo effettivo)</w:t>
+            </w:r>
+          </w:p>
+        </w:tc>
+      </w:tr>
+      <w:tr>
+        <w:tc>
+          <w:tcPr>
+            <w:tcW w:w="1771" w:type="dxa"/>
+            <w:shd w:val="clear" w:color="auto" w:fill="FFFFFF"/>
+            <w:tcBorders>
+              <w:top w:val="nil"/>
+              <w:bottom w:val="single" w:sz="8" w:color="DEE2E6" w:space="0"/>
+              <w:left w:val="nil"/>
+              <w:right w:val="nil"/>
+            </w:tcBorders>
+            <w:tcMar>
+              <w:top w:w="50" w:type="dxa"/>
+              <w:bottom w:w="50" w:type="dxa"/>
+              <w:left w:w="80" w:type="dxa"/>
+              <w:right w:w="80" w:type="dxa"/>
+            </w:tcMar>
+          </w:tcPr>
+          <w:p>
+            <w:pPr>
+              <w:spacing w:before="0" w:after="0"/>
+            </w:pPr>
+            <w:r>
+              <w:rPr>
+                <w:rFonts w:ascii="PT Sans Narrow" w:hAnsi="PT Sans Narrow" w:cs="PT Sans Narrow" w:eastAsia="PT Sans Narrow"/>
+                <w:b/>
+                <w:i w:val="0"/>
+                <w:color w:val="16213E"/>
+                <w:sz w:val="20"/>
+              </w:rPr>
+              <w:t>DPR 633/1972  art. 6-quater</w:t>
+            </w:r>
+          </w:p>
+        </w:tc>
+        <w:tc>
+          <w:tcPr>
+            <w:tcW w:w="4724" w:type="dxa"/>
+            <w:shd w:val="clear" w:color="auto" w:fill="FFFFFF"/>
+            <w:tcBorders>
+              <w:top w:val="nil"/>
+              <w:bottom w:val="single" w:sz="8" w:color="DEE2E6" w:space="0"/>
+              <w:left w:val="nil"/>
+              <w:right w:val="nil"/>
+            </w:tcBorders>
+            <w:tcMar>
+              <w:top w:w="50" w:type="dxa"/>
+              <w:bottom w:w="50" w:type="dxa"/>
+              <w:left w:w="80" w:type="dxa"/>
+              <w:right w:w="80" w:type="dxa"/>
+            </w:tcMar>
+          </w:tcPr>
+          <w:p>
+            <w:pPr>
+              <w:spacing w:before="0" w:after="0"/>
+            </w:pPr>
+            <w:r>
+              <w:rPr>
+                <w:rFonts w:ascii="PT Sans Narrow" w:hAnsi="PT Sans Narrow" w:cs="PT Sans Narrow" w:eastAsia="PT Sans Narrow"/>
+                <w:b w:val="0"/>
+                <w:i w:val="0"/>
+                <w:color w:val="6C757D"/>
+                <w:sz w:val="20"/>
+              </w:rPr>
+              <w:t>Distribuzione di voucher tramite intermediari — trattamento IVA</w:t>
+            </w:r>
+          </w:p>
+        </w:tc>
+      </w:tr>
+      <w:tr>
+        <w:tc>
+          <w:tcPr>
+            <w:tcW w:w="1771" w:type="dxa"/>
+            <w:shd w:val="clear" w:color="auto" w:fill="F8F9FA"/>
+            <w:tcBorders>
+              <w:top w:val="nil"/>
+              <w:bottom w:val="single" w:sz="8" w:color="DEE2E6" w:space="0"/>
+              <w:left w:val="nil"/>
+              <w:right w:val="nil"/>
+            </w:tcBorders>
+            <w:tcMar>
+              <w:top w:w="50" w:type="dxa"/>
+              <w:bottom w:w="50" w:type="dxa"/>
+              <w:left w:w="80" w:type="dxa"/>
+              <w:right w:w="80" w:type="dxa"/>
+            </w:tcMar>
+          </w:tcPr>
+          <w:p>
+            <w:pPr>
+              <w:spacing w:before="0" w:after="0"/>
+            </w:pPr>
+            <w:r>
+              <w:rPr>
+                <w:rFonts w:ascii="PT Sans Narrow" w:hAnsi="PT Sans Narrow" w:cs="PT Sans Narrow" w:eastAsia="PT Sans Narrow"/>
+                <w:b/>
+                <w:i w:val="0"/>
+                <w:color w:val="16213E"/>
+                <w:sz w:val="20"/>
+              </w:rPr>
+              <w:t>D.Lgs. 141/2018</w:t>
+            </w:r>
+          </w:p>
+        </w:tc>
+        <w:tc>
+          <w:tcPr>
+            <w:tcW w:w="4724" w:type="dxa"/>
+            <w:shd w:val="clear" w:color="auto" w:fill="F8F9FA"/>
+            <w:tcBorders>
+              <w:top w:val="nil"/>
+              <w:bottom w:val="single" w:sz="8" w:color="DEE2E6" w:space="0"/>
+              <w:left w:val="nil"/>
+              <w:right w:val="nil"/>
+            </w:tcBorders>
+            <w:tcMar>
+              <w:top w:w="50" w:type="dxa"/>
+              <w:bottom w:w="50" w:type="dxa"/>
+              <w:left w:w="80" w:type="dxa"/>
+              <w:right w:w="80" w:type="dxa"/>
+            </w:tcMar>
+          </w:tcPr>
+          <w:p>
+            <w:pPr>
+              <w:spacing w:before="0" w:after="0"/>
+            </w:pPr>
+            <w:r>
+              <w:rPr>
+                <w:rFonts w:ascii="PT Sans Narrow" w:hAnsi="PT Sans Narrow" w:cs="PT Sans Narrow" w:eastAsia="PT Sans Narrow"/>
+                <w:b w:val="0"/>
+                <w:i w:val="0"/>
+                <w:color w:val="6C757D"/>
+                <w:sz w:val="20"/>
+              </w:rPr>
+              <w:t>Recepimento Direttiva UE 2016/1065 relativa al trattamento IVA dei voucher</w:t>
+            </w:r>
+          </w:p>
+        </w:tc>
+      </w:tr>
+    </w:tbl>
+    <w:p>
+      <w:pPr>
+        <w:spacing w:after="160"/>
+      </w:pPr>
+    </w:p>
+    <w:tbl>
+      <w:tblPr>
+        <w:tblLook w:firstColumn="1" w:firstRow="1" w:lastColumn="0" w:lastRow="0" w:noHBand="0" w:noVBand="1" w:val="04A0"/>
+        <w:tblBorders>
+          <w:top w:val="nil"/>
+          <w:left w:val="nil"/>
+          <w:bottom w:val="nil"/>
+          <w:right w:val="nil"/>
+          <w:insideH w:val="nil"/>
+          <w:insideV w:val="nil"/>
+        </w:tblBorders>
+        <w:tblW w:w="6496" w:type="dxa"/>
+      </w:tblPr>
+      <w:tblGrid>
+        <w:gridCol w:w="9406"/>
+      </w:tblGrid>
+      <w:tr>
+        <w:tc>
+          <w:tcPr>
+            <w:tcW w:type="dxa" w:w="9406"/>
+            <w:shd w:val="clear" w:color="auto" w:fill="EAFAF1"/>
+            <w:tcBorders>
+              <w:top w:val="single" w:sz="8" w:color="FFFFFF" w:space="0"/>
+              <w:bottom w:val="single" w:sz="8" w:color="FFFFFF" w:space="0"/>
+              <w:left w:val="single" w:sz="8" w:color="27AE60" w:space="0"/>
+              <w:right w:val="single" w:sz="8" w:color="FFFFFF" w:space="0"/>
+            </w:tcBorders>
+            <w:tcMar>
+              <w:top w:w="80" w:type="dxa"/>
+              <w:bottom w:w="80" w:type="dxa"/>
+              <w:left w:w="120" w:type="dxa"/>
+              <w:right w:w="80" w:type="dxa"/>
+            </w:tcMar>
+          </w:tcPr>
+          <w:p>
+            <w:pPr>
+              <w:spacing w:before="0" w:after="0"/>
+            </w:pPr>
+            <w:r>
+              <w:rPr>
+                <w:rFonts w:ascii="PT Sans Narrow" w:hAnsi="PT Sans Narrow" w:cs="PT Sans Narrow" w:eastAsia="PT Sans Narrow"/>
+                <w:b/>
+                <w:i w:val="0"/>
+                <w:color w:val="27AE60"/>
+                <w:sz w:val="20"/>
+              </w:rPr>
+              <w:t xml:space="preserve">✅  Come QuickLunch supporta questa soluzione:  </w:t>
+            </w:r>
+            <w:r>
+              <w:rPr>
+                <w:rFonts w:ascii="PT Sans Narrow" w:hAnsi="PT Sans Narrow" w:cs="PT Sans Narrow" w:eastAsia="PT Sans Narrow"/>
+                <w:b w:val="0"/>
+                <w:i w:val="0"/>
+                <w:color w:val="16213E"/>
+                <w:sz w:val="20"/>
+              </w:rPr>
+              <w:t>Con la Soluzione 1 il registratore di cassa (o il sistema di cassa) deve emettere scontrino elettronico a ogni singola transazione di consumo. QuickLunch registra ogni ordine con importo e data, facilitando la riconciliazione contabile.</w:t>
+            </w:r>
+          </w:p>
+        </w:tc>
+      </w:tr>
+    </w:tbl>
+    <w:p>
+      <w:pPr>
+        <w:spacing w:after="160"/>
+      </w:pPr>
+    </w:p>
+    <w:p>
+      <w:pPr>
+        <w:spacing w:before="240" w:after="80"/>
+      </w:pPr>
+      <w:r>
+        <w:rPr>
+          <w:rFonts w:ascii="PT Sans Narrow" w:hAnsi="PT Sans Narrow" w:cs="PT Sans Narrow" w:eastAsia="PT Sans Narrow"/>
+          <w:b/>
+          <w:i w:val="0"/>
+          <w:color w:val="16213E"/>
+          <w:sz w:val="26"/>
+        </w:rPr>
+        <w:t>Soluzione 2 — Voucher monouso fiscalizzato alla ricarica</w:t>
+      </w:r>
+    </w:p>
+    <w:p>
+      <w:pPr>
+        <w:spacing w:before="0" w:after="120"/>
+        <w:jc w:val="left"/>
+      </w:pPr>
+      <w:r>
+        <w:rPr>
+          <w:rFonts w:ascii="PT Sans Narrow" w:hAnsi="PT Sans Narrow" w:cs="PT Sans Narrow" w:eastAsia="PT Sans Narrow"/>
+          <w:b w:val="0"/>
+          <w:i w:val="0"/>
+          <w:color w:val="343A40"/>
+          <w:sz w:val="22"/>
+        </w:rPr>
+        <w:t>Il credito acquistato corrisponde a beni o servizi già determinati e fiscalmente identificabili al momento del pagamento. Questa soluzione è applicabile solo quando la natura della prestazione e il trattamento IVA sono già noti alla ricarica.</w:t>
+      </w:r>
+    </w:p>
+    <w:p>
+      <w:pPr>
+        <w:spacing w:before="0" w:after="120"/>
+        <w:jc w:val="left"/>
+      </w:pPr>
+      <w:r>
+        <w:rPr>
+          <w:rFonts w:ascii="PT Sans Narrow" w:hAnsi="PT Sans Narrow" w:cs="PT Sans Narrow" w:eastAsia="PT Sans Narrow"/>
+          <w:b w:val="0"/>
+          <w:i w:val="0"/>
+          <w:color w:val="343A40"/>
+          <w:sz w:val="22"/>
+        </w:rPr>
+        <w:t>Esempio pratico:</w:t>
+      </w:r>
+    </w:p>
+    <w:tbl>
+      <w:tblPr>
+        <w:tblLook w:firstColumn="1" w:firstRow="1" w:lastColumn="0" w:lastRow="0" w:noHBand="0" w:noVBand="1" w:val="04A0"/>
+        <w:tblBorders>
+          <w:top w:val="nil"/>
+          <w:left w:val="nil"/>
+          <w:bottom w:val="nil"/>
+          <w:right w:val="nil"/>
+          <w:insideH w:val="nil"/>
+          <w:insideV w:val="nil"/>
+        </w:tblBorders>
+        <w:tblW w:w="6496" w:type="dxa"/>
+      </w:tblPr>
+      <w:tblGrid>
+        <w:gridCol w:w="4703"/>
+        <w:gridCol w:w="4703"/>
+      </w:tblGrid>
+      <w:tr>
+        <w:tc>
+          <w:tcPr>
+            <w:tcW w:w="433" w:type="dxa"/>
+            <w:shd w:val="clear" w:color="auto" w:fill="E94560"/>
+            <w:tcMar>
+              <w:top w:w="60" w:type="dxa"/>
+              <w:bottom w:w="60" w:type="dxa"/>
+              <w:left w:w="40" w:type="dxa"/>
+              <w:right w:w="40" w:type="dxa"/>
+            </w:tcMar>
+            <w:vAlign w:val="center"/>
+          </w:tcPr>
+          <w:p>
+            <w:pPr>
+              <w:spacing w:before="0" w:after="0"/>
+              <w:jc w:val="center"/>
+            </w:pPr>
+            <w:r>
+              <w:rPr>
+                <w:rFonts w:ascii="PT Sans Narrow" w:hAnsi="PT Sans Narrow" w:cs="PT Sans Narrow" w:eastAsia="PT Sans Narrow"/>
+                <w:b/>
+                <w:i w:val="0"/>
+                <w:color w:val="FFFFFF"/>
+                <w:sz w:val="28"/>
+              </w:rPr>
+              <w:t>1</w:t>
+            </w:r>
+          </w:p>
+        </w:tc>
+        <w:tc>
+          <w:tcPr>
+            <w:tcW w:type="dxa" w:w="4703"/>
+            <w:shd w:val="clear" w:color="auto" w:fill="F0F4F8"/>
+            <w:tcMar>
+              <w:top w:w="60" w:type="dxa"/>
+              <w:bottom w:w="60" w:type="dxa"/>
+              <w:left w:w="100" w:type="dxa"/>
+              <w:right w:w="80" w:type="dxa"/>
+            </w:tcMar>
+          </w:tcPr>
+          <w:p>
+            <w:pPr>
+              <w:spacing w:before="0" w:after="60"/>
+            </w:pPr>
+            <w:r>
+              <w:rPr>
+                <w:rFonts w:ascii="PT Sans Narrow" w:hAnsi="PT Sans Narrow" w:cs="PT Sans Narrow" w:eastAsia="PT Sans Narrow"/>
+                <w:b/>
+                <w:i w:val="0"/>
+                <w:color w:val="16213E"/>
+                <w:sz w:val="22"/>
+              </w:rPr>
+              <w:t>Acquisto pacchetto pasti predefinito</w:t>
+              <w:br/>
+            </w:r>
+            <w:r>
+              <w:rPr>
+                <w:rFonts w:ascii="PT Sans Narrow" w:hAnsi="PT Sans Narrow" w:cs="PT Sans Narrow" w:eastAsia="PT Sans Narrow"/>
+                <w:b w:val="0"/>
+                <w:i w:val="0"/>
+                <w:color w:val="6C757D"/>
+                <w:sz w:val="20"/>
+              </w:rPr>
+              <w:t>Il cliente acquista 10 pasti completi (es. primo + secondo + acqua a prezzo fisso). Natura della prestazione e aliquota IVA sono già note e determinate.</w:t>
+            </w:r>
+          </w:p>
+        </w:tc>
+      </w:tr>
+    </w:tbl>
+    <w:p>
+      <w:pPr>
+        <w:spacing w:after="80"/>
+      </w:pPr>
+    </w:p>
+    <w:tbl>
+      <w:tblPr>
+        <w:tblLook w:firstColumn="1" w:firstRow="1" w:lastColumn="0" w:lastRow="0" w:noHBand="0" w:noVBand="1" w:val="04A0"/>
+        <w:tblBorders>
+          <w:top w:val="nil"/>
+          <w:left w:val="nil"/>
+          <w:bottom w:val="nil"/>
+          <w:right w:val="nil"/>
+          <w:insideH w:val="nil"/>
+          <w:insideV w:val="nil"/>
+        </w:tblBorders>
+        <w:tblW w:w="6496" w:type="dxa"/>
+      </w:tblPr>
+      <w:tblGrid>
+        <w:gridCol w:w="4703"/>
+        <w:gridCol w:w="4703"/>
+      </w:tblGrid>
+      <w:tr>
+        <w:tc>
+          <w:tcPr>
+            <w:tcW w:w="433" w:type="dxa"/>
+            <w:shd w:val="clear" w:color="auto" w:fill="E94560"/>
+            <w:tcMar>
+              <w:top w:w="60" w:type="dxa"/>
+              <w:bottom w:w="60" w:type="dxa"/>
+              <w:left w:w="40" w:type="dxa"/>
+              <w:right w:w="40" w:type="dxa"/>
+            </w:tcMar>
+            <w:vAlign w:val="center"/>
+          </w:tcPr>
+          <w:p>
+            <w:pPr>
+              <w:spacing w:before="0" w:after="0"/>
+              <w:jc w:val="center"/>
+            </w:pPr>
+            <w:r>
+              <w:rPr>
+                <w:rFonts w:ascii="PT Sans Narrow" w:hAnsi="PT Sans Narrow" w:cs="PT Sans Narrow" w:eastAsia="PT Sans Narrow"/>
+                <w:b/>
+                <w:i w:val="0"/>
+                <w:color w:val="FFFFFF"/>
+                <w:sz w:val="28"/>
+              </w:rPr>
+              <w:t>2</w:t>
+            </w:r>
+          </w:p>
+        </w:tc>
+        <w:tc>
+          <w:tcPr>
+            <w:tcW w:type="dxa" w:w="4703"/>
+            <w:shd w:val="clear" w:color="auto" w:fill="F0F4F8"/>
+            <w:tcMar>
+              <w:top w:w="60" w:type="dxa"/>
+              <w:bottom w:w="60" w:type="dxa"/>
+              <w:left w:w="100" w:type="dxa"/>
+              <w:right w:w="80" w:type="dxa"/>
+            </w:tcMar>
+          </w:tcPr>
+          <w:p>
+            <w:pPr>
+              <w:spacing w:before="0" w:after="60"/>
+            </w:pPr>
+            <w:r>
+              <w:rPr>
+                <w:rFonts w:ascii="PT Sans Narrow" w:hAnsi="PT Sans Narrow" w:cs="PT Sans Narrow" w:eastAsia="PT Sans Narrow"/>
+                <w:b/>
+                <w:i w:val="0"/>
+                <w:color w:val="16213E"/>
+                <w:sz w:val="22"/>
+              </w:rPr>
+              <w:t>Emissione scontrino alla ricarica</w:t>
+              <w:br/>
+            </w:r>
+            <w:r>
+              <w:rPr>
+                <w:rFonts w:ascii="PT Sans Narrow" w:hAnsi="PT Sans Narrow" w:cs="PT Sans Narrow" w:eastAsia="PT Sans Narrow"/>
+                <w:b w:val="0"/>
+                <w:i w:val="0"/>
+                <w:color w:val="6C757D"/>
+                <w:sz w:val="20"/>
+              </w:rPr>
+              <w:t>Lo scontrino fiscale viene emesso al momento dell'acquisto del voucher/pacchetto, per l'intero importo versato, con indicazione dell'IVA applicabile.</w:t>
+            </w:r>
+          </w:p>
+        </w:tc>
+      </w:tr>
+    </w:tbl>
+    <w:p>
+      <w:pPr>
+        <w:spacing w:after="80"/>
+      </w:pPr>
+    </w:p>
+    <w:tbl>
+      <w:tblPr>
+        <w:tblLook w:firstColumn="1" w:firstRow="1" w:lastColumn="0" w:lastRow="0" w:noHBand="0" w:noVBand="1" w:val="04A0"/>
+        <w:tblBorders>
+          <w:top w:val="nil"/>
+          <w:left w:val="nil"/>
+          <w:bottom w:val="nil"/>
+          <w:right w:val="nil"/>
+          <w:insideH w:val="nil"/>
+          <w:insideV w:val="nil"/>
+        </w:tblBorders>
+        <w:tblW w:w="6496" w:type="dxa"/>
+      </w:tblPr>
+      <w:tblGrid>
+        <w:gridCol w:w="4703"/>
+        <w:gridCol w:w="4703"/>
+      </w:tblGrid>
+      <w:tr>
+        <w:tc>
+          <w:tcPr>
+            <w:tcW w:w="433" w:type="dxa"/>
+            <w:shd w:val="clear" w:color="auto" w:fill="E94560"/>
+            <w:tcMar>
+              <w:top w:w="60" w:type="dxa"/>
+              <w:bottom w:w="60" w:type="dxa"/>
+              <w:left w:w="40" w:type="dxa"/>
+              <w:right w:w="40" w:type="dxa"/>
+            </w:tcMar>
+            <w:vAlign w:val="center"/>
+          </w:tcPr>
+          <w:p>
+            <w:pPr>
+              <w:spacing w:before="0" w:after="0"/>
+              <w:jc w:val="center"/>
+            </w:pPr>
+            <w:r>
+              <w:rPr>
+                <w:rFonts w:ascii="PT Sans Narrow" w:hAnsi="PT Sans Narrow" w:cs="PT Sans Narrow" w:eastAsia="PT Sans Narrow"/>
+                <w:b/>
+                <w:i w:val="0"/>
+                <w:color w:val="FFFFFF"/>
+                <w:sz w:val="28"/>
+              </w:rPr>
+              <w:t>3</w:t>
+            </w:r>
+          </w:p>
+        </w:tc>
+        <w:tc>
+          <w:tcPr>
+            <w:tcW w:type="dxa" w:w="4703"/>
+            <w:shd w:val="clear" w:color="auto" w:fill="F0F4F8"/>
+            <w:tcMar>
+              <w:top w:w="60" w:type="dxa"/>
+              <w:bottom w:w="60" w:type="dxa"/>
+              <w:left w:w="100" w:type="dxa"/>
+              <w:right w:w="80" w:type="dxa"/>
+            </w:tcMar>
+          </w:tcPr>
+          <w:p>
+            <w:pPr>
+              <w:spacing w:before="0" w:after="60"/>
+            </w:pPr>
+            <w:r>
+              <w:rPr>
+                <w:rFonts w:ascii="PT Sans Narrow" w:hAnsi="PT Sans Narrow" w:cs="PT Sans Narrow" w:eastAsia="PT Sans Narrow"/>
+                <w:b/>
+                <w:i w:val="0"/>
+                <w:color w:val="16213E"/>
+                <w:sz w:val="22"/>
+              </w:rPr>
+              <w:t>Utilizzo senza nuova fiscalizzazione</w:t>
+              <w:br/>
+            </w:r>
+            <w:r>
+              <w:rPr>
+                <w:rFonts w:ascii="PT Sans Narrow" w:hAnsi="PT Sans Narrow" w:cs="PT Sans Narrow" w:eastAsia="PT Sans Narrow"/>
+                <w:b w:val="0"/>
+                <w:i w:val="0"/>
+                <w:color w:val="6C757D"/>
+                <w:sz w:val="20"/>
+              </w:rPr>
+              <w:t>I pasti successivi vengono erogati senza emettere ulteriori documenti commerciali, poiché la vendita era già stata registrata e fiscalizzata integralmente.</w:t>
+            </w:r>
+          </w:p>
+        </w:tc>
+      </w:tr>
+    </w:tbl>
+    <w:p>
+      <w:pPr>
+        <w:spacing w:after="80"/>
+      </w:pPr>
+    </w:p>
+    <w:tbl>
+      <w:tblPr>
+        <w:tblLook w:firstColumn="1" w:firstRow="1" w:lastColumn="0" w:lastRow="0" w:noHBand="0" w:noVBand="1" w:val="04A0"/>
+        <w:tblBorders>
+          <w:top w:val="nil"/>
+          <w:left w:val="nil"/>
+          <w:bottom w:val="nil"/>
+          <w:right w:val="nil"/>
+          <w:insideH w:val="nil"/>
+          <w:insideV w:val="nil"/>
+        </w:tblBorders>
+        <w:tblW w:w="6496" w:type="dxa"/>
+      </w:tblPr>
+      <w:tblGrid>
+        <w:gridCol w:w="9406"/>
+      </w:tblGrid>
+      <w:tr>
+        <w:tc>
+          <w:tcPr>
+            <w:tcW w:type="dxa" w:w="9406"/>
+            <w:shd w:val="clear" w:color="auto" w:fill="EBF5FB"/>
+            <w:tcBorders>
+              <w:top w:val="single" w:sz="8" w:color="FFFFFF" w:space="0"/>
+              <w:bottom w:val="single" w:sz="8" w:color="FFFFFF" w:space="0"/>
+              <w:left w:val="single" w:sz="8" w:color="0F3460" w:space="0"/>
+              <w:right w:val="single" w:sz="8" w:color="FFFFFF" w:space="0"/>
+            </w:tcBorders>
+            <w:tcMar>
+              <w:top w:w="80" w:type="dxa"/>
+              <w:bottom w:w="80" w:type="dxa"/>
+              <w:left w:w="120" w:type="dxa"/>
+              <w:right w:w="80" w:type="dxa"/>
+            </w:tcMar>
+          </w:tcPr>
+          <w:p>
+            <w:pPr>
+              <w:spacing w:before="0" w:after="0"/>
+            </w:pPr>
+            <w:r>
+              <w:rPr>
+                <w:rFonts w:ascii="PT Sans Narrow" w:hAnsi="PT Sans Narrow" w:cs="PT Sans Narrow" w:eastAsia="PT Sans Narrow"/>
+                <w:b/>
+                <w:i w:val="0"/>
+                <w:color w:val="0F3460"/>
+                <w:sz w:val="20"/>
+              </w:rPr>
+              <w:t xml:space="preserve">💡  Quando NON applicare la Soluzione 2:  </w:t>
+            </w:r>
+            <w:r>
+              <w:rPr>
+                <w:rFonts w:ascii="PT Sans Narrow" w:hAnsi="PT Sans Narrow" w:cs="PT Sans Narrow" w:eastAsia="PT Sans Narrow"/>
+                <w:b w:val="0"/>
+                <w:i w:val="0"/>
+                <w:color w:val="16213E"/>
+                <w:sz w:val="20"/>
+              </w:rPr>
+              <w:t>Questa soluzione è applicabile solo quando prodotti, quantità e aliquota IVA sono predeterminati. Non è adatta a bar con menu variabile o credito a utilizzo libero.</w:t>
+            </w:r>
+          </w:p>
+        </w:tc>
+      </w:tr>
+    </w:tbl>
+    <w:p>
+      <w:pPr>
+        <w:spacing w:after="160"/>
+      </w:pPr>
+    </w:p>
+    <w:p>
+      <w:pPr>
+        <w:spacing w:before="240" w:after="80"/>
+      </w:pPr>
+      <w:r>
+        <w:rPr>
+          <w:rFonts w:ascii="PT Sans Narrow" w:hAnsi="PT Sans Narrow" w:cs="PT Sans Narrow" w:eastAsia="PT Sans Narrow"/>
+          <w:b/>
+          <w:i w:val="0"/>
+          <w:color w:val="16213E"/>
+          <w:sz w:val="26"/>
+        </w:rPr>
+        <w:t>Flusso operativo a confronto</w:t>
+      </w:r>
+    </w:p>
+    <w:tbl>
+      <w:tblPr>
+        <w:tblLook w:firstColumn="1" w:firstRow="1" w:lastColumn="0" w:lastRow="0" w:noHBand="0" w:noVBand="1" w:val="04A0"/>
+        <w:tblW w:w="6496" w:type="dxa"/>
+      </w:tblPr>
+      <w:tblGrid>
+        <w:gridCol w:w="1881"/>
+        <w:gridCol w:w="1881"/>
+        <w:gridCol w:w="1881"/>
+        <w:gridCol w:w="1881"/>
+        <w:gridCol w:w="1881"/>
+      </w:tblGrid>
+      <w:tr>
+        <w:tc>
+          <w:tcPr>
+            <w:tcW w:type="dxa" w:w="1881"/>
+            <w:shd w:val="clear" w:color="auto" w:fill="0F3460"/>
+            <w:tcBorders>
+              <w:top w:val="nil"/>
+              <w:bottom w:val="nil"/>
+              <w:left w:val="nil"/>
+              <w:right w:val="single" w:sz="8" w:color="16213E" w:space="0"/>
+            </w:tcBorders>
+            <w:tcMar>
+              <w:top w:w="100" w:type="dxa"/>
+              <w:bottom w:w="100" w:type="dxa"/>
+              <w:left w:w="80" w:type="dxa"/>
+              <w:right w:w="80" w:type="dxa"/>
+            </w:tcMar>
+          </w:tcPr>
+          <w:p>
+            <w:pPr>
+              <w:spacing w:before="0" w:after="80"/>
+              <w:jc w:val="center"/>
+            </w:pPr>
+            <w:r>
+              <w:rPr>
+                <w:rFonts w:ascii="PT Sans Narrow" w:hAnsi="PT Sans Narrow" w:cs="PT Sans Narrow" w:eastAsia="PT Sans Narrow"/>
+                <w:b w:val="0"/>
+                <w:i w:val="0"/>
+                <w:sz w:val="36"/>
+              </w:rPr>
+              <w:t>💳</w:t>
+              <w:br/>
+            </w:r>
+            <w:r>
+              <w:rPr>
+                <w:rFonts w:ascii="PT Sans Narrow" w:hAnsi="PT Sans Narrow" w:cs="PT Sans Narrow" w:eastAsia="PT Sans Narrow"/>
+                <w:b/>
+                <w:i w:val="0"/>
+                <w:color w:val="FFFFFF"/>
+                <w:sz w:val="20"/>
+              </w:rPr>
+              <w:t>Ricarica wallet</w:t>
+              <w:br/>
+            </w:r>
+            <w:r>
+              <w:rPr>
+                <w:rFonts w:ascii="PT Sans Narrow" w:hAnsi="PT Sans Narrow" w:cs="PT Sans Narrow" w:eastAsia="PT Sans Narrow"/>
+                <w:b w:val="0"/>
+                <w:i w:val="0"/>
+                <w:color w:val="B0C4D8"/>
+                <w:sz w:val="18"/>
+              </w:rPr>
+              <w:t>Cliente versa il credito</w:t>
+            </w:r>
+          </w:p>
+        </w:tc>
+        <w:tc>
+          <w:tcPr>
+            <w:tcW w:type="dxa" w:w="1881"/>
+            <w:shd w:val="clear" w:color="auto" w:fill="1A2E50"/>
+            <w:tcBorders>
+              <w:top w:val="nil"/>
+              <w:bottom w:val="nil"/>
+              <w:left w:val="nil"/>
+              <w:right w:val="single" w:sz="8" w:color="16213E" w:space="0"/>
+            </w:tcBorders>
+            <w:tcMar>
+              <w:top w:w="100" w:type="dxa"/>
+              <w:bottom w:w="100" w:type="dxa"/>
+              <w:left w:w="80" w:type="dxa"/>
+              <w:right w:w="80" w:type="dxa"/>
+            </w:tcMar>
+          </w:tcPr>
+          <w:p>
+            <w:pPr>
+              <w:spacing w:before="0" w:after="80"/>
+              <w:jc w:val="center"/>
+            </w:pPr>
+            <w:r>
+              <w:rPr>
+                <w:rFonts w:ascii="PT Sans Narrow" w:hAnsi="PT Sans Narrow" w:cs="PT Sans Narrow" w:eastAsia="PT Sans Narrow"/>
+                <w:b w:val="0"/>
+                <w:i w:val="0"/>
+                <w:sz w:val="36"/>
+              </w:rPr>
+              <w:t>🧾</w:t>
+              <w:br/>
+            </w:r>
+            <w:r>
+              <w:rPr>
+                <w:rFonts w:ascii="PT Sans Narrow" w:hAnsi="PT Sans Narrow" w:cs="PT Sans Narrow" w:eastAsia="PT Sans Narrow"/>
+                <w:b/>
+                <w:i w:val="0"/>
+                <w:color w:val="FFFFFF"/>
+                <w:sz w:val="20"/>
+              </w:rPr>
+              <w:t>→ Scontrino?</w:t>
+              <w:br/>
+            </w:r>
+            <w:r>
+              <w:rPr>
+                <w:rFonts w:ascii="PT Sans Narrow" w:hAnsi="PT Sans Narrow" w:cs="PT Sans Narrow" w:eastAsia="PT Sans Narrow"/>
+                <w:b w:val="0"/>
+                <w:i w:val="0"/>
+                <w:color w:val="B0C4D8"/>
+                <w:sz w:val="18"/>
+              </w:rPr>
+              <w:t>Sol. 1: NO</w:t>
+              <w:br/>
+              <w:t>Sol. 2: SÌ (immediato)</w:t>
+            </w:r>
+          </w:p>
+        </w:tc>
+        <w:tc>
+          <w:tcPr>
+            <w:tcW w:type="dxa" w:w="1881"/>
+            <w:shd w:val="clear" w:color="auto" w:fill="0F3460"/>
+            <w:tcBorders>
+              <w:top w:val="nil"/>
+              <w:bottom w:val="nil"/>
+              <w:left w:val="nil"/>
+              <w:right w:val="single" w:sz="8" w:color="16213E" w:space="0"/>
+            </w:tcBorders>
+            <w:tcMar>
+              <w:top w:w="100" w:type="dxa"/>
+              <w:bottom w:w="100" w:type="dxa"/>
+              <w:left w:w="80" w:type="dxa"/>
+              <w:right w:w="80" w:type="dxa"/>
+            </w:tcMar>
+          </w:tcPr>
+          <w:p>
+            <w:pPr>
+              <w:spacing w:before="0" w:after="80"/>
+              <w:jc w:val="center"/>
+            </w:pPr>
+            <w:r>
+              <w:rPr>
+                <w:rFonts w:ascii="PT Sans Narrow" w:hAnsi="PT Sans Narrow" w:cs="PT Sans Narrow" w:eastAsia="PT Sans Narrow"/>
+                <w:b w:val="0"/>
+                <w:i w:val="0"/>
+                <w:sz w:val="36"/>
+              </w:rPr>
+              <w:t>🍽️</w:t>
+              <w:br/>
+            </w:r>
+            <w:r>
+              <w:rPr>
+                <w:rFonts w:ascii="PT Sans Narrow" w:hAnsi="PT Sans Narrow" w:cs="PT Sans Narrow" w:eastAsia="PT Sans Narrow"/>
+                <w:b/>
+                <w:i w:val="0"/>
+                <w:color w:val="FFFFFF"/>
+                <w:sz w:val="20"/>
+              </w:rPr>
+              <w:t>Consumo / acquisto</w:t>
+              <w:br/>
+            </w:r>
+            <w:r>
+              <w:rPr>
+                <w:rFonts w:ascii="PT Sans Narrow" w:hAnsi="PT Sans Narrow" w:cs="PT Sans Narrow" w:eastAsia="PT Sans Narrow"/>
+                <w:b w:val="0"/>
+                <w:i w:val="0"/>
+                <w:color w:val="B0C4D8"/>
+                <w:sz w:val="18"/>
+              </w:rPr>
+              <w:t>Credito scalato da wallet</w:t>
+            </w:r>
+          </w:p>
+        </w:tc>
+        <w:tc>
+          <w:tcPr>
+            <w:tcW w:type="dxa" w:w="1881"/>
+            <w:shd w:val="clear" w:color="auto" w:fill="1A2E50"/>
+            <w:tcBorders>
+              <w:top w:val="nil"/>
+              <w:bottom w:val="nil"/>
+              <w:left w:val="nil"/>
+              <w:right w:val="single" w:sz="8" w:color="16213E" w:space="0"/>
+            </w:tcBorders>
+            <w:tcMar>
+              <w:top w:w="100" w:type="dxa"/>
+              <w:bottom w:w="100" w:type="dxa"/>
+              <w:left w:w="80" w:type="dxa"/>
+              <w:right w:w="80" w:type="dxa"/>
+            </w:tcMar>
+          </w:tcPr>
+          <w:p>
+            <w:pPr>
+              <w:spacing w:before="0" w:after="80"/>
+              <w:jc w:val="center"/>
+            </w:pPr>
+            <w:r>
+              <w:rPr>
+                <w:rFonts w:ascii="PT Sans Narrow" w:hAnsi="PT Sans Narrow" w:cs="PT Sans Narrow" w:eastAsia="PT Sans Narrow"/>
+                <w:b w:val="0"/>
+                <w:i w:val="0"/>
+                <w:sz w:val="36"/>
+              </w:rPr>
+              <w:t>🧾</w:t>
+              <w:br/>
+            </w:r>
+            <w:r>
+              <w:rPr>
+                <w:rFonts w:ascii="PT Sans Narrow" w:hAnsi="PT Sans Narrow" w:cs="PT Sans Narrow" w:eastAsia="PT Sans Narrow"/>
+                <w:b/>
+                <w:i w:val="0"/>
+                <w:color w:val="FFFFFF"/>
+                <w:sz w:val="20"/>
+              </w:rPr>
+              <w:t>→ Scontrino?</w:t>
+              <w:br/>
+            </w:r>
+            <w:r>
+              <w:rPr>
+                <w:rFonts w:ascii="PT Sans Narrow" w:hAnsi="PT Sans Narrow" w:cs="PT Sans Narrow" w:eastAsia="PT Sans Narrow"/>
+                <w:b w:val="0"/>
+                <w:i w:val="0"/>
+                <w:color w:val="B0C4D8"/>
+                <w:sz w:val="18"/>
+              </w:rPr>
+              <w:t>Sol. 1: SÌ (obbligatorio)</w:t>
+              <w:br/>
+              <w:t>Sol. 2: NO</w:t>
+            </w:r>
+          </w:p>
+        </w:tc>
+        <w:tc>
+          <w:tcPr>
+            <w:tcW w:type="dxa" w:w="1881"/>
+            <w:shd w:val="clear" w:color="auto" w:fill="0F3460"/>
+            <w:tcBorders>
+              <w:top w:val="nil"/>
+              <w:bottom w:val="nil"/>
+              <w:left w:val="nil"/>
+              <w:right w:val="single" w:sz="8" w:color="16213E" w:space="0"/>
+            </w:tcBorders>
+            <w:tcMar>
+              <w:top w:w="100" w:type="dxa"/>
+              <w:bottom w:w="100" w:type="dxa"/>
+              <w:left w:w="80" w:type="dxa"/>
+              <w:right w:w="80" w:type="dxa"/>
+            </w:tcMar>
+          </w:tcPr>
+          <w:p>
+            <w:pPr>
+              <w:spacing w:before="0" w:after="80"/>
+              <w:jc w:val="center"/>
+            </w:pPr>
+            <w:r>
+              <w:rPr>
+                <w:rFonts w:ascii="PT Sans Narrow" w:hAnsi="PT Sans Narrow" w:cs="PT Sans Narrow" w:eastAsia="PT Sans Narrow"/>
+                <w:b w:val="0"/>
+                <w:i w:val="0"/>
+                <w:sz w:val="36"/>
+              </w:rPr>
+              <w:t>✅</w:t>
+              <w:br/>
+            </w:r>
+            <w:r>
+              <w:rPr>
+                <w:rFonts w:ascii="PT Sans Narrow" w:hAnsi="PT Sans Narrow" w:cs="PT Sans Narrow" w:eastAsia="PT Sans Narrow"/>
+                <w:b/>
+                <w:i w:val="0"/>
+                <w:color w:val="FFFFFF"/>
+                <w:sz w:val="20"/>
+              </w:rPr>
+              <w:t>Chiusura</w:t>
+              <w:br/>
+            </w:r>
+            <w:r>
+              <w:rPr>
+                <w:rFonts w:ascii="PT Sans Narrow" w:hAnsi="PT Sans Narrow" w:cs="PT Sans Narrow" w:eastAsia="PT Sans Narrow"/>
+                <w:b w:val="0"/>
+                <w:i w:val="0"/>
+                <w:color w:val="B0C4D8"/>
+                <w:sz w:val="18"/>
+              </w:rPr>
+              <w:t>Credito azzerato o esaurito</w:t>
+            </w:r>
+          </w:p>
+        </w:tc>
+      </w:tr>
+    </w:tbl>
+    <w:p>
+      <w:pPr>
+        <w:spacing w:after="160"/>
+      </w:pPr>
+    </w:p>
+    <w:tbl>
+      <w:tblPr>
+        <w:tblLook w:firstColumn="1" w:firstRow="1" w:lastColumn="0" w:lastRow="0" w:noHBand="0" w:noVBand="1" w:val="04A0"/>
+        <w:tblBorders>
+          <w:top w:val="nil"/>
+          <w:left w:val="nil"/>
+          <w:bottom w:val="nil"/>
+          <w:right w:val="nil"/>
+          <w:insideH w:val="nil"/>
+          <w:insideV w:val="nil"/>
+        </w:tblBorders>
+        <w:tblW w:w="6496" w:type="dxa"/>
+      </w:tblPr>
+      <w:tblGrid>
+        <w:gridCol w:w="9406"/>
+      </w:tblGrid>
+      <w:tr>
+        <w:tc>
+          <w:tcPr>
+            <w:tcW w:type="dxa" w:w="9406"/>
+            <w:shd w:val="clear" w:color="auto" w:fill="EBF5FB"/>
+            <w:tcBorders>
+              <w:top w:val="single" w:sz="8" w:color="FFFFFF" w:space="0"/>
+              <w:bottom w:val="single" w:sz="8" w:color="FFFFFF" w:space="0"/>
+              <w:left w:val="single" w:sz="8" w:color="0F3460" w:space="0"/>
+              <w:right w:val="single" w:sz="8" w:color="FFFFFF" w:space="0"/>
+            </w:tcBorders>
+            <w:tcMar>
+              <w:top w:w="80" w:type="dxa"/>
+              <w:bottom w:w="80" w:type="dxa"/>
+              <w:left w:w="120" w:type="dxa"/>
+              <w:right w:w="80" w:type="dxa"/>
+            </w:tcMar>
+          </w:tcPr>
+          <w:p>
+            <w:pPr>
+              <w:spacing w:before="0" w:after="0"/>
+            </w:pPr>
+            <w:r>
+              <w:rPr>
+                <w:rFonts w:ascii="PT Sans Narrow" w:hAnsi="PT Sans Narrow" w:cs="PT Sans Narrow" w:eastAsia="PT Sans Narrow"/>
+                <w:b/>
+                <w:i w:val="0"/>
+                <w:color w:val="0F3460"/>
+                <w:sz w:val="20"/>
+              </w:rPr>
+              <w:t xml:space="preserve">💡  Registro transazioni QuickLunch:  </w:t>
+            </w:r>
+            <w:r>
+              <w:rPr>
+                <w:rFonts w:ascii="PT Sans Narrow" w:hAnsi="PT Sans Narrow" w:cs="PT Sans Narrow" w:eastAsia="PT Sans Narrow"/>
+                <w:b w:val="0"/>
+                <w:i w:val="0"/>
+                <w:color w:val="16213E"/>
+                <w:sz w:val="20"/>
+              </w:rPr>
+              <w:t>Indipendentemente dalla soluzione adottata, QuickLunch conserva lo storico completo di tutte le ricariche e transazioni. Questo registro è utile per le verifiche fiscali e per la riconciliazione con il registratore di cassa.</w:t>
             </w:r>
           </w:p>
         </w:tc>

--- a/docs/manuale_proprietario.docx
+++ b/docs/manuale_proprietario.docx
@@ -13204,7 +13204,7 @@
           <w:color w:val="343A40"/>
           <w:sz w:val="22"/>
         </w:rPr>
-        <w:t>Il cliente sceglie tra Panino o Insalata. Ogni opzione mostra il prezzo di partenza e una breve descrizione degli ingredienti che potrà personalizzare nei passi successivi.</w:t>
+        <w:t>Il cliente sceglie tra Panino, Insalata o Poke Bowl. Ogni opzione mostra il prezzo di partenza e una breve descrizione degli ingredienti che potrà personalizzare nei passi successivi.</w:t>
       </w:r>
     </w:p>
     <w:tbl>
@@ -13257,7 +13257,7 @@
                 <w:color w:val="90B8D8"/>
                 <w:sz w:val="16"/>
               </w:rPr>
-              <w:t>app.bsrpranzo.it/t/bar-centrale/builder/visual</w:t>
+              <w:t>app.quicklunch.it/t/bar-centrale/builder/visual</w:t>
             </w:r>
           </w:p>
         </w:tc>
@@ -13315,13 +13315,14 @@
               </w:tblBorders>
             </w:tblPr>
             <w:tblGrid>
-              <w:gridCol w:w="4703"/>
-              <w:gridCol w:w="4703"/>
+              <w:gridCol w:w="3135"/>
+              <w:gridCol w:w="3135"/>
+              <w:gridCol w:w="3135"/>
             </w:tblGrid>
             <w:tr>
               <w:tc>
                 <w:tcPr>
-                  <w:tcW w:type="dxa" w:w="4703"/>
+                  <w:tcW w:type="dxa" w:w="3135"/>
                   <w:shd w:val="clear" w:color="auto" w:fill="FFF5F7"/>
                   <w:tcBorders>
                     <w:top w:val="single" w:sz="12" w:color="E94560" w:space="0"/>
@@ -13332,8 +13333,8 @@
                   <w:tcMar>
                     <w:top w:w="100" w:type="dxa"/>
                     <w:bottom w:w="100" w:type="dxa"/>
-                    <w:left w:w="80" w:type="dxa"/>
-                    <w:right w:w="80" w:type="dxa"/>
+                    <w:left w:w="60" w:type="dxa"/>
+                    <w:right w:w="60" w:type="dxa"/>
                   </w:tcMar>
                 </w:tcPr>
                 <w:p>
@@ -13346,7 +13347,7 @@
                       <w:rFonts w:ascii="PT Sans Narrow" w:hAnsi="PT Sans Narrow" w:cs="PT Sans Narrow" w:eastAsia="PT Sans Narrow"/>
                       <w:b w:val="0"/>
                       <w:i w:val="0"/>
-                      <w:sz w:val="48"/>
+                      <w:sz w:val="44"/>
                     </w:rPr>
                     <w:t>🥪</w:t>
                     <w:br/>
@@ -13357,7 +13358,7 @@
                       <w:b/>
                       <w:i w:val="0"/>
                       <w:color w:val="16213E"/>
-                      <w:sz w:val="26"/>
+                      <w:sz w:val="22"/>
                     </w:rPr>
                     <w:t>PANINO</w:t>
                     <w:br/>
@@ -13368,7 +13369,7 @@
                       <w:b w:val="0"/>
                       <w:i w:val="0"/>
                       <w:color w:val="6C757D"/>
-                      <w:sz w:val="16"/>
+                      <w:sz w:val="14"/>
                     </w:rPr>
                     <w:t>Pane · Proteina · Verdure · Salse</w:t>
                     <w:br/>
@@ -13387,7 +13388,7 @@
               </w:tc>
               <w:tc>
                 <w:tcPr>
-                  <w:tcW w:type="dxa" w:w="4703"/>
+                  <w:tcW w:type="dxa" w:w="3135"/>
                   <w:shd w:val="clear" w:color="auto" w:fill="F0FFF4"/>
                   <w:tcBorders>
                     <w:top w:val="single" w:sz="12" w:color="28A745" w:space="0"/>
@@ -13398,8 +13399,8 @@
                   <w:tcMar>
                     <w:top w:w="100" w:type="dxa"/>
                     <w:bottom w:w="100" w:type="dxa"/>
-                    <w:left w:w="80" w:type="dxa"/>
-                    <w:right w:w="80" w:type="dxa"/>
+                    <w:left w:w="60" w:type="dxa"/>
+                    <w:right w:w="60" w:type="dxa"/>
                   </w:tcMar>
                 </w:tcPr>
                 <w:p>
@@ -13412,7 +13413,7 @@
                       <w:rFonts w:ascii="PT Sans Narrow" w:hAnsi="PT Sans Narrow" w:cs="PT Sans Narrow" w:eastAsia="PT Sans Narrow"/>
                       <w:b w:val="0"/>
                       <w:i w:val="0"/>
-                      <w:sz w:val="48"/>
+                      <w:sz w:val="44"/>
                     </w:rPr>
                     <w:t>🥗</w:t>
                     <w:br/>
@@ -13423,7 +13424,7 @@
                       <w:b/>
                       <w:i w:val="0"/>
                       <w:color w:val="16213E"/>
-                      <w:sz w:val="26"/>
+                      <w:sz w:val="22"/>
                     </w:rPr>
                     <w:t>INSALATA</w:t>
                     <w:br/>
@@ -13434,7 +13435,7 @@
                       <w:b w:val="0"/>
                       <w:i w:val="0"/>
                       <w:color w:val="6C757D"/>
-                      <w:sz w:val="16"/>
+                      <w:sz w:val="14"/>
                     </w:rPr>
                     <w:t>Base · Proteina · Verdure · Condimento</w:t>
                     <w:br/>
@@ -13448,6 +13449,72 @@
                       <w:sz w:val="18"/>
                     </w:rPr>
                     <w:t>da 3.00 €</w:t>
+                  </w:r>
+                </w:p>
+              </w:tc>
+              <w:tc>
+                <w:tcPr>
+                  <w:tcW w:type="dxa" w:w="3135"/>
+                  <w:shd w:val="clear" w:color="auto" w:fill="EBF8FC"/>
+                  <w:tcBorders>
+                    <w:top w:val="single" w:sz="12" w:color="00B4D8" w:space="0"/>
+                    <w:bottom w:val="single" w:sz="12" w:color="00B4D8" w:space="0"/>
+                    <w:left w:val="single" w:sz="12" w:color="00B4D8" w:space="0"/>
+                    <w:right w:val="single" w:sz="12" w:color="00B4D8" w:space="0"/>
+                  </w:tcBorders>
+                  <w:tcMar>
+                    <w:top w:w="100" w:type="dxa"/>
+                    <w:bottom w:w="100" w:type="dxa"/>
+                    <w:left w:w="60" w:type="dxa"/>
+                    <w:right w:w="60" w:type="dxa"/>
+                  </w:tcMar>
+                </w:tcPr>
+                <w:p>
+                  <w:pPr>
+                    <w:spacing w:before="0" w:after="120"/>
+                    <w:jc w:val="center"/>
+                  </w:pPr>
+                  <w:r>
+                    <w:rPr>
+                      <w:rFonts w:ascii="PT Sans Narrow" w:hAnsi="PT Sans Narrow" w:cs="PT Sans Narrow" w:eastAsia="PT Sans Narrow"/>
+                      <w:b w:val="0"/>
+                      <w:i w:val="0"/>
+                      <w:sz w:val="44"/>
+                    </w:rPr>
+                    <w:t>🍱</w:t>
+                    <w:br/>
+                  </w:r>
+                  <w:r>
+                    <w:rPr>
+                      <w:rFonts w:ascii="PT Sans Narrow" w:hAnsi="PT Sans Narrow" w:cs="PT Sans Narrow" w:eastAsia="PT Sans Narrow"/>
+                      <w:b/>
+                      <w:i w:val="0"/>
+                      <w:color w:val="16213E"/>
+                      <w:sz w:val="22"/>
+                    </w:rPr>
+                    <w:t>POKE BOWL</w:t>
+                    <w:br/>
+                  </w:r>
+                  <w:r>
+                    <w:rPr>
+                      <w:rFonts w:ascii="PT Sans Narrow" w:hAnsi="PT Sans Narrow" w:cs="PT Sans Narrow" w:eastAsia="PT Sans Narrow"/>
+                      <w:b w:val="0"/>
+                      <w:i w:val="0"/>
+                      <w:color w:val="6C757D"/>
+                      <w:sz w:val="14"/>
+                    </w:rPr>
+                    <w:t>Base riso · Proteina · Verdure · Salsa fusion</w:t>
+                    <w:br/>
+                  </w:r>
+                  <w:r>
+                    <w:rPr>
+                      <w:rFonts w:ascii="PT Sans Narrow" w:hAnsi="PT Sans Narrow" w:cs="PT Sans Narrow" w:eastAsia="PT Sans Narrow"/>
+                      <w:b/>
+                      <w:i w:val="0"/>
+                      <w:color w:val="00B4D8"/>
+                      <w:sz w:val="18"/>
+                    </w:rPr>
+                    <w:t>da 4.00 €</w:t>
                   </w:r>
                 </w:p>
               </w:tc>
